--- a/Отчет_ПЗ2_Telco_Churn.docx
+++ b/Отчет_ПЗ2_Telco_Churn.docx
@@ -4,8 +4,7 @@
   <w:body>
     <w:p>
       <w:pPr>
-        <w:pStyle w:val="Title"/>
-        <w:spacing w:after="240"/>
+        <w:spacing w:after="120"/>
         <w:jc w:val="center"/>
       </w:pPr>
       <w:r>
@@ -13,29 +12,15 @@
           <w:rFonts w:ascii="Arial" w:hAnsi="Arial" w:cs="Arial"/>
           <w:b/>
           <w:color w:val="000000"/>
-          <w:sz w:val="36"/>
+          <w:sz w:val="34"/>
         </w:rPr>
         <w:t>Отчёт по практическому занятию 2</w:t>
       </w:r>
     </w:p>
     <w:p>
       <w:pPr>
-        <w:spacing w:after="400"/>
+        <w:spacing w:after="280"/>
         <w:jc w:val="center"/>
-      </w:pPr>
-      <w:r>
-        <w:rPr>
-          <w:rFonts w:ascii="Arial" w:hAnsi="Arial" w:cs="Arial"/>
-          <w:b w:val="0"/>
-          <w:color w:val="000000"/>
-          <w:sz w:val="24"/>
-        </w:rPr>
-        <w:t>Прогнозирование оттока клиентов телеком оператора</w:t>
-      </w:r>
-    </w:p>
-    <w:p>
-      <w:pPr>
-        <w:spacing w:after="140" w:line="276" w:lineRule="auto"/>
       </w:pPr>
       <w:r>
         <w:rPr>
@@ -44,122 +29,50 @@
           <w:color w:val="000000"/>
           <w:sz w:val="22"/>
         </w:rPr>
-        <w:t>В работе построена модель для прогноза оттока клиентов оператора связи. Использован датасет Telco Customer Churn от IBM: 7043 клиента и 21 исходный столбец. Основная модель CatBoost обучена внутри Pipeline вместе с предобработкой признаков. На тестовой выборке она получила ROC-AUC 0.8466.</w:t>
+        <w:t>Прогнозирование оттока клиентов телеком оператора</w:t>
       </w:r>
     </w:p>
     <w:p>
       <w:pPr>
-        <w:spacing w:after="140" w:line="276" w:lineRule="auto"/>
+        <w:spacing w:after="120" w:line="264" w:lineRule="auto"/>
       </w:pPr>
       <w:r>
         <w:rPr>
           <w:rFonts w:ascii="Arial" w:hAnsi="Arial" w:cs="Arial"/>
           <w:b w:val="0"/>
           <w:color w:val="000000"/>
-          <w:sz w:val="22"/>
+          <w:sz w:val="21"/>
         </w:rPr>
-        <w:t>Источник данных: https://raw.githubusercontent.com/plotly/datasets/master/telco-customer-churn-by-IBM.csv</w:t>
+        <w:t>Датасет Telco Customer Churn: 7043 клиента. Целевая переменная - Churn. Доля ушедших клиентов - 26.5%.</w:t>
       </w:r>
     </w:p>
     <w:p>
       <w:pPr>
-        <w:pStyle w:val="Heading1"/>
-        <w:spacing w:before="240" w:after="100"/>
+        <w:keepNext/>
+        <w:spacing w:before="200" w:after="80"/>
       </w:pPr>
       <w:r>
         <w:rPr>
           <w:rFonts w:ascii="Arial" w:hAnsi="Arial" w:cs="Arial"/>
           <w:b/>
           <w:color w:val="000000"/>
-          <w:sz w:val="28"/>
+          <w:sz w:val="26"/>
         </w:rPr>
-        <w:t>1 Данные и подготовка</w:t>
+        <w:t>Подготовка и CatBoost</w:t>
       </w:r>
     </w:p>
     <w:p>
       <w:pPr>
-        <w:spacing w:after="140" w:line="276" w:lineRule="auto"/>
+        <w:spacing w:after="120" w:line="264" w:lineRule="auto"/>
       </w:pPr>
       <w:r>
         <w:rPr>
           <w:rFonts w:ascii="Arial" w:hAnsi="Arial" w:cs="Arial"/>
           <w:b w:val="0"/>
           <w:color w:val="000000"/>
-          <w:sz w:val="22"/>
+          <w:sz w:val="21"/>
         </w:rPr>
-        <w:t>Целевая переменная - Churn: 1 означает, что клиент ушёл, 0 - что остался. Доля ушедших клиентов составила 26.5%, поэтому классы несбалансированы. В столбце TotalCharges было 11 пустых значений; после приведения к числу они заполнены нулями. Идентификатор customerID исключён из признаков, так как он уникален для каждого клиента.</w:t>
-      </w:r>
-    </w:p>
-    <w:p>
-      <w:pPr>
-        <w:spacing w:after="140" w:line="276" w:lineRule="auto"/>
-      </w:pPr>
-      <w:r>
-        <w:rPr>
-          <w:rFonts w:ascii="Arial" w:hAnsi="Arial" w:cs="Arial"/>
-          <w:b w:val="0"/>
-          <w:color w:val="000000"/>
-          <w:sz w:val="22"/>
-        </w:rPr>
-        <w:t>Данные разделены на обучающую и тестовую части в пропорции 80/20 с параметром stratify=y. Так в обеих выборках сохранилась доля оттока около 26.5%. В качестве численных признаков использованы SeniorCitizen, tenure, MonthlyCharges и TotalCharges; остальные 15 признаков являются категориальными.</w:t>
-      </w:r>
-    </w:p>
-    <w:p>
-      <w:pPr>
-        <w:pStyle w:val="Heading1"/>
-        <w:spacing w:before="240" w:after="100"/>
-      </w:pPr>
-      <w:r>
-        <w:rPr>
-          <w:rFonts w:ascii="Arial" w:hAnsi="Arial" w:cs="Arial"/>
-          <w:b/>
-          <w:color w:val="000000"/>
-          <w:sz w:val="28"/>
-        </w:rPr>
-        <w:t>2 Модель и кросс валидация</w:t>
-      </w:r>
-    </w:p>
-    <w:p>
-      <w:pPr>
-        <w:spacing w:after="140" w:line="276" w:lineRule="auto"/>
-      </w:pPr>
-      <w:r>
-        <w:rPr>
-          <w:rFonts w:ascii="Arial" w:hAnsi="Arial" w:cs="Arial"/>
-          <w:b w:val="0"/>
-          <w:color w:val="000000"/>
-          <w:sz w:val="22"/>
-        </w:rPr>
-        <w:t>Для численных признаков в ColumnTransformer использован StandardScaler, для категориальных - OneHotEncoder с handle_unknown=ignore. Далее ColumnTransformer и CatBoostClassifier объединены в Pipeline. Такая схема исключает утечку данных: преобразования обучаются только на train-части каждого фолда.</w:t>
-      </w:r>
-    </w:p>
-    <w:p>
-      <w:pPr>
-        <w:spacing w:after="140" w:line="276" w:lineRule="auto"/>
-      </w:pPr>
-      <w:r>
-        <w:rPr>
-          <w:rFonts w:ascii="Arial" w:hAnsi="Arial" w:cs="Arial"/>
-          <w:b w:val="0"/>
-          <w:color w:val="000000"/>
-          <w:sz w:val="22"/>
-        </w:rPr>
-        <w:t>Подбор параметров выполнен через GridSearchCV с трёхкратной стратифицированной кросс-валидацией и метрикой ROC-AUC. Проверялись depth = 4 и 6, а также learning_rate = 0.05 и 0.1. Лучший вариант: depth = 4, learning_rate = 0.05. Средний ROC-AUC на кросс-валидации равен 0.8496.</w:t>
-      </w:r>
-    </w:p>
-    <w:p>
-      <w:pPr>
-        <w:pStyle w:val="Heading1"/>
-        <w:spacing w:before="240" w:after="100"/>
-      </w:pPr>
-      <w:r>
-        <w:rPr>
-          <w:rFonts w:ascii="Arial" w:hAnsi="Arial" w:cs="Arial"/>
-          <w:b/>
-          <w:color w:val="000000"/>
-          <w:sz w:val="28"/>
-        </w:rPr>
-        <w:t>3 Результат CatBoost на тестовой выборке</w:t>
+        <w:t>Удалён customerID, TotalCharges приведён к числу. Данные разделены 80/20 с stratify=y. В Pipeline: StandardScaler для численных признаков, OneHotEncoder для категориальных и CatBoostClassifier.</w:t>
       </w:r>
     </w:p>
     <w:tbl>
@@ -179,22 +92,21 @@
         </w:trPr>
         <w:tc>
           <w:tcPr>
-            <w:tcW w:type="dxa" w:w="6048"/>
+            <w:tcW w:type="dxa" w:w="3600"/>
             <w:vAlign w:val="center"/>
-            <w:shd w:fill="1F4E78"/>
             <w:tcBorders>
-              <w:top w:val="single" w:sz="6" w:space="0" w:color="D9D9D9"/>
-              <w:left w:val="single" w:sz="6" w:space="0" w:color="D9D9D9"/>
-              <w:bottom w:val="single" w:sz="6" w:space="0" w:color="D9D9D9"/>
-              <w:right w:val="single" w:sz="6" w:space="0" w:color="D9D9D9"/>
-              <w:insideH w:val="single" w:sz="6" w:space="0" w:color="D9D9D9"/>
-              <w:insideV w:val="single" w:sz="6" w:space="0" w:color="D9D9D9"/>
+              <w:top w:val="single" w:sz="8" w:space="0" w:color="000000"/>
+              <w:left w:val="single" w:sz="8" w:space="0" w:color="000000"/>
+              <w:bottom w:val="single" w:sz="8" w:space="0" w:color="000000"/>
+              <w:right w:val="single" w:sz="8" w:space="0" w:color="000000"/>
+              <w:insideH w:val="single" w:sz="8" w:space="0" w:color="000000"/>
+              <w:insideV w:val="single" w:sz="8" w:space="0" w:color="000000"/>
             </w:tcBorders>
             <w:tcMar>
-              <w:top w:w="90" w:type="dxa"/>
-              <w:start w:w="100" w:type="dxa"/>
-              <w:bottom w:w="90" w:type="dxa"/>
-              <w:end w:w="100" w:type="dxa"/>
+              <w:top w:w="70" w:type="dxa"/>
+              <w:start w:w="95" w:type="dxa"/>
+              <w:bottom w:w="70" w:type="dxa"/>
+              <w:end w:w="95" w:type="dxa"/>
             </w:tcMar>
           </w:tcPr>
           <w:p>
@@ -205,31 +117,30 @@
               <w:rPr>
                 <w:rFonts w:ascii="Arial" w:hAnsi="Arial" w:cs="Arial"/>
                 <w:b/>
-                <w:color w:val="FFFFFF"/>
+                <w:color w:val="000000"/>
                 <w:sz w:val="19"/>
               </w:rPr>
-              <w:t>Метрика</w:t>
+              <w:t>Параметр</w:t>
             </w:r>
           </w:p>
         </w:tc>
         <w:tc>
           <w:tcPr>
-            <w:tcW w:type="dxa" w:w="3456"/>
+            <w:tcW w:type="dxa" w:w="5328"/>
             <w:vAlign w:val="center"/>
-            <w:shd w:fill="1F4E78"/>
             <w:tcBorders>
-              <w:top w:val="single" w:sz="6" w:space="0" w:color="D9D9D9"/>
-              <w:left w:val="single" w:sz="6" w:space="0" w:color="D9D9D9"/>
-              <w:bottom w:val="single" w:sz="6" w:space="0" w:color="D9D9D9"/>
-              <w:right w:val="single" w:sz="6" w:space="0" w:color="D9D9D9"/>
-              <w:insideH w:val="single" w:sz="6" w:space="0" w:color="D9D9D9"/>
-              <w:insideV w:val="single" w:sz="6" w:space="0" w:color="D9D9D9"/>
+              <w:top w:val="single" w:sz="8" w:space="0" w:color="000000"/>
+              <w:left w:val="single" w:sz="8" w:space="0" w:color="000000"/>
+              <w:bottom w:val="single" w:sz="8" w:space="0" w:color="000000"/>
+              <w:right w:val="single" w:sz="8" w:space="0" w:color="000000"/>
+              <w:insideH w:val="single" w:sz="8" w:space="0" w:color="000000"/>
+              <w:insideV w:val="single" w:sz="8" w:space="0" w:color="000000"/>
             </w:tcBorders>
             <w:tcMar>
-              <w:top w:w="90" w:type="dxa"/>
-              <w:start w:w="100" w:type="dxa"/>
-              <w:bottom w:w="90" w:type="dxa"/>
-              <w:end w:w="100" w:type="dxa"/>
+              <w:top w:w="70" w:type="dxa"/>
+              <w:start w:w="95" w:type="dxa"/>
+              <w:bottom w:w="70" w:type="dxa"/>
+              <w:end w:w="95" w:type="dxa"/>
             </w:tcMar>
           </w:tcPr>
           <w:p>
@@ -240,10 +151,10 @@
               <w:rPr>
                 <w:rFonts w:ascii="Arial" w:hAnsi="Arial" w:cs="Arial"/>
                 <w:b/>
-                <w:color w:val="FFFFFF"/>
+                <w:color w:val="000000"/>
                 <w:sz w:val="19"/>
               </w:rPr>
-              <w:t>Значение</w:t>
+              <w:t>Результат</w:t>
             </w:r>
           </w:p>
         </w:tc>
@@ -251,21 +162,21 @@
       <w:tr>
         <w:tc>
           <w:tcPr>
-            <w:tcW w:type="dxa" w:w="6048"/>
+            <w:tcW w:type="dxa" w:w="3600"/>
             <w:vAlign w:val="center"/>
             <w:tcBorders>
-              <w:top w:val="single" w:sz="6" w:space="0" w:color="D9D9D9"/>
-              <w:left w:val="single" w:sz="6" w:space="0" w:color="D9D9D9"/>
-              <w:bottom w:val="single" w:sz="6" w:space="0" w:color="D9D9D9"/>
-              <w:right w:val="single" w:sz="6" w:space="0" w:color="D9D9D9"/>
-              <w:insideH w:val="single" w:sz="6" w:space="0" w:color="D9D9D9"/>
-              <w:insideV w:val="single" w:sz="6" w:space="0" w:color="D9D9D9"/>
+              <w:top w:val="single" w:sz="8" w:space="0" w:color="000000"/>
+              <w:left w:val="single" w:sz="8" w:space="0" w:color="000000"/>
+              <w:bottom w:val="single" w:sz="8" w:space="0" w:color="000000"/>
+              <w:right w:val="single" w:sz="8" w:space="0" w:color="000000"/>
+              <w:insideH w:val="single" w:sz="8" w:space="0" w:color="000000"/>
+              <w:insideV w:val="single" w:sz="8" w:space="0" w:color="000000"/>
             </w:tcBorders>
             <w:tcMar>
-              <w:top w:w="90" w:type="dxa"/>
-              <w:start w:w="100" w:type="dxa"/>
-              <w:bottom w:w="90" w:type="dxa"/>
-              <w:end w:w="100" w:type="dxa"/>
+              <w:top w:w="70" w:type="dxa"/>
+              <w:start w:w="95" w:type="dxa"/>
+              <w:bottom w:w="70" w:type="dxa"/>
+              <w:end w:w="95" w:type="dxa"/>
             </w:tcMar>
           </w:tcPr>
           <w:p>
@@ -279,27 +190,27 @@
                 <w:color w:val="000000"/>
                 <w:sz w:val="19"/>
               </w:rPr>
-              <w:t>Accuracy</w:t>
+              <w:t>Лучшие параметры</w:t>
             </w:r>
           </w:p>
         </w:tc>
         <w:tc>
           <w:tcPr>
-            <w:tcW w:type="dxa" w:w="3456"/>
+            <w:tcW w:type="dxa" w:w="5328"/>
             <w:vAlign w:val="center"/>
             <w:tcBorders>
-              <w:top w:val="single" w:sz="6" w:space="0" w:color="D9D9D9"/>
-              <w:left w:val="single" w:sz="6" w:space="0" w:color="D9D9D9"/>
-              <w:bottom w:val="single" w:sz="6" w:space="0" w:color="D9D9D9"/>
-              <w:right w:val="single" w:sz="6" w:space="0" w:color="D9D9D9"/>
-              <w:insideH w:val="single" w:sz="6" w:space="0" w:color="D9D9D9"/>
-              <w:insideV w:val="single" w:sz="6" w:space="0" w:color="D9D9D9"/>
+              <w:top w:val="single" w:sz="8" w:space="0" w:color="000000"/>
+              <w:left w:val="single" w:sz="8" w:space="0" w:color="000000"/>
+              <w:bottom w:val="single" w:sz="8" w:space="0" w:color="000000"/>
+              <w:right w:val="single" w:sz="8" w:space="0" w:color="000000"/>
+              <w:insideH w:val="single" w:sz="8" w:space="0" w:color="000000"/>
+              <w:insideV w:val="single" w:sz="8" w:space="0" w:color="000000"/>
             </w:tcBorders>
             <w:tcMar>
-              <w:top w:w="90" w:type="dxa"/>
-              <w:start w:w="100" w:type="dxa"/>
-              <w:bottom w:w="90" w:type="dxa"/>
-              <w:end w:w="100" w:type="dxa"/>
+              <w:top w:w="70" w:type="dxa"/>
+              <w:start w:w="95" w:type="dxa"/>
+              <w:bottom w:w="70" w:type="dxa"/>
+              <w:end w:w="95" w:type="dxa"/>
             </w:tcMar>
           </w:tcPr>
           <w:p>
@@ -313,7 +224,7 @@
                 <w:color w:val="000000"/>
                 <w:sz w:val="19"/>
               </w:rPr>
-              <w:t>0.81</w:t>
+              <w:t>depth = 4, learning_rate = 0.05</w:t>
             </w:r>
           </w:p>
         </w:tc>
@@ -321,22 +232,196 @@
       <w:tr>
         <w:tc>
           <w:tcPr>
-            <w:tcW w:type="dxa" w:w="6048"/>
+            <w:tcW w:type="dxa" w:w="3600"/>
             <w:vAlign w:val="center"/>
-            <w:shd w:fill="F2F6FA"/>
             <w:tcBorders>
-              <w:top w:val="single" w:sz="6" w:space="0" w:color="D9D9D9"/>
-              <w:left w:val="single" w:sz="6" w:space="0" w:color="D9D9D9"/>
-              <w:bottom w:val="single" w:sz="6" w:space="0" w:color="D9D9D9"/>
-              <w:right w:val="single" w:sz="6" w:space="0" w:color="D9D9D9"/>
-              <w:insideH w:val="single" w:sz="6" w:space="0" w:color="D9D9D9"/>
-              <w:insideV w:val="single" w:sz="6" w:space="0" w:color="D9D9D9"/>
+              <w:top w:val="single" w:sz="8" w:space="0" w:color="000000"/>
+              <w:left w:val="single" w:sz="8" w:space="0" w:color="000000"/>
+              <w:bottom w:val="single" w:sz="8" w:space="0" w:color="000000"/>
+              <w:right w:val="single" w:sz="8" w:space="0" w:color="000000"/>
+              <w:insideH w:val="single" w:sz="8" w:space="0" w:color="000000"/>
+              <w:insideV w:val="single" w:sz="8" w:space="0" w:color="000000"/>
             </w:tcBorders>
             <w:tcMar>
-              <w:top w:w="90" w:type="dxa"/>
-              <w:start w:w="100" w:type="dxa"/>
-              <w:bottom w:w="90" w:type="dxa"/>
-              <w:end w:w="100" w:type="dxa"/>
+              <w:top w:w="70" w:type="dxa"/>
+              <w:start w:w="95" w:type="dxa"/>
+              <w:bottom w:w="70" w:type="dxa"/>
+              <w:end w:w="95" w:type="dxa"/>
+            </w:tcMar>
+          </w:tcPr>
+          <w:p>
+            <w:pPr>
+              <w:jc w:val="left"/>
+            </w:pPr>
+            <w:r>
+              <w:rPr>
+                <w:rFonts w:ascii="Arial" w:hAnsi="Arial" w:cs="Arial"/>
+                <w:b w:val="0"/>
+                <w:color w:val="000000"/>
+                <w:sz w:val="19"/>
+              </w:rPr>
+              <w:t>ROC-AUC по 3-fold CV</w:t>
+            </w:r>
+          </w:p>
+        </w:tc>
+        <w:tc>
+          <w:tcPr>
+            <w:tcW w:type="dxa" w:w="5328"/>
+            <w:vAlign w:val="center"/>
+            <w:tcBorders>
+              <w:top w:val="single" w:sz="8" w:space="0" w:color="000000"/>
+              <w:left w:val="single" w:sz="8" w:space="0" w:color="000000"/>
+              <w:bottom w:val="single" w:sz="8" w:space="0" w:color="000000"/>
+              <w:right w:val="single" w:sz="8" w:space="0" w:color="000000"/>
+              <w:insideH w:val="single" w:sz="8" w:space="0" w:color="000000"/>
+              <w:insideV w:val="single" w:sz="8" w:space="0" w:color="000000"/>
+            </w:tcBorders>
+            <w:tcMar>
+              <w:top w:w="70" w:type="dxa"/>
+              <w:start w:w="95" w:type="dxa"/>
+              <w:bottom w:w="70" w:type="dxa"/>
+              <w:end w:w="95" w:type="dxa"/>
+            </w:tcMar>
+          </w:tcPr>
+          <w:p>
+            <w:pPr>
+              <w:jc w:val="center"/>
+            </w:pPr>
+            <w:r>
+              <w:rPr>
+                <w:rFonts w:ascii="Arial" w:hAnsi="Arial" w:cs="Arial"/>
+                <w:b w:val="0"/>
+                <w:color w:val="000000"/>
+                <w:sz w:val="19"/>
+              </w:rPr>
+              <w:t>0.8496</w:t>
+            </w:r>
+          </w:p>
+        </w:tc>
+      </w:tr>
+    </w:tbl>
+    <w:p>
+      <w:pPr>
+        <w:spacing w:after="20"/>
+      </w:pPr>
+    </w:p>
+    <w:p>
+      <w:pPr>
+        <w:keepNext/>
+        <w:spacing w:before="200" w:after="80"/>
+      </w:pPr>
+      <w:r>
+        <w:rPr>
+          <w:rFonts w:ascii="Arial" w:hAnsi="Arial" w:cs="Arial"/>
+          <w:b/>
+          <w:color w:val="000000"/>
+          <w:sz w:val="26"/>
+        </w:rPr>
+        <w:t>Качество CatBoost на тесте</w:t>
+      </w:r>
+    </w:p>
+    <w:tbl>
+      <w:tblPr>
+        <w:tblW w:type="auto" w:w="0"/>
+        <w:jc w:val="center"/>
+        <w:tblLayout w:type="fixed"/>
+        <w:tblLook w:firstColumn="1" w:firstRow="1" w:lastColumn="0" w:lastRow="0" w:noHBand="0" w:noVBand="1" w:val="04A0"/>
+      </w:tblPr>
+      <w:tblGrid>
+        <w:gridCol w:w="4968"/>
+        <w:gridCol w:w="4968"/>
+      </w:tblGrid>
+      <w:tr>
+        <w:trPr>
+          <w:tblHeader w:val="true"/>
+        </w:trPr>
+        <w:tc>
+          <w:tcPr>
+            <w:tcW w:type="dxa" w:w="5472"/>
+            <w:vAlign w:val="center"/>
+            <w:tcBorders>
+              <w:top w:val="single" w:sz="8" w:space="0" w:color="000000"/>
+              <w:left w:val="single" w:sz="8" w:space="0" w:color="000000"/>
+              <w:bottom w:val="single" w:sz="8" w:space="0" w:color="000000"/>
+              <w:right w:val="single" w:sz="8" w:space="0" w:color="000000"/>
+              <w:insideH w:val="single" w:sz="8" w:space="0" w:color="000000"/>
+              <w:insideV w:val="single" w:sz="8" w:space="0" w:color="000000"/>
+            </w:tcBorders>
+            <w:tcMar>
+              <w:top w:w="70" w:type="dxa"/>
+              <w:start w:w="95" w:type="dxa"/>
+              <w:bottom w:w="70" w:type="dxa"/>
+              <w:end w:w="95" w:type="dxa"/>
+            </w:tcMar>
+          </w:tcPr>
+          <w:p>
+            <w:pPr>
+              <w:jc w:val="center"/>
+            </w:pPr>
+            <w:r>
+              <w:rPr>
+                <w:rFonts w:ascii="Arial" w:hAnsi="Arial" w:cs="Arial"/>
+                <w:b/>
+                <w:color w:val="000000"/>
+                <w:sz w:val="19"/>
+              </w:rPr>
+              <w:t>Метрика</w:t>
+            </w:r>
+          </w:p>
+        </w:tc>
+        <w:tc>
+          <w:tcPr>
+            <w:tcW w:type="dxa" w:w="3456"/>
+            <w:vAlign w:val="center"/>
+            <w:tcBorders>
+              <w:top w:val="single" w:sz="8" w:space="0" w:color="000000"/>
+              <w:left w:val="single" w:sz="8" w:space="0" w:color="000000"/>
+              <w:bottom w:val="single" w:sz="8" w:space="0" w:color="000000"/>
+              <w:right w:val="single" w:sz="8" w:space="0" w:color="000000"/>
+              <w:insideH w:val="single" w:sz="8" w:space="0" w:color="000000"/>
+              <w:insideV w:val="single" w:sz="8" w:space="0" w:color="000000"/>
+            </w:tcBorders>
+            <w:tcMar>
+              <w:top w:w="70" w:type="dxa"/>
+              <w:start w:w="95" w:type="dxa"/>
+              <w:bottom w:w="70" w:type="dxa"/>
+              <w:end w:w="95" w:type="dxa"/>
+            </w:tcMar>
+          </w:tcPr>
+          <w:p>
+            <w:pPr>
+              <w:jc w:val="center"/>
+            </w:pPr>
+            <w:r>
+              <w:rPr>
+                <w:rFonts w:ascii="Arial" w:hAnsi="Arial" w:cs="Arial"/>
+                <w:b/>
+                <w:color w:val="000000"/>
+                <w:sz w:val="19"/>
+              </w:rPr>
+              <w:t>Значение</w:t>
+            </w:r>
+          </w:p>
+        </w:tc>
+      </w:tr>
+      <w:tr>
+        <w:tc>
+          <w:tcPr>
+            <w:tcW w:type="dxa" w:w="5472"/>
+            <w:vAlign w:val="center"/>
+            <w:tcBorders>
+              <w:top w:val="single" w:sz="8" w:space="0" w:color="000000"/>
+              <w:left w:val="single" w:sz="8" w:space="0" w:color="000000"/>
+              <w:bottom w:val="single" w:sz="8" w:space="0" w:color="000000"/>
+              <w:right w:val="single" w:sz="8" w:space="0" w:color="000000"/>
+              <w:insideH w:val="single" w:sz="8" w:space="0" w:color="000000"/>
+              <w:insideV w:val="single" w:sz="8" w:space="0" w:color="000000"/>
+            </w:tcBorders>
+            <w:tcMar>
+              <w:top w:w="70" w:type="dxa"/>
+              <w:start w:w="95" w:type="dxa"/>
+              <w:bottom w:w="70" w:type="dxa"/>
+              <w:end w:w="95" w:type="dxa"/>
             </w:tcMar>
           </w:tcPr>
           <w:p>
@@ -358,20 +443,19 @@
           <w:tcPr>
             <w:tcW w:type="dxa" w:w="3456"/>
             <w:vAlign w:val="center"/>
-            <w:shd w:fill="F2F6FA"/>
             <w:tcBorders>
-              <w:top w:val="single" w:sz="6" w:space="0" w:color="D9D9D9"/>
-              <w:left w:val="single" w:sz="6" w:space="0" w:color="D9D9D9"/>
-              <w:bottom w:val="single" w:sz="6" w:space="0" w:color="D9D9D9"/>
-              <w:right w:val="single" w:sz="6" w:space="0" w:color="D9D9D9"/>
-              <w:insideH w:val="single" w:sz="6" w:space="0" w:color="D9D9D9"/>
-              <w:insideV w:val="single" w:sz="6" w:space="0" w:color="D9D9D9"/>
+              <w:top w:val="single" w:sz="8" w:space="0" w:color="000000"/>
+              <w:left w:val="single" w:sz="8" w:space="0" w:color="000000"/>
+              <w:bottom w:val="single" w:sz="8" w:space="0" w:color="000000"/>
+              <w:right w:val="single" w:sz="8" w:space="0" w:color="000000"/>
+              <w:insideH w:val="single" w:sz="8" w:space="0" w:color="000000"/>
+              <w:insideV w:val="single" w:sz="8" w:space="0" w:color="000000"/>
             </w:tcBorders>
             <w:tcMar>
-              <w:top w:w="90" w:type="dxa"/>
-              <w:start w:w="100" w:type="dxa"/>
-              <w:bottom w:w="90" w:type="dxa"/>
-              <w:end w:w="100" w:type="dxa"/>
+              <w:top w:w="70" w:type="dxa"/>
+              <w:start w:w="95" w:type="dxa"/>
+              <w:bottom w:w="70" w:type="dxa"/>
+              <w:end w:w="95" w:type="dxa"/>
             </w:tcMar>
           </w:tcPr>
           <w:p>
@@ -393,21 +477,21 @@
       <w:tr>
         <w:tc>
           <w:tcPr>
-            <w:tcW w:type="dxa" w:w="6048"/>
+            <w:tcW w:type="dxa" w:w="5472"/>
             <w:vAlign w:val="center"/>
             <w:tcBorders>
-              <w:top w:val="single" w:sz="6" w:space="0" w:color="D9D9D9"/>
-              <w:left w:val="single" w:sz="6" w:space="0" w:color="D9D9D9"/>
-              <w:bottom w:val="single" w:sz="6" w:space="0" w:color="D9D9D9"/>
-              <w:right w:val="single" w:sz="6" w:space="0" w:color="D9D9D9"/>
-              <w:insideH w:val="single" w:sz="6" w:space="0" w:color="D9D9D9"/>
-              <w:insideV w:val="single" w:sz="6" w:space="0" w:color="D9D9D9"/>
+              <w:top w:val="single" w:sz="8" w:space="0" w:color="000000"/>
+              <w:left w:val="single" w:sz="8" w:space="0" w:color="000000"/>
+              <w:bottom w:val="single" w:sz="8" w:space="0" w:color="000000"/>
+              <w:right w:val="single" w:sz="8" w:space="0" w:color="000000"/>
+              <w:insideH w:val="single" w:sz="8" w:space="0" w:color="000000"/>
+              <w:insideV w:val="single" w:sz="8" w:space="0" w:color="000000"/>
             </w:tcBorders>
             <w:tcMar>
-              <w:top w:w="90" w:type="dxa"/>
-              <w:start w:w="100" w:type="dxa"/>
-              <w:bottom w:w="90" w:type="dxa"/>
-              <w:end w:w="100" w:type="dxa"/>
+              <w:top w:w="70" w:type="dxa"/>
+              <w:start w:w="95" w:type="dxa"/>
+              <w:bottom w:w="70" w:type="dxa"/>
+              <w:end w:w="95" w:type="dxa"/>
             </w:tcMar>
           </w:tcPr>
           <w:p>
@@ -430,18 +514,18 @@
             <w:tcW w:type="dxa" w:w="3456"/>
             <w:vAlign w:val="center"/>
             <w:tcBorders>
-              <w:top w:val="single" w:sz="6" w:space="0" w:color="D9D9D9"/>
-              <w:left w:val="single" w:sz="6" w:space="0" w:color="D9D9D9"/>
-              <w:bottom w:val="single" w:sz="6" w:space="0" w:color="D9D9D9"/>
-              <w:right w:val="single" w:sz="6" w:space="0" w:color="D9D9D9"/>
-              <w:insideH w:val="single" w:sz="6" w:space="0" w:color="D9D9D9"/>
-              <w:insideV w:val="single" w:sz="6" w:space="0" w:color="D9D9D9"/>
+              <w:top w:val="single" w:sz="8" w:space="0" w:color="000000"/>
+              <w:left w:val="single" w:sz="8" w:space="0" w:color="000000"/>
+              <w:bottom w:val="single" w:sz="8" w:space="0" w:color="000000"/>
+              <w:right w:val="single" w:sz="8" w:space="0" w:color="000000"/>
+              <w:insideH w:val="single" w:sz="8" w:space="0" w:color="000000"/>
+              <w:insideV w:val="single" w:sz="8" w:space="0" w:color="000000"/>
             </w:tcBorders>
             <w:tcMar>
-              <w:top w:w="90" w:type="dxa"/>
-              <w:start w:w="100" w:type="dxa"/>
-              <w:bottom w:w="90" w:type="dxa"/>
-              <w:end w:w="100" w:type="dxa"/>
+              <w:top w:w="70" w:type="dxa"/>
+              <w:start w:w="95" w:type="dxa"/>
+              <w:bottom w:w="70" w:type="dxa"/>
+              <w:end w:w="95" w:type="dxa"/>
             </w:tcMar>
           </w:tcPr>
           <w:p>
@@ -463,22 +547,21 @@
       <w:tr>
         <w:tc>
           <w:tcPr>
-            <w:tcW w:type="dxa" w:w="6048"/>
+            <w:tcW w:type="dxa" w:w="5472"/>
             <w:vAlign w:val="center"/>
-            <w:shd w:fill="F2F6FA"/>
             <w:tcBorders>
-              <w:top w:val="single" w:sz="6" w:space="0" w:color="D9D9D9"/>
-              <w:left w:val="single" w:sz="6" w:space="0" w:color="D9D9D9"/>
-              <w:bottom w:val="single" w:sz="6" w:space="0" w:color="D9D9D9"/>
-              <w:right w:val="single" w:sz="6" w:space="0" w:color="D9D9D9"/>
-              <w:insideH w:val="single" w:sz="6" w:space="0" w:color="D9D9D9"/>
-              <w:insideV w:val="single" w:sz="6" w:space="0" w:color="D9D9D9"/>
+              <w:top w:val="single" w:sz="8" w:space="0" w:color="000000"/>
+              <w:left w:val="single" w:sz="8" w:space="0" w:color="000000"/>
+              <w:bottom w:val="single" w:sz="8" w:space="0" w:color="000000"/>
+              <w:right w:val="single" w:sz="8" w:space="0" w:color="000000"/>
+              <w:insideH w:val="single" w:sz="8" w:space="0" w:color="000000"/>
+              <w:insideV w:val="single" w:sz="8" w:space="0" w:color="000000"/>
             </w:tcBorders>
             <w:tcMar>
-              <w:top w:w="90" w:type="dxa"/>
-              <w:start w:w="100" w:type="dxa"/>
-              <w:bottom w:w="90" w:type="dxa"/>
-              <w:end w:w="100" w:type="dxa"/>
+              <w:top w:w="70" w:type="dxa"/>
+              <w:start w:w="95" w:type="dxa"/>
+              <w:bottom w:w="70" w:type="dxa"/>
+              <w:end w:w="95" w:type="dxa"/>
             </w:tcMar>
           </w:tcPr>
           <w:p>
@@ -500,20 +583,935 @@
           <w:tcPr>
             <w:tcW w:type="dxa" w:w="3456"/>
             <w:vAlign w:val="center"/>
-            <w:shd w:fill="F2F6FA"/>
             <w:tcBorders>
-              <w:top w:val="single" w:sz="6" w:space="0" w:color="D9D9D9"/>
-              <w:left w:val="single" w:sz="6" w:space="0" w:color="D9D9D9"/>
-              <w:bottom w:val="single" w:sz="6" w:space="0" w:color="D9D9D9"/>
-              <w:right w:val="single" w:sz="6" w:space="0" w:color="D9D9D9"/>
-              <w:insideH w:val="single" w:sz="6" w:space="0" w:color="D9D9D9"/>
-              <w:insideV w:val="single" w:sz="6" w:space="0" w:color="D9D9D9"/>
+              <w:top w:val="single" w:sz="8" w:space="0" w:color="000000"/>
+              <w:left w:val="single" w:sz="8" w:space="0" w:color="000000"/>
+              <w:bottom w:val="single" w:sz="8" w:space="0" w:color="000000"/>
+              <w:right w:val="single" w:sz="8" w:space="0" w:color="000000"/>
+              <w:insideH w:val="single" w:sz="8" w:space="0" w:color="000000"/>
+              <w:insideV w:val="single" w:sz="8" w:space="0" w:color="000000"/>
             </w:tcBorders>
             <w:tcMar>
-              <w:top w:w="90" w:type="dxa"/>
-              <w:start w:w="100" w:type="dxa"/>
-              <w:bottom w:w="90" w:type="dxa"/>
-              <w:end w:w="100" w:type="dxa"/>
+              <w:top w:w="70" w:type="dxa"/>
+              <w:start w:w="95" w:type="dxa"/>
+              <w:bottom w:w="70" w:type="dxa"/>
+              <w:end w:w="95" w:type="dxa"/>
+            </w:tcMar>
+          </w:tcPr>
+          <w:p>
+            <w:pPr>
+              <w:jc w:val="center"/>
+            </w:pPr>
+            <w:r>
+              <w:rPr>
+                <w:rFonts w:ascii="Arial" w:hAnsi="Arial" w:cs="Arial"/>
+                <w:b w:val="0"/>
+                <w:color w:val="000000"/>
+                <w:sz w:val="19"/>
+              </w:rPr>
+              <w:t>0.5160</w:t>
+            </w:r>
+          </w:p>
+        </w:tc>
+      </w:tr>
+    </w:tbl>
+    <w:p>
+      <w:pPr>
+        <w:spacing w:after="20"/>
+      </w:pPr>
+    </w:p>
+    <w:p>
+      <w:pPr>
+        <w:keepNext/>
+        <w:spacing w:before="200" w:after="80"/>
+      </w:pPr>
+      <w:r>
+        <w:rPr>
+          <w:rFonts w:ascii="Arial" w:hAnsi="Arial" w:cs="Arial"/>
+          <w:b/>
+          <w:color w:val="000000"/>
+          <w:sz w:val="26"/>
+        </w:rPr>
+        <w:t>Сравнение моделей</w:t>
+      </w:r>
+    </w:p>
+    <w:tbl>
+      <w:tblPr>
+        <w:tblW w:type="auto" w:w="0"/>
+        <w:jc w:val="center"/>
+        <w:tblLayout w:type="fixed"/>
+        <w:tblLook w:firstColumn="1" w:firstRow="1" w:lastColumn="0" w:lastRow="0" w:noHBand="0" w:noVBand="1" w:val="04A0"/>
+      </w:tblPr>
+      <w:tblGrid>
+        <w:gridCol w:w="2484"/>
+        <w:gridCol w:w="2484"/>
+        <w:gridCol w:w="2484"/>
+        <w:gridCol w:w="2484"/>
+      </w:tblGrid>
+      <w:tr>
+        <w:trPr>
+          <w:tblHeader w:val="true"/>
+        </w:trPr>
+        <w:tc>
+          <w:tcPr>
+            <w:tcW w:type="dxa" w:w="3888"/>
+            <w:vAlign w:val="center"/>
+            <w:tcBorders>
+              <w:top w:val="single" w:sz="8" w:space="0" w:color="000000"/>
+              <w:left w:val="single" w:sz="8" w:space="0" w:color="000000"/>
+              <w:bottom w:val="single" w:sz="8" w:space="0" w:color="000000"/>
+              <w:right w:val="single" w:sz="8" w:space="0" w:color="000000"/>
+              <w:insideH w:val="single" w:sz="8" w:space="0" w:color="000000"/>
+              <w:insideV w:val="single" w:sz="8" w:space="0" w:color="000000"/>
+            </w:tcBorders>
+            <w:tcMar>
+              <w:top w:w="70" w:type="dxa"/>
+              <w:start w:w="95" w:type="dxa"/>
+              <w:bottom w:w="70" w:type="dxa"/>
+              <w:end w:w="95" w:type="dxa"/>
+            </w:tcMar>
+          </w:tcPr>
+          <w:p>
+            <w:pPr>
+              <w:jc w:val="center"/>
+            </w:pPr>
+            <w:r>
+              <w:rPr>
+                <w:rFonts w:ascii="Arial" w:hAnsi="Arial" w:cs="Arial"/>
+                <w:b/>
+                <w:color w:val="000000"/>
+                <w:sz w:val="19"/>
+              </w:rPr>
+              <w:t>Модель</w:t>
+            </w:r>
+          </w:p>
+        </w:tc>
+        <w:tc>
+          <w:tcPr>
+            <w:tcW w:type="dxa" w:w="1584"/>
+            <w:vAlign w:val="center"/>
+            <w:tcBorders>
+              <w:top w:val="single" w:sz="8" w:space="0" w:color="000000"/>
+              <w:left w:val="single" w:sz="8" w:space="0" w:color="000000"/>
+              <w:bottom w:val="single" w:sz="8" w:space="0" w:color="000000"/>
+              <w:right w:val="single" w:sz="8" w:space="0" w:color="000000"/>
+              <w:insideH w:val="single" w:sz="8" w:space="0" w:color="000000"/>
+              <w:insideV w:val="single" w:sz="8" w:space="0" w:color="000000"/>
+            </w:tcBorders>
+            <w:tcMar>
+              <w:top w:w="70" w:type="dxa"/>
+              <w:start w:w="95" w:type="dxa"/>
+              <w:bottom w:w="70" w:type="dxa"/>
+              <w:end w:w="95" w:type="dxa"/>
+            </w:tcMar>
+          </w:tcPr>
+          <w:p>
+            <w:pPr>
+              <w:jc w:val="center"/>
+            </w:pPr>
+            <w:r>
+              <w:rPr>
+                <w:rFonts w:ascii="Arial" w:hAnsi="Arial" w:cs="Arial"/>
+                <w:b/>
+                <w:color w:val="000000"/>
+                <w:sz w:val="19"/>
+              </w:rPr>
+              <w:t>ROC-AUC</w:t>
+            </w:r>
+          </w:p>
+        </w:tc>
+        <w:tc>
+          <w:tcPr>
+            <w:tcW w:type="dxa" w:w="1584"/>
+            <w:vAlign w:val="center"/>
+            <w:tcBorders>
+              <w:top w:val="single" w:sz="8" w:space="0" w:color="000000"/>
+              <w:left w:val="single" w:sz="8" w:space="0" w:color="000000"/>
+              <w:bottom w:val="single" w:sz="8" w:space="0" w:color="000000"/>
+              <w:right w:val="single" w:sz="8" w:space="0" w:color="000000"/>
+              <w:insideH w:val="single" w:sz="8" w:space="0" w:color="000000"/>
+              <w:insideV w:val="single" w:sz="8" w:space="0" w:color="000000"/>
+            </w:tcBorders>
+            <w:tcMar>
+              <w:top w:w="70" w:type="dxa"/>
+              <w:start w:w="95" w:type="dxa"/>
+              <w:bottom w:w="70" w:type="dxa"/>
+              <w:end w:w="95" w:type="dxa"/>
+            </w:tcMar>
+          </w:tcPr>
+          <w:p>
+            <w:pPr>
+              <w:jc w:val="center"/>
+            </w:pPr>
+            <w:r>
+              <w:rPr>
+                <w:rFonts w:ascii="Arial" w:hAnsi="Arial" w:cs="Arial"/>
+                <w:b/>
+                <w:color w:val="000000"/>
+                <w:sz w:val="19"/>
+              </w:rPr>
+              <w:t>F1</w:t>
+            </w:r>
+          </w:p>
+        </w:tc>
+        <w:tc>
+          <w:tcPr>
+            <w:tcW w:type="dxa" w:w="1584"/>
+            <w:vAlign w:val="center"/>
+            <w:tcBorders>
+              <w:top w:val="single" w:sz="8" w:space="0" w:color="000000"/>
+              <w:left w:val="single" w:sz="8" w:space="0" w:color="000000"/>
+              <w:bottom w:val="single" w:sz="8" w:space="0" w:color="000000"/>
+              <w:right w:val="single" w:sz="8" w:space="0" w:color="000000"/>
+              <w:insideH w:val="single" w:sz="8" w:space="0" w:color="000000"/>
+              <w:insideV w:val="single" w:sz="8" w:space="0" w:color="000000"/>
+            </w:tcBorders>
+            <w:tcMar>
+              <w:top w:w="70" w:type="dxa"/>
+              <w:start w:w="95" w:type="dxa"/>
+              <w:bottom w:w="70" w:type="dxa"/>
+              <w:end w:w="95" w:type="dxa"/>
+            </w:tcMar>
+          </w:tcPr>
+          <w:p>
+            <w:pPr>
+              <w:jc w:val="center"/>
+            </w:pPr>
+            <w:r>
+              <w:rPr>
+                <w:rFonts w:ascii="Arial" w:hAnsi="Arial" w:cs="Arial"/>
+                <w:b/>
+                <w:color w:val="000000"/>
+                <w:sz w:val="19"/>
+              </w:rPr>
+              <w:t>Recall</w:t>
+            </w:r>
+          </w:p>
+        </w:tc>
+      </w:tr>
+      <w:tr>
+        <w:tc>
+          <w:tcPr>
+            <w:tcW w:type="dxa" w:w="3888"/>
+            <w:vAlign w:val="center"/>
+            <w:tcBorders>
+              <w:top w:val="single" w:sz="8" w:space="0" w:color="000000"/>
+              <w:left w:val="single" w:sz="8" w:space="0" w:color="000000"/>
+              <w:bottom w:val="single" w:sz="8" w:space="0" w:color="000000"/>
+              <w:right w:val="single" w:sz="8" w:space="0" w:color="000000"/>
+              <w:insideH w:val="single" w:sz="8" w:space="0" w:color="000000"/>
+              <w:insideV w:val="single" w:sz="8" w:space="0" w:color="000000"/>
+            </w:tcBorders>
+            <w:tcMar>
+              <w:top w:w="70" w:type="dxa"/>
+              <w:start w:w="95" w:type="dxa"/>
+              <w:bottom w:w="70" w:type="dxa"/>
+              <w:end w:w="95" w:type="dxa"/>
+            </w:tcMar>
+          </w:tcPr>
+          <w:p>
+            <w:pPr>
+              <w:jc w:val="left"/>
+            </w:pPr>
+            <w:r>
+              <w:rPr>
+                <w:rFonts w:ascii="Arial" w:hAnsi="Arial" w:cs="Arial"/>
+                <w:b w:val="0"/>
+                <w:color w:val="000000"/>
+                <w:sz w:val="19"/>
+              </w:rPr>
+              <w:t>Logistic Regression</w:t>
+            </w:r>
+          </w:p>
+        </w:tc>
+        <w:tc>
+          <w:tcPr>
+            <w:tcW w:type="dxa" w:w="1584"/>
+            <w:vAlign w:val="center"/>
+            <w:tcBorders>
+              <w:top w:val="single" w:sz="8" w:space="0" w:color="000000"/>
+              <w:left w:val="single" w:sz="8" w:space="0" w:color="000000"/>
+              <w:bottom w:val="single" w:sz="8" w:space="0" w:color="000000"/>
+              <w:right w:val="single" w:sz="8" w:space="0" w:color="000000"/>
+              <w:insideH w:val="single" w:sz="8" w:space="0" w:color="000000"/>
+              <w:insideV w:val="single" w:sz="8" w:space="0" w:color="000000"/>
+            </w:tcBorders>
+            <w:tcMar>
+              <w:top w:w="70" w:type="dxa"/>
+              <w:start w:w="95" w:type="dxa"/>
+              <w:bottom w:w="70" w:type="dxa"/>
+              <w:end w:w="95" w:type="dxa"/>
+            </w:tcMar>
+          </w:tcPr>
+          <w:p>
+            <w:pPr>
+              <w:jc w:val="center"/>
+            </w:pPr>
+            <w:r>
+              <w:rPr>
+                <w:rFonts w:ascii="Arial" w:hAnsi="Arial" w:cs="Arial"/>
+                <w:b w:val="0"/>
+                <w:color w:val="000000"/>
+                <w:sz w:val="19"/>
+              </w:rPr>
+              <w:t>0.8421</w:t>
+            </w:r>
+          </w:p>
+        </w:tc>
+        <w:tc>
+          <w:tcPr>
+            <w:tcW w:type="dxa" w:w="1584"/>
+            <w:vAlign w:val="center"/>
+            <w:tcBorders>
+              <w:top w:val="single" w:sz="8" w:space="0" w:color="000000"/>
+              <w:left w:val="single" w:sz="8" w:space="0" w:color="000000"/>
+              <w:bottom w:val="single" w:sz="8" w:space="0" w:color="000000"/>
+              <w:right w:val="single" w:sz="8" w:space="0" w:color="000000"/>
+              <w:insideH w:val="single" w:sz="8" w:space="0" w:color="000000"/>
+              <w:insideV w:val="single" w:sz="8" w:space="0" w:color="000000"/>
+            </w:tcBorders>
+            <w:tcMar>
+              <w:top w:w="70" w:type="dxa"/>
+              <w:start w:w="95" w:type="dxa"/>
+              <w:bottom w:w="70" w:type="dxa"/>
+              <w:end w:w="95" w:type="dxa"/>
+            </w:tcMar>
+          </w:tcPr>
+          <w:p>
+            <w:pPr>
+              <w:jc w:val="center"/>
+            </w:pPr>
+            <w:r>
+              <w:rPr>
+                <w:rFonts w:ascii="Arial" w:hAnsi="Arial" w:cs="Arial"/>
+                <w:b w:val="0"/>
+                <w:color w:val="000000"/>
+                <w:sz w:val="19"/>
+              </w:rPr>
+              <w:t>0.6040</w:t>
+            </w:r>
+          </w:p>
+        </w:tc>
+        <w:tc>
+          <w:tcPr>
+            <w:tcW w:type="dxa" w:w="1584"/>
+            <w:vAlign w:val="center"/>
+            <w:tcBorders>
+              <w:top w:val="single" w:sz="8" w:space="0" w:color="000000"/>
+              <w:left w:val="single" w:sz="8" w:space="0" w:color="000000"/>
+              <w:bottom w:val="single" w:sz="8" w:space="0" w:color="000000"/>
+              <w:right w:val="single" w:sz="8" w:space="0" w:color="000000"/>
+              <w:insideH w:val="single" w:sz="8" w:space="0" w:color="000000"/>
+              <w:insideV w:val="single" w:sz="8" w:space="0" w:color="000000"/>
+            </w:tcBorders>
+            <w:tcMar>
+              <w:top w:w="70" w:type="dxa"/>
+              <w:start w:w="95" w:type="dxa"/>
+              <w:bottom w:w="70" w:type="dxa"/>
+              <w:end w:w="95" w:type="dxa"/>
+            </w:tcMar>
+          </w:tcPr>
+          <w:p>
+            <w:pPr>
+              <w:jc w:val="center"/>
+            </w:pPr>
+            <w:r>
+              <w:rPr>
+                <w:rFonts w:ascii="Arial" w:hAnsi="Arial" w:cs="Arial"/>
+                <w:b w:val="0"/>
+                <w:color w:val="000000"/>
+                <w:sz w:val="19"/>
+              </w:rPr>
+              <w:t>0.5588</w:t>
+            </w:r>
+          </w:p>
+        </w:tc>
+      </w:tr>
+      <w:tr>
+        <w:tc>
+          <w:tcPr>
+            <w:tcW w:type="dxa" w:w="3888"/>
+            <w:vAlign w:val="center"/>
+            <w:tcBorders>
+              <w:top w:val="single" w:sz="8" w:space="0" w:color="000000"/>
+              <w:left w:val="single" w:sz="8" w:space="0" w:color="000000"/>
+              <w:bottom w:val="single" w:sz="8" w:space="0" w:color="000000"/>
+              <w:right w:val="single" w:sz="8" w:space="0" w:color="000000"/>
+              <w:insideH w:val="single" w:sz="8" w:space="0" w:color="000000"/>
+              <w:insideV w:val="single" w:sz="8" w:space="0" w:color="000000"/>
+            </w:tcBorders>
+            <w:tcMar>
+              <w:top w:w="70" w:type="dxa"/>
+              <w:start w:w="95" w:type="dxa"/>
+              <w:bottom w:w="70" w:type="dxa"/>
+              <w:end w:w="95" w:type="dxa"/>
+            </w:tcMar>
+          </w:tcPr>
+          <w:p>
+            <w:pPr>
+              <w:jc w:val="left"/>
+            </w:pPr>
+            <w:r>
+              <w:rPr>
+                <w:rFonts w:ascii="Arial" w:hAnsi="Arial" w:cs="Arial"/>
+                <w:b w:val="0"/>
+                <w:color w:val="000000"/>
+                <w:sz w:val="19"/>
+              </w:rPr>
+              <w:t>Random Forest</w:t>
+            </w:r>
+          </w:p>
+        </w:tc>
+        <w:tc>
+          <w:tcPr>
+            <w:tcW w:type="dxa" w:w="1584"/>
+            <w:vAlign w:val="center"/>
+            <w:tcBorders>
+              <w:top w:val="single" w:sz="8" w:space="0" w:color="000000"/>
+              <w:left w:val="single" w:sz="8" w:space="0" w:color="000000"/>
+              <w:bottom w:val="single" w:sz="8" w:space="0" w:color="000000"/>
+              <w:right w:val="single" w:sz="8" w:space="0" w:color="000000"/>
+              <w:insideH w:val="single" w:sz="8" w:space="0" w:color="000000"/>
+              <w:insideV w:val="single" w:sz="8" w:space="0" w:color="000000"/>
+            </w:tcBorders>
+            <w:tcMar>
+              <w:top w:w="70" w:type="dxa"/>
+              <w:start w:w="95" w:type="dxa"/>
+              <w:bottom w:w="70" w:type="dxa"/>
+              <w:end w:w="95" w:type="dxa"/>
+            </w:tcMar>
+          </w:tcPr>
+          <w:p>
+            <w:pPr>
+              <w:jc w:val="center"/>
+            </w:pPr>
+            <w:r>
+              <w:rPr>
+                <w:rFonts w:ascii="Arial" w:hAnsi="Arial" w:cs="Arial"/>
+                <w:b w:val="0"/>
+                <w:color w:val="000000"/>
+                <w:sz w:val="19"/>
+              </w:rPr>
+              <w:t>0.8419</w:t>
+            </w:r>
+          </w:p>
+        </w:tc>
+        <w:tc>
+          <w:tcPr>
+            <w:tcW w:type="dxa" w:w="1584"/>
+            <w:vAlign w:val="center"/>
+            <w:tcBorders>
+              <w:top w:val="single" w:sz="8" w:space="0" w:color="000000"/>
+              <w:left w:val="single" w:sz="8" w:space="0" w:color="000000"/>
+              <w:bottom w:val="single" w:sz="8" w:space="0" w:color="000000"/>
+              <w:right w:val="single" w:sz="8" w:space="0" w:color="000000"/>
+              <w:insideH w:val="single" w:sz="8" w:space="0" w:color="000000"/>
+              <w:insideV w:val="single" w:sz="8" w:space="0" w:color="000000"/>
+            </w:tcBorders>
+            <w:tcMar>
+              <w:top w:w="70" w:type="dxa"/>
+              <w:start w:w="95" w:type="dxa"/>
+              <w:bottom w:w="70" w:type="dxa"/>
+              <w:end w:w="95" w:type="dxa"/>
+            </w:tcMar>
+          </w:tcPr>
+          <w:p>
+            <w:pPr>
+              <w:jc w:val="center"/>
+            </w:pPr>
+            <w:r>
+              <w:rPr>
+                <w:rFonts w:ascii="Arial" w:hAnsi="Arial" w:cs="Arial"/>
+                <w:b w:val="0"/>
+                <w:color w:val="000000"/>
+                <w:sz w:val="19"/>
+              </w:rPr>
+              <w:t>0.5797</w:t>
+            </w:r>
+          </w:p>
+        </w:tc>
+        <w:tc>
+          <w:tcPr>
+            <w:tcW w:type="dxa" w:w="1584"/>
+            <w:vAlign w:val="center"/>
+            <w:tcBorders>
+              <w:top w:val="single" w:sz="8" w:space="0" w:color="000000"/>
+              <w:left w:val="single" w:sz="8" w:space="0" w:color="000000"/>
+              <w:bottom w:val="single" w:sz="8" w:space="0" w:color="000000"/>
+              <w:right w:val="single" w:sz="8" w:space="0" w:color="000000"/>
+              <w:insideH w:val="single" w:sz="8" w:space="0" w:color="000000"/>
+              <w:insideV w:val="single" w:sz="8" w:space="0" w:color="000000"/>
+            </w:tcBorders>
+            <w:tcMar>
+              <w:top w:w="70" w:type="dxa"/>
+              <w:start w:w="95" w:type="dxa"/>
+              <w:bottom w:w="70" w:type="dxa"/>
+              <w:end w:w="95" w:type="dxa"/>
+            </w:tcMar>
+          </w:tcPr>
+          <w:p>
+            <w:pPr>
+              <w:jc w:val="center"/>
+            </w:pPr>
+            <w:r>
+              <w:rPr>
+                <w:rFonts w:ascii="Arial" w:hAnsi="Arial" w:cs="Arial"/>
+                <w:b w:val="0"/>
+                <w:color w:val="000000"/>
+                <w:sz w:val="19"/>
+              </w:rPr>
+              <w:t>0.5107</w:t>
+            </w:r>
+          </w:p>
+        </w:tc>
+      </w:tr>
+      <w:tr>
+        <w:tc>
+          <w:tcPr>
+            <w:tcW w:type="dxa" w:w="3888"/>
+            <w:vAlign w:val="center"/>
+            <w:tcBorders>
+              <w:top w:val="single" w:sz="8" w:space="0" w:color="000000"/>
+              <w:left w:val="single" w:sz="8" w:space="0" w:color="000000"/>
+              <w:bottom w:val="single" w:sz="8" w:space="0" w:color="000000"/>
+              <w:right w:val="single" w:sz="8" w:space="0" w:color="000000"/>
+              <w:insideH w:val="single" w:sz="8" w:space="0" w:color="000000"/>
+              <w:insideV w:val="single" w:sz="8" w:space="0" w:color="000000"/>
+            </w:tcBorders>
+            <w:tcMar>
+              <w:top w:w="70" w:type="dxa"/>
+              <w:start w:w="95" w:type="dxa"/>
+              <w:bottom w:w="70" w:type="dxa"/>
+              <w:end w:w="95" w:type="dxa"/>
+            </w:tcMar>
+          </w:tcPr>
+          <w:p>
+            <w:pPr>
+              <w:jc w:val="left"/>
+            </w:pPr>
+            <w:r>
+              <w:rPr>
+                <w:rFonts w:ascii="Arial" w:hAnsi="Arial" w:cs="Arial"/>
+                <w:b w:val="0"/>
+                <w:color w:val="000000"/>
+                <w:sz w:val="19"/>
+              </w:rPr>
+              <w:t>CatBoost</w:t>
+            </w:r>
+          </w:p>
+        </w:tc>
+        <w:tc>
+          <w:tcPr>
+            <w:tcW w:type="dxa" w:w="1584"/>
+            <w:vAlign w:val="center"/>
+            <w:tcBorders>
+              <w:top w:val="single" w:sz="8" w:space="0" w:color="000000"/>
+              <w:left w:val="single" w:sz="8" w:space="0" w:color="000000"/>
+              <w:bottom w:val="single" w:sz="8" w:space="0" w:color="000000"/>
+              <w:right w:val="single" w:sz="8" w:space="0" w:color="000000"/>
+              <w:insideH w:val="single" w:sz="8" w:space="0" w:color="000000"/>
+              <w:insideV w:val="single" w:sz="8" w:space="0" w:color="000000"/>
+            </w:tcBorders>
+            <w:tcMar>
+              <w:top w:w="70" w:type="dxa"/>
+              <w:start w:w="95" w:type="dxa"/>
+              <w:bottom w:w="70" w:type="dxa"/>
+              <w:end w:w="95" w:type="dxa"/>
+            </w:tcMar>
+          </w:tcPr>
+          <w:p>
+            <w:pPr>
+              <w:jc w:val="center"/>
+            </w:pPr>
+            <w:r>
+              <w:rPr>
+                <w:rFonts w:ascii="Arial" w:hAnsi="Arial" w:cs="Arial"/>
+                <w:b w:val="0"/>
+                <w:color w:val="000000"/>
+                <w:sz w:val="19"/>
+              </w:rPr>
+              <w:t>0.8466</w:t>
+            </w:r>
+          </w:p>
+        </w:tc>
+        <w:tc>
+          <w:tcPr>
+            <w:tcW w:type="dxa" w:w="1584"/>
+            <w:vAlign w:val="center"/>
+            <w:tcBorders>
+              <w:top w:val="single" w:sz="8" w:space="0" w:color="000000"/>
+              <w:left w:val="single" w:sz="8" w:space="0" w:color="000000"/>
+              <w:bottom w:val="single" w:sz="8" w:space="0" w:color="000000"/>
+              <w:right w:val="single" w:sz="8" w:space="0" w:color="000000"/>
+              <w:insideH w:val="single" w:sz="8" w:space="0" w:color="000000"/>
+              <w:insideV w:val="single" w:sz="8" w:space="0" w:color="000000"/>
+            </w:tcBorders>
+            <w:tcMar>
+              <w:top w:w="70" w:type="dxa"/>
+              <w:start w:w="95" w:type="dxa"/>
+              <w:bottom w:w="70" w:type="dxa"/>
+              <w:end w:w="95" w:type="dxa"/>
+            </w:tcMar>
+          </w:tcPr>
+          <w:p>
+            <w:pPr>
+              <w:jc w:val="center"/>
+            </w:pPr>
+            <w:r>
+              <w:rPr>
+                <w:rFonts w:ascii="Arial" w:hAnsi="Arial" w:cs="Arial"/>
+                <w:b w:val="0"/>
+                <w:color w:val="000000"/>
+                <w:sz w:val="19"/>
+              </w:rPr>
+              <w:t>0.5857</w:t>
+            </w:r>
+          </w:p>
+        </w:tc>
+        <w:tc>
+          <w:tcPr>
+            <w:tcW w:type="dxa" w:w="1584"/>
+            <w:vAlign w:val="center"/>
+            <w:tcBorders>
+              <w:top w:val="single" w:sz="8" w:space="0" w:color="000000"/>
+              <w:left w:val="single" w:sz="8" w:space="0" w:color="000000"/>
+              <w:bottom w:val="single" w:sz="8" w:space="0" w:color="000000"/>
+              <w:right w:val="single" w:sz="8" w:space="0" w:color="000000"/>
+              <w:insideH w:val="single" w:sz="8" w:space="0" w:color="000000"/>
+              <w:insideV w:val="single" w:sz="8" w:space="0" w:color="000000"/>
+            </w:tcBorders>
+            <w:tcMar>
+              <w:top w:w="70" w:type="dxa"/>
+              <w:start w:w="95" w:type="dxa"/>
+              <w:bottom w:w="70" w:type="dxa"/>
+              <w:end w:w="95" w:type="dxa"/>
+            </w:tcMar>
+          </w:tcPr>
+          <w:p>
+            <w:pPr>
+              <w:jc w:val="center"/>
+            </w:pPr>
+            <w:r>
+              <w:rPr>
+                <w:rFonts w:ascii="Arial" w:hAnsi="Arial" w:cs="Arial"/>
+                <w:b w:val="0"/>
+                <w:color w:val="000000"/>
+                <w:sz w:val="19"/>
+              </w:rPr>
+              <w:t>0.5160</w:t>
+            </w:r>
+          </w:p>
+        </w:tc>
+      </w:tr>
+    </w:tbl>
+    <w:p>
+      <w:pPr>
+        <w:spacing w:after="20"/>
+      </w:pPr>
+    </w:p>
+    <w:p>
+      <w:pPr>
+        <w:spacing w:after="120" w:line="264" w:lineRule="auto"/>
+      </w:pPr>
+      <w:r>
+        <w:rPr>
+          <w:rFonts w:ascii="Arial" w:hAnsi="Arial" w:cs="Arial"/>
+          <w:b w:val="0"/>
+          <w:color w:val="000000"/>
+          <w:sz w:val="21"/>
+        </w:rPr>
+        <w:t>CatBoost показал лучший ROC-AUC, а Logistic Regression - лучший F1.</w:t>
+      </w:r>
+    </w:p>
+    <w:p>
+      <w:pPr>
+        <w:keepNext/>
+        <w:spacing w:before="200" w:after="80"/>
+      </w:pPr>
+      <w:r>
+        <w:rPr>
+          <w:rFonts w:ascii="Arial" w:hAnsi="Arial" w:cs="Arial"/>
+          <w:b/>
+          <w:color w:val="000000"/>
+          <w:sz w:val="26"/>
+        </w:rPr>
+        <w:t>SMOTE</w:t>
+      </w:r>
+    </w:p>
+    <w:tbl>
+      <w:tblPr>
+        <w:tblW w:type="auto" w:w="0"/>
+        <w:jc w:val="center"/>
+        <w:tblLayout w:type="fixed"/>
+        <w:tblLook w:firstColumn="1" w:firstRow="1" w:lastColumn="0" w:lastRow="0" w:noHBand="0" w:noVBand="1" w:val="04A0"/>
+      </w:tblPr>
+      <w:tblGrid>
+        <w:gridCol w:w="2484"/>
+        <w:gridCol w:w="2484"/>
+        <w:gridCol w:w="2484"/>
+        <w:gridCol w:w="2484"/>
+      </w:tblGrid>
+      <w:tr>
+        <w:trPr>
+          <w:tblHeader w:val="true"/>
+        </w:trPr>
+        <w:tc>
+          <w:tcPr>
+            <w:tcW w:type="dxa" w:w="3888"/>
+            <w:vAlign w:val="center"/>
+            <w:tcBorders>
+              <w:top w:val="single" w:sz="8" w:space="0" w:color="000000"/>
+              <w:left w:val="single" w:sz="8" w:space="0" w:color="000000"/>
+              <w:bottom w:val="single" w:sz="8" w:space="0" w:color="000000"/>
+              <w:right w:val="single" w:sz="8" w:space="0" w:color="000000"/>
+              <w:insideH w:val="single" w:sz="8" w:space="0" w:color="000000"/>
+              <w:insideV w:val="single" w:sz="8" w:space="0" w:color="000000"/>
+            </w:tcBorders>
+            <w:tcMar>
+              <w:top w:w="70" w:type="dxa"/>
+              <w:start w:w="95" w:type="dxa"/>
+              <w:bottom w:w="70" w:type="dxa"/>
+              <w:end w:w="95" w:type="dxa"/>
+            </w:tcMar>
+          </w:tcPr>
+          <w:p>
+            <w:pPr>
+              <w:jc w:val="center"/>
+            </w:pPr>
+            <w:r>
+              <w:rPr>
+                <w:rFonts w:ascii="Arial" w:hAnsi="Arial" w:cs="Arial"/>
+                <w:b/>
+                <w:color w:val="000000"/>
+                <w:sz w:val="19"/>
+              </w:rPr>
+              <w:t>Вариант</w:t>
+            </w:r>
+          </w:p>
+        </w:tc>
+        <w:tc>
+          <w:tcPr>
+            <w:tcW w:type="dxa" w:w="1584"/>
+            <w:vAlign w:val="center"/>
+            <w:tcBorders>
+              <w:top w:val="single" w:sz="8" w:space="0" w:color="000000"/>
+              <w:left w:val="single" w:sz="8" w:space="0" w:color="000000"/>
+              <w:bottom w:val="single" w:sz="8" w:space="0" w:color="000000"/>
+              <w:right w:val="single" w:sz="8" w:space="0" w:color="000000"/>
+              <w:insideH w:val="single" w:sz="8" w:space="0" w:color="000000"/>
+              <w:insideV w:val="single" w:sz="8" w:space="0" w:color="000000"/>
+            </w:tcBorders>
+            <w:tcMar>
+              <w:top w:w="70" w:type="dxa"/>
+              <w:start w:w="95" w:type="dxa"/>
+              <w:bottom w:w="70" w:type="dxa"/>
+              <w:end w:w="95" w:type="dxa"/>
+            </w:tcMar>
+          </w:tcPr>
+          <w:p>
+            <w:pPr>
+              <w:jc w:val="center"/>
+            </w:pPr>
+            <w:r>
+              <w:rPr>
+                <w:rFonts w:ascii="Arial" w:hAnsi="Arial" w:cs="Arial"/>
+                <w:b/>
+                <w:color w:val="000000"/>
+                <w:sz w:val="19"/>
+              </w:rPr>
+              <w:t>ROC-AUC</w:t>
+            </w:r>
+          </w:p>
+        </w:tc>
+        <w:tc>
+          <w:tcPr>
+            <w:tcW w:type="dxa" w:w="1584"/>
+            <w:vAlign w:val="center"/>
+            <w:tcBorders>
+              <w:top w:val="single" w:sz="8" w:space="0" w:color="000000"/>
+              <w:left w:val="single" w:sz="8" w:space="0" w:color="000000"/>
+              <w:bottom w:val="single" w:sz="8" w:space="0" w:color="000000"/>
+              <w:right w:val="single" w:sz="8" w:space="0" w:color="000000"/>
+              <w:insideH w:val="single" w:sz="8" w:space="0" w:color="000000"/>
+              <w:insideV w:val="single" w:sz="8" w:space="0" w:color="000000"/>
+            </w:tcBorders>
+            <w:tcMar>
+              <w:top w:w="70" w:type="dxa"/>
+              <w:start w:w="95" w:type="dxa"/>
+              <w:bottom w:w="70" w:type="dxa"/>
+              <w:end w:w="95" w:type="dxa"/>
+            </w:tcMar>
+          </w:tcPr>
+          <w:p>
+            <w:pPr>
+              <w:jc w:val="center"/>
+            </w:pPr>
+            <w:r>
+              <w:rPr>
+                <w:rFonts w:ascii="Arial" w:hAnsi="Arial" w:cs="Arial"/>
+                <w:b/>
+                <w:color w:val="000000"/>
+                <w:sz w:val="19"/>
+              </w:rPr>
+              <w:t>F1</w:t>
+            </w:r>
+          </w:p>
+        </w:tc>
+        <w:tc>
+          <w:tcPr>
+            <w:tcW w:type="dxa" w:w="1584"/>
+            <w:vAlign w:val="center"/>
+            <w:tcBorders>
+              <w:top w:val="single" w:sz="8" w:space="0" w:color="000000"/>
+              <w:left w:val="single" w:sz="8" w:space="0" w:color="000000"/>
+              <w:bottom w:val="single" w:sz="8" w:space="0" w:color="000000"/>
+              <w:right w:val="single" w:sz="8" w:space="0" w:color="000000"/>
+              <w:insideH w:val="single" w:sz="8" w:space="0" w:color="000000"/>
+              <w:insideV w:val="single" w:sz="8" w:space="0" w:color="000000"/>
+            </w:tcBorders>
+            <w:tcMar>
+              <w:top w:w="70" w:type="dxa"/>
+              <w:start w:w="95" w:type="dxa"/>
+              <w:bottom w:w="70" w:type="dxa"/>
+              <w:end w:w="95" w:type="dxa"/>
+            </w:tcMar>
+          </w:tcPr>
+          <w:p>
+            <w:pPr>
+              <w:jc w:val="center"/>
+            </w:pPr>
+            <w:r>
+              <w:rPr>
+                <w:rFonts w:ascii="Arial" w:hAnsi="Arial" w:cs="Arial"/>
+                <w:b/>
+                <w:color w:val="000000"/>
+                <w:sz w:val="19"/>
+              </w:rPr>
+              <w:t>Recall</w:t>
+            </w:r>
+          </w:p>
+        </w:tc>
+      </w:tr>
+      <w:tr>
+        <w:tc>
+          <w:tcPr>
+            <w:tcW w:type="dxa" w:w="3888"/>
+            <w:vAlign w:val="center"/>
+            <w:tcBorders>
+              <w:top w:val="single" w:sz="8" w:space="0" w:color="000000"/>
+              <w:left w:val="single" w:sz="8" w:space="0" w:color="000000"/>
+              <w:bottom w:val="single" w:sz="8" w:space="0" w:color="000000"/>
+              <w:right w:val="single" w:sz="8" w:space="0" w:color="000000"/>
+              <w:insideH w:val="single" w:sz="8" w:space="0" w:color="000000"/>
+              <w:insideV w:val="single" w:sz="8" w:space="0" w:color="000000"/>
+            </w:tcBorders>
+            <w:tcMar>
+              <w:top w:w="70" w:type="dxa"/>
+              <w:start w:w="95" w:type="dxa"/>
+              <w:bottom w:w="70" w:type="dxa"/>
+              <w:end w:w="95" w:type="dxa"/>
+            </w:tcMar>
+          </w:tcPr>
+          <w:p>
+            <w:pPr>
+              <w:jc w:val="left"/>
+            </w:pPr>
+            <w:r>
+              <w:rPr>
+                <w:rFonts w:ascii="Arial" w:hAnsi="Arial" w:cs="Arial"/>
+                <w:b w:val="0"/>
+                <w:color w:val="000000"/>
+                <w:sz w:val="19"/>
+              </w:rPr>
+              <w:t>CatBoost без SMOTE</w:t>
+            </w:r>
+          </w:p>
+        </w:tc>
+        <w:tc>
+          <w:tcPr>
+            <w:tcW w:type="dxa" w:w="1584"/>
+            <w:vAlign w:val="center"/>
+            <w:tcBorders>
+              <w:top w:val="single" w:sz="8" w:space="0" w:color="000000"/>
+              <w:left w:val="single" w:sz="8" w:space="0" w:color="000000"/>
+              <w:bottom w:val="single" w:sz="8" w:space="0" w:color="000000"/>
+              <w:right w:val="single" w:sz="8" w:space="0" w:color="000000"/>
+              <w:insideH w:val="single" w:sz="8" w:space="0" w:color="000000"/>
+              <w:insideV w:val="single" w:sz="8" w:space="0" w:color="000000"/>
+            </w:tcBorders>
+            <w:tcMar>
+              <w:top w:w="70" w:type="dxa"/>
+              <w:start w:w="95" w:type="dxa"/>
+              <w:bottom w:w="70" w:type="dxa"/>
+              <w:end w:w="95" w:type="dxa"/>
+            </w:tcMar>
+          </w:tcPr>
+          <w:p>
+            <w:pPr>
+              <w:jc w:val="center"/>
+            </w:pPr>
+            <w:r>
+              <w:rPr>
+                <w:rFonts w:ascii="Arial" w:hAnsi="Arial" w:cs="Arial"/>
+                <w:b w:val="0"/>
+                <w:color w:val="000000"/>
+                <w:sz w:val="19"/>
+              </w:rPr>
+              <w:t>0.8466</w:t>
+            </w:r>
+          </w:p>
+        </w:tc>
+        <w:tc>
+          <w:tcPr>
+            <w:tcW w:type="dxa" w:w="1584"/>
+            <w:vAlign w:val="center"/>
+            <w:tcBorders>
+              <w:top w:val="single" w:sz="8" w:space="0" w:color="000000"/>
+              <w:left w:val="single" w:sz="8" w:space="0" w:color="000000"/>
+              <w:bottom w:val="single" w:sz="8" w:space="0" w:color="000000"/>
+              <w:right w:val="single" w:sz="8" w:space="0" w:color="000000"/>
+              <w:insideH w:val="single" w:sz="8" w:space="0" w:color="000000"/>
+              <w:insideV w:val="single" w:sz="8" w:space="0" w:color="000000"/>
+            </w:tcBorders>
+            <w:tcMar>
+              <w:top w:w="70" w:type="dxa"/>
+              <w:start w:w="95" w:type="dxa"/>
+              <w:bottom w:w="70" w:type="dxa"/>
+              <w:end w:w="95" w:type="dxa"/>
+            </w:tcMar>
+          </w:tcPr>
+          <w:p>
+            <w:pPr>
+              <w:jc w:val="center"/>
+            </w:pPr>
+            <w:r>
+              <w:rPr>
+                <w:rFonts w:ascii="Arial" w:hAnsi="Arial" w:cs="Arial"/>
+                <w:b w:val="0"/>
+                <w:color w:val="000000"/>
+                <w:sz w:val="19"/>
+              </w:rPr>
+              <w:t>0.5857</w:t>
+            </w:r>
+          </w:p>
+        </w:tc>
+        <w:tc>
+          <w:tcPr>
+            <w:tcW w:type="dxa" w:w="1584"/>
+            <w:vAlign w:val="center"/>
+            <w:tcBorders>
+              <w:top w:val="single" w:sz="8" w:space="0" w:color="000000"/>
+              <w:left w:val="single" w:sz="8" w:space="0" w:color="000000"/>
+              <w:bottom w:val="single" w:sz="8" w:space="0" w:color="000000"/>
+              <w:right w:val="single" w:sz="8" w:space="0" w:color="000000"/>
+              <w:insideH w:val="single" w:sz="8" w:space="0" w:color="000000"/>
+              <w:insideV w:val="single" w:sz="8" w:space="0" w:color="000000"/>
+            </w:tcBorders>
+            <w:tcMar>
+              <w:top w:w="70" w:type="dxa"/>
+              <w:start w:w="95" w:type="dxa"/>
+              <w:bottom w:w="70" w:type="dxa"/>
+              <w:end w:w="95" w:type="dxa"/>
             </w:tcMar>
           </w:tcPr>
           <w:p>
@@ -535,1118 +1533,21 @@
       <w:tr>
         <w:tc>
           <w:tcPr>
-            <w:tcW w:type="dxa" w:w="6048"/>
+            <w:tcW w:type="dxa" w:w="3888"/>
             <w:vAlign w:val="center"/>
             <w:tcBorders>
-              <w:top w:val="single" w:sz="6" w:space="0" w:color="D9D9D9"/>
-              <w:left w:val="single" w:sz="6" w:space="0" w:color="D9D9D9"/>
-              <w:bottom w:val="single" w:sz="6" w:space="0" w:color="D9D9D9"/>
-              <w:right w:val="single" w:sz="6" w:space="0" w:color="D9D9D9"/>
-              <w:insideH w:val="single" w:sz="6" w:space="0" w:color="D9D9D9"/>
-              <w:insideV w:val="single" w:sz="6" w:space="0" w:color="D9D9D9"/>
+              <w:top w:val="single" w:sz="8" w:space="0" w:color="000000"/>
+              <w:left w:val="single" w:sz="8" w:space="0" w:color="000000"/>
+              <w:bottom w:val="single" w:sz="8" w:space="0" w:color="000000"/>
+              <w:right w:val="single" w:sz="8" w:space="0" w:color="000000"/>
+              <w:insideH w:val="single" w:sz="8" w:space="0" w:color="000000"/>
+              <w:insideV w:val="single" w:sz="8" w:space="0" w:color="000000"/>
             </w:tcBorders>
             <w:tcMar>
-              <w:top w:w="90" w:type="dxa"/>
-              <w:start w:w="100" w:type="dxa"/>
-              <w:bottom w:w="90" w:type="dxa"/>
-              <w:end w:w="100" w:type="dxa"/>
-            </w:tcMar>
-          </w:tcPr>
-          <w:p>
-            <w:pPr>
-              <w:jc w:val="left"/>
-            </w:pPr>
-            <w:r>
-              <w:rPr>
-                <w:rFonts w:ascii="Arial" w:hAnsi="Arial" w:cs="Arial"/>
-                <w:b w:val="0"/>
-                <w:color w:val="000000"/>
-                <w:sz w:val="19"/>
-              </w:rPr>
-              <w:t>Precision для класса Ушёл</w:t>
-            </w:r>
-          </w:p>
-        </w:tc>
-        <w:tc>
-          <w:tcPr>
-            <w:tcW w:type="dxa" w:w="3456"/>
-            <w:vAlign w:val="center"/>
-            <w:tcBorders>
-              <w:top w:val="single" w:sz="6" w:space="0" w:color="D9D9D9"/>
-              <w:left w:val="single" w:sz="6" w:space="0" w:color="D9D9D9"/>
-              <w:bottom w:val="single" w:sz="6" w:space="0" w:color="D9D9D9"/>
-              <w:right w:val="single" w:sz="6" w:space="0" w:color="D9D9D9"/>
-              <w:insideH w:val="single" w:sz="6" w:space="0" w:color="D9D9D9"/>
-              <w:insideV w:val="single" w:sz="6" w:space="0" w:color="D9D9D9"/>
-            </w:tcBorders>
-            <w:tcMar>
-              <w:top w:w="90" w:type="dxa"/>
-              <w:start w:w="100" w:type="dxa"/>
-              <w:bottom w:w="90" w:type="dxa"/>
-              <w:end w:w="100" w:type="dxa"/>
-            </w:tcMar>
-          </w:tcPr>
-          <w:p>
-            <w:pPr>
-              <w:jc w:val="center"/>
-            </w:pPr>
-            <w:r>
-              <w:rPr>
-                <w:rFonts w:ascii="Arial" w:hAnsi="Arial" w:cs="Arial"/>
-                <w:b w:val="0"/>
-                <w:color w:val="000000"/>
-                <w:sz w:val="19"/>
-              </w:rPr>
-              <w:t>0.68</w:t>
-            </w:r>
-          </w:p>
-        </w:tc>
-      </w:tr>
-    </w:tbl>
-    <w:p>
-      <w:pPr>
-        <w:spacing w:after="60"/>
-      </w:pPr>
-    </w:p>
-    <w:p>
-      <w:pPr>
-        <w:spacing w:after="140" w:line="276" w:lineRule="auto"/>
-      </w:pPr>
-      <w:r>
-        <w:rPr>
-          <w:rFonts w:ascii="Arial" w:hAnsi="Arial" w:cs="Arial"/>
-          <w:b w:val="0"/>
-          <w:color w:val="000000"/>
-          <w:sz w:val="22"/>
-        </w:rPr>
-        <w:t>ROC-AUC выше 0.84 показывает, что модель достаточно хорошо ранжирует клиентов по вероятности ухода. При пороге 0.5 CatBoost находит около 52% ушедших клиентов. Это приемлемая базовая точка, но для кампании по удержанию может быть важнее увеличить Recall.</w:t>
-      </w:r>
-    </w:p>
-    <w:p>
-      <w:pPr>
-        <w:pStyle w:val="Heading1"/>
-        <w:spacing w:before="240" w:after="100"/>
-      </w:pPr>
-      <w:r>
-        <w:rPr>
-          <w:rFonts w:ascii="Arial" w:hAnsi="Arial" w:cs="Arial"/>
-          <w:b/>
-          <w:color w:val="000000"/>
-          <w:sz w:val="28"/>
-        </w:rPr>
-        <w:t>4 Важность признаков</w:t>
-      </w:r>
-    </w:p>
-    <w:p>
-      <w:pPr>
-        <w:spacing w:after="140" w:line="276" w:lineRule="auto"/>
-      </w:pPr>
-      <w:r>
-        <w:rPr>
-          <w:rFonts w:ascii="Arial" w:hAnsi="Arial" w:cs="Arial"/>
-          <w:b w:val="0"/>
-          <w:color w:val="000000"/>
-          <w:sz w:val="22"/>
-        </w:rPr>
-        <w:t>Самыми важными признаками стали помесячный договор Contract Month-to-month, срок обслуживания tenure, ежемесячная плата MonthlyCharges, договор на два года, оптоволоконный интернет и суммарные платежи. Это согласуется с интуицией: новые клиенты с помесячным договором и высокой платой чаще уходят.</w:t>
-      </w:r>
-    </w:p>
-    <w:p>
-      <w:pPr>
-        <w:spacing w:after="60"/>
-        <w:jc w:val="center"/>
-      </w:pPr>
-      <w:r>
-        <w:drawing>
-          <wp:inline xmlns:a="http://schemas.openxmlformats.org/drawingml/2006/main" xmlns:pic="http://schemas.openxmlformats.org/drawingml/2006/picture">
-            <wp:extent cx="5806440" cy="3835929"/>
-            <wp:docPr id="1" name="Picture 1"/>
-            <wp:cNvGraphicFramePr>
-              <a:graphicFrameLocks noChangeAspect="1"/>
-            </wp:cNvGraphicFramePr>
-            <a:graphic>
-              <a:graphicData uri="http://schemas.openxmlformats.org/drawingml/2006/picture">
-                <pic:pic>
-                  <pic:nvPicPr>
-                    <pic:cNvPr id="0" name="feature_importance_catboost.png"/>
-                    <pic:cNvPicPr/>
-                  </pic:nvPicPr>
-                  <pic:blipFill>
-                    <a:blip r:embed="rId9"/>
-                    <a:stretch>
-                      <a:fillRect/>
-                    </a:stretch>
-                  </pic:blipFill>
-                  <pic:spPr>
-                    <a:xfrm>
-                      <a:off x="0" y="0"/>
-                      <a:ext cx="5806440" cy="3835929"/>
-                    </a:xfrm>
-                    <a:prstGeom prst="rect"/>
-                  </pic:spPr>
-                </pic:pic>
-              </a:graphicData>
-            </a:graphic>
-          </wp:inline>
-        </w:drawing>
-      </w:r>
-    </w:p>
-    <w:p>
-      <w:pPr>
-        <w:spacing w:after="160"/>
-        <w:jc w:val="center"/>
-      </w:pPr>
-      <w:r>
-        <w:rPr>
-          <w:rFonts w:ascii="Arial" w:hAnsi="Arial" w:cs="Arial"/>
-          <w:b w:val="0"/>
-          <w:color w:val="000000"/>
-          <w:sz w:val="20"/>
-        </w:rPr>
-        <w:t>Рисунок 1 - Топ 15 признаков по важности CatBoost</w:t>
-      </w:r>
-    </w:p>
-    <w:p>
-      <w:pPr>
-        <w:pStyle w:val="Heading1"/>
-        <w:spacing w:before="240" w:after="100"/>
-      </w:pPr>
-      <w:r>
-        <w:rPr>
-          <w:rFonts w:ascii="Arial" w:hAnsi="Arial" w:cs="Arial"/>
-          <w:b/>
-          <w:color w:val="000000"/>
-          <w:sz w:val="28"/>
-        </w:rPr>
-        <w:t>5 Сравнение моделей</w:t>
-      </w:r>
-    </w:p>
-    <w:tbl>
-      <w:tblPr>
-        <w:tblW w:type="auto" w:w="0"/>
-        <w:jc w:val="center"/>
-        <w:tblLayout w:type="fixed"/>
-        <w:tblLook w:firstColumn="1" w:firstRow="1" w:lastColumn="0" w:lastRow="0" w:noHBand="0" w:noVBand="1" w:val="04A0"/>
-      </w:tblPr>
-      <w:tblGrid>
-        <w:gridCol w:w="2484"/>
-        <w:gridCol w:w="2484"/>
-        <w:gridCol w:w="2484"/>
-        <w:gridCol w:w="2484"/>
-      </w:tblGrid>
-      <w:tr>
-        <w:trPr>
-          <w:tblHeader w:val="true"/>
-        </w:trPr>
-        <w:tc>
-          <w:tcPr>
-            <w:tcW w:type="dxa" w:w="3744"/>
-            <w:vAlign w:val="center"/>
-            <w:shd w:fill="1F4E78"/>
-            <w:tcBorders>
-              <w:top w:val="single" w:sz="6" w:space="0" w:color="D9D9D9"/>
-              <w:left w:val="single" w:sz="6" w:space="0" w:color="D9D9D9"/>
-              <w:bottom w:val="single" w:sz="6" w:space="0" w:color="D9D9D9"/>
-              <w:right w:val="single" w:sz="6" w:space="0" w:color="D9D9D9"/>
-              <w:insideH w:val="single" w:sz="6" w:space="0" w:color="D9D9D9"/>
-              <w:insideV w:val="single" w:sz="6" w:space="0" w:color="D9D9D9"/>
-            </w:tcBorders>
-            <w:tcMar>
-              <w:top w:w="90" w:type="dxa"/>
-              <w:start w:w="100" w:type="dxa"/>
-              <w:bottom w:w="90" w:type="dxa"/>
-              <w:end w:w="100" w:type="dxa"/>
-            </w:tcMar>
-          </w:tcPr>
-          <w:p>
-            <w:pPr>
-              <w:jc w:val="center"/>
-            </w:pPr>
-            <w:r>
-              <w:rPr>
-                <w:rFonts w:ascii="Arial" w:hAnsi="Arial" w:cs="Arial"/>
-                <w:b/>
-                <w:color w:val="FFFFFF"/>
-                <w:sz w:val="19"/>
-              </w:rPr>
-              <w:t>Модель</w:t>
-            </w:r>
-          </w:p>
-        </w:tc>
-        <w:tc>
-          <w:tcPr>
-            <w:tcW w:type="dxa" w:w="1656"/>
-            <w:vAlign w:val="center"/>
-            <w:shd w:fill="1F4E78"/>
-            <w:tcBorders>
-              <w:top w:val="single" w:sz="6" w:space="0" w:color="D9D9D9"/>
-              <w:left w:val="single" w:sz="6" w:space="0" w:color="D9D9D9"/>
-              <w:bottom w:val="single" w:sz="6" w:space="0" w:color="D9D9D9"/>
-              <w:right w:val="single" w:sz="6" w:space="0" w:color="D9D9D9"/>
-              <w:insideH w:val="single" w:sz="6" w:space="0" w:color="D9D9D9"/>
-              <w:insideV w:val="single" w:sz="6" w:space="0" w:color="D9D9D9"/>
-            </w:tcBorders>
-            <w:tcMar>
-              <w:top w:w="90" w:type="dxa"/>
-              <w:start w:w="100" w:type="dxa"/>
-              <w:bottom w:w="90" w:type="dxa"/>
-              <w:end w:w="100" w:type="dxa"/>
-            </w:tcMar>
-          </w:tcPr>
-          <w:p>
-            <w:pPr>
-              <w:jc w:val="center"/>
-            </w:pPr>
-            <w:r>
-              <w:rPr>
-                <w:rFonts w:ascii="Arial" w:hAnsi="Arial" w:cs="Arial"/>
-                <w:b/>
-                <w:color w:val="FFFFFF"/>
-                <w:sz w:val="19"/>
-              </w:rPr>
-              <w:t>ROC-AUC</w:t>
-            </w:r>
-          </w:p>
-        </w:tc>
-        <w:tc>
-          <w:tcPr>
-            <w:tcW w:type="dxa" w:w="2088"/>
-            <w:vAlign w:val="center"/>
-            <w:shd w:fill="1F4E78"/>
-            <w:tcBorders>
-              <w:top w:val="single" w:sz="6" w:space="0" w:color="D9D9D9"/>
-              <w:left w:val="single" w:sz="6" w:space="0" w:color="D9D9D9"/>
-              <w:bottom w:val="single" w:sz="6" w:space="0" w:color="D9D9D9"/>
-              <w:right w:val="single" w:sz="6" w:space="0" w:color="D9D9D9"/>
-              <w:insideH w:val="single" w:sz="6" w:space="0" w:color="D9D9D9"/>
-              <w:insideV w:val="single" w:sz="6" w:space="0" w:color="D9D9D9"/>
-            </w:tcBorders>
-            <w:tcMar>
-              <w:top w:w="90" w:type="dxa"/>
-              <w:start w:w="100" w:type="dxa"/>
-              <w:bottom w:w="90" w:type="dxa"/>
-              <w:end w:w="100" w:type="dxa"/>
-            </w:tcMar>
-          </w:tcPr>
-          <w:p>
-            <w:pPr>
-              <w:jc w:val="center"/>
-            </w:pPr>
-            <w:r>
-              <w:rPr>
-                <w:rFonts w:ascii="Arial" w:hAnsi="Arial" w:cs="Arial"/>
-                <w:b/>
-                <w:color w:val="FFFFFF"/>
-                <w:sz w:val="19"/>
-              </w:rPr>
-              <w:t>F1 класс 1</w:t>
-            </w:r>
-          </w:p>
-        </w:tc>
-        <w:tc>
-          <w:tcPr>
-            <w:tcW w:type="dxa" w:w="2088"/>
-            <w:vAlign w:val="center"/>
-            <w:shd w:fill="1F4E78"/>
-            <w:tcBorders>
-              <w:top w:val="single" w:sz="6" w:space="0" w:color="D9D9D9"/>
-              <w:left w:val="single" w:sz="6" w:space="0" w:color="D9D9D9"/>
-              <w:bottom w:val="single" w:sz="6" w:space="0" w:color="D9D9D9"/>
-              <w:right w:val="single" w:sz="6" w:space="0" w:color="D9D9D9"/>
-              <w:insideH w:val="single" w:sz="6" w:space="0" w:color="D9D9D9"/>
-              <w:insideV w:val="single" w:sz="6" w:space="0" w:color="D9D9D9"/>
-            </w:tcBorders>
-            <w:tcMar>
-              <w:top w:w="90" w:type="dxa"/>
-              <w:start w:w="100" w:type="dxa"/>
-              <w:bottom w:w="90" w:type="dxa"/>
-              <w:end w:w="100" w:type="dxa"/>
-            </w:tcMar>
-          </w:tcPr>
-          <w:p>
-            <w:pPr>
-              <w:jc w:val="center"/>
-            </w:pPr>
-            <w:r>
-              <w:rPr>
-                <w:rFonts w:ascii="Arial" w:hAnsi="Arial" w:cs="Arial"/>
-                <w:b/>
-                <w:color w:val="FFFFFF"/>
-                <w:sz w:val="19"/>
-              </w:rPr>
-              <w:t>Recall класс 1</w:t>
-            </w:r>
-          </w:p>
-        </w:tc>
-      </w:tr>
-      <w:tr>
-        <w:tc>
-          <w:tcPr>
-            <w:tcW w:type="dxa" w:w="3744"/>
-            <w:vAlign w:val="center"/>
-            <w:tcBorders>
-              <w:top w:val="single" w:sz="6" w:space="0" w:color="D9D9D9"/>
-              <w:left w:val="single" w:sz="6" w:space="0" w:color="D9D9D9"/>
-              <w:bottom w:val="single" w:sz="6" w:space="0" w:color="D9D9D9"/>
-              <w:right w:val="single" w:sz="6" w:space="0" w:color="D9D9D9"/>
-              <w:insideH w:val="single" w:sz="6" w:space="0" w:color="D9D9D9"/>
-              <w:insideV w:val="single" w:sz="6" w:space="0" w:color="D9D9D9"/>
-            </w:tcBorders>
-            <w:tcMar>
-              <w:top w:w="90" w:type="dxa"/>
-              <w:start w:w="100" w:type="dxa"/>
-              <w:bottom w:w="90" w:type="dxa"/>
-              <w:end w:w="100" w:type="dxa"/>
-            </w:tcMar>
-          </w:tcPr>
-          <w:p>
-            <w:pPr>
-              <w:jc w:val="left"/>
-            </w:pPr>
-            <w:r>
-              <w:rPr>
-                <w:rFonts w:ascii="Arial" w:hAnsi="Arial" w:cs="Arial"/>
-                <w:b w:val="0"/>
-                <w:color w:val="000000"/>
-                <w:sz w:val="19"/>
-              </w:rPr>
-              <w:t>Logistic Regression</w:t>
-            </w:r>
-          </w:p>
-        </w:tc>
-        <w:tc>
-          <w:tcPr>
-            <w:tcW w:type="dxa" w:w="1656"/>
-            <w:vAlign w:val="center"/>
-            <w:tcBorders>
-              <w:top w:val="single" w:sz="6" w:space="0" w:color="D9D9D9"/>
-              <w:left w:val="single" w:sz="6" w:space="0" w:color="D9D9D9"/>
-              <w:bottom w:val="single" w:sz="6" w:space="0" w:color="D9D9D9"/>
-              <w:right w:val="single" w:sz="6" w:space="0" w:color="D9D9D9"/>
-              <w:insideH w:val="single" w:sz="6" w:space="0" w:color="D9D9D9"/>
-              <w:insideV w:val="single" w:sz="6" w:space="0" w:color="D9D9D9"/>
-            </w:tcBorders>
-            <w:tcMar>
-              <w:top w:w="90" w:type="dxa"/>
-              <w:start w:w="100" w:type="dxa"/>
-              <w:bottom w:w="90" w:type="dxa"/>
-              <w:end w:w="100" w:type="dxa"/>
-            </w:tcMar>
-          </w:tcPr>
-          <w:p>
-            <w:pPr>
-              <w:jc w:val="center"/>
-            </w:pPr>
-            <w:r>
-              <w:rPr>
-                <w:rFonts w:ascii="Arial" w:hAnsi="Arial" w:cs="Arial"/>
-                <w:b w:val="0"/>
-                <w:color w:val="000000"/>
-                <w:sz w:val="19"/>
-              </w:rPr>
-              <w:t>0.8421</w:t>
-            </w:r>
-          </w:p>
-        </w:tc>
-        <w:tc>
-          <w:tcPr>
-            <w:tcW w:type="dxa" w:w="2088"/>
-            <w:vAlign w:val="center"/>
-            <w:tcBorders>
-              <w:top w:val="single" w:sz="6" w:space="0" w:color="D9D9D9"/>
-              <w:left w:val="single" w:sz="6" w:space="0" w:color="D9D9D9"/>
-              <w:bottom w:val="single" w:sz="6" w:space="0" w:color="D9D9D9"/>
-              <w:right w:val="single" w:sz="6" w:space="0" w:color="D9D9D9"/>
-              <w:insideH w:val="single" w:sz="6" w:space="0" w:color="D9D9D9"/>
-              <w:insideV w:val="single" w:sz="6" w:space="0" w:color="D9D9D9"/>
-            </w:tcBorders>
-            <w:tcMar>
-              <w:top w:w="90" w:type="dxa"/>
-              <w:start w:w="100" w:type="dxa"/>
-              <w:bottom w:w="90" w:type="dxa"/>
-              <w:end w:w="100" w:type="dxa"/>
-            </w:tcMar>
-          </w:tcPr>
-          <w:p>
-            <w:pPr>
-              <w:jc w:val="center"/>
-            </w:pPr>
-            <w:r>
-              <w:rPr>
-                <w:rFonts w:ascii="Arial" w:hAnsi="Arial" w:cs="Arial"/>
-                <w:b w:val="0"/>
-                <w:color w:val="000000"/>
-                <w:sz w:val="19"/>
-              </w:rPr>
-              <w:t>0.6040</w:t>
-            </w:r>
-          </w:p>
-        </w:tc>
-        <w:tc>
-          <w:tcPr>
-            <w:tcW w:type="dxa" w:w="2088"/>
-            <w:vAlign w:val="center"/>
-            <w:tcBorders>
-              <w:top w:val="single" w:sz="6" w:space="0" w:color="D9D9D9"/>
-              <w:left w:val="single" w:sz="6" w:space="0" w:color="D9D9D9"/>
-              <w:bottom w:val="single" w:sz="6" w:space="0" w:color="D9D9D9"/>
-              <w:right w:val="single" w:sz="6" w:space="0" w:color="D9D9D9"/>
-              <w:insideH w:val="single" w:sz="6" w:space="0" w:color="D9D9D9"/>
-              <w:insideV w:val="single" w:sz="6" w:space="0" w:color="D9D9D9"/>
-            </w:tcBorders>
-            <w:tcMar>
-              <w:top w:w="90" w:type="dxa"/>
-              <w:start w:w="100" w:type="dxa"/>
-              <w:bottom w:w="90" w:type="dxa"/>
-              <w:end w:w="100" w:type="dxa"/>
-            </w:tcMar>
-          </w:tcPr>
-          <w:p>
-            <w:pPr>
-              <w:jc w:val="center"/>
-            </w:pPr>
-            <w:r>
-              <w:rPr>
-                <w:rFonts w:ascii="Arial" w:hAnsi="Arial" w:cs="Arial"/>
-                <w:b w:val="0"/>
-                <w:color w:val="000000"/>
-                <w:sz w:val="19"/>
-              </w:rPr>
-              <w:t>0.5588</w:t>
-            </w:r>
-          </w:p>
-        </w:tc>
-      </w:tr>
-      <w:tr>
-        <w:tc>
-          <w:tcPr>
-            <w:tcW w:type="dxa" w:w="3744"/>
-            <w:vAlign w:val="center"/>
-            <w:shd w:fill="F2F6FA"/>
-            <w:tcBorders>
-              <w:top w:val="single" w:sz="6" w:space="0" w:color="D9D9D9"/>
-              <w:left w:val="single" w:sz="6" w:space="0" w:color="D9D9D9"/>
-              <w:bottom w:val="single" w:sz="6" w:space="0" w:color="D9D9D9"/>
-              <w:right w:val="single" w:sz="6" w:space="0" w:color="D9D9D9"/>
-              <w:insideH w:val="single" w:sz="6" w:space="0" w:color="D9D9D9"/>
-              <w:insideV w:val="single" w:sz="6" w:space="0" w:color="D9D9D9"/>
-            </w:tcBorders>
-            <w:tcMar>
-              <w:top w:w="90" w:type="dxa"/>
-              <w:start w:w="100" w:type="dxa"/>
-              <w:bottom w:w="90" w:type="dxa"/>
-              <w:end w:w="100" w:type="dxa"/>
-            </w:tcMar>
-          </w:tcPr>
-          <w:p>
-            <w:pPr>
-              <w:jc w:val="left"/>
-            </w:pPr>
-            <w:r>
-              <w:rPr>
-                <w:rFonts w:ascii="Arial" w:hAnsi="Arial" w:cs="Arial"/>
-                <w:b w:val="0"/>
-                <w:color w:val="000000"/>
-                <w:sz w:val="19"/>
-              </w:rPr>
-              <w:t>Random Forest</w:t>
-            </w:r>
-          </w:p>
-        </w:tc>
-        <w:tc>
-          <w:tcPr>
-            <w:tcW w:type="dxa" w:w="1656"/>
-            <w:vAlign w:val="center"/>
-            <w:shd w:fill="F2F6FA"/>
-            <w:tcBorders>
-              <w:top w:val="single" w:sz="6" w:space="0" w:color="D9D9D9"/>
-              <w:left w:val="single" w:sz="6" w:space="0" w:color="D9D9D9"/>
-              <w:bottom w:val="single" w:sz="6" w:space="0" w:color="D9D9D9"/>
-              <w:right w:val="single" w:sz="6" w:space="0" w:color="D9D9D9"/>
-              <w:insideH w:val="single" w:sz="6" w:space="0" w:color="D9D9D9"/>
-              <w:insideV w:val="single" w:sz="6" w:space="0" w:color="D9D9D9"/>
-            </w:tcBorders>
-            <w:tcMar>
-              <w:top w:w="90" w:type="dxa"/>
-              <w:start w:w="100" w:type="dxa"/>
-              <w:bottom w:w="90" w:type="dxa"/>
-              <w:end w:w="100" w:type="dxa"/>
-            </w:tcMar>
-          </w:tcPr>
-          <w:p>
-            <w:pPr>
-              <w:jc w:val="center"/>
-            </w:pPr>
-            <w:r>
-              <w:rPr>
-                <w:rFonts w:ascii="Arial" w:hAnsi="Arial" w:cs="Arial"/>
-                <w:b w:val="0"/>
-                <w:color w:val="000000"/>
-                <w:sz w:val="19"/>
-              </w:rPr>
-              <w:t>0.8419</w:t>
-            </w:r>
-          </w:p>
-        </w:tc>
-        <w:tc>
-          <w:tcPr>
-            <w:tcW w:type="dxa" w:w="2088"/>
-            <w:vAlign w:val="center"/>
-            <w:shd w:fill="F2F6FA"/>
-            <w:tcBorders>
-              <w:top w:val="single" w:sz="6" w:space="0" w:color="D9D9D9"/>
-              <w:left w:val="single" w:sz="6" w:space="0" w:color="D9D9D9"/>
-              <w:bottom w:val="single" w:sz="6" w:space="0" w:color="D9D9D9"/>
-              <w:right w:val="single" w:sz="6" w:space="0" w:color="D9D9D9"/>
-              <w:insideH w:val="single" w:sz="6" w:space="0" w:color="D9D9D9"/>
-              <w:insideV w:val="single" w:sz="6" w:space="0" w:color="D9D9D9"/>
-            </w:tcBorders>
-            <w:tcMar>
-              <w:top w:w="90" w:type="dxa"/>
-              <w:start w:w="100" w:type="dxa"/>
-              <w:bottom w:w="90" w:type="dxa"/>
-              <w:end w:w="100" w:type="dxa"/>
-            </w:tcMar>
-          </w:tcPr>
-          <w:p>
-            <w:pPr>
-              <w:jc w:val="center"/>
-            </w:pPr>
-            <w:r>
-              <w:rPr>
-                <w:rFonts w:ascii="Arial" w:hAnsi="Arial" w:cs="Arial"/>
-                <w:b w:val="0"/>
-                <w:color w:val="000000"/>
-                <w:sz w:val="19"/>
-              </w:rPr>
-              <w:t>0.5797</w:t>
-            </w:r>
-          </w:p>
-        </w:tc>
-        <w:tc>
-          <w:tcPr>
-            <w:tcW w:type="dxa" w:w="2088"/>
-            <w:vAlign w:val="center"/>
-            <w:shd w:fill="F2F6FA"/>
-            <w:tcBorders>
-              <w:top w:val="single" w:sz="6" w:space="0" w:color="D9D9D9"/>
-              <w:left w:val="single" w:sz="6" w:space="0" w:color="D9D9D9"/>
-              <w:bottom w:val="single" w:sz="6" w:space="0" w:color="D9D9D9"/>
-              <w:right w:val="single" w:sz="6" w:space="0" w:color="D9D9D9"/>
-              <w:insideH w:val="single" w:sz="6" w:space="0" w:color="D9D9D9"/>
-              <w:insideV w:val="single" w:sz="6" w:space="0" w:color="D9D9D9"/>
-            </w:tcBorders>
-            <w:tcMar>
-              <w:top w:w="90" w:type="dxa"/>
-              <w:start w:w="100" w:type="dxa"/>
-              <w:bottom w:w="90" w:type="dxa"/>
-              <w:end w:w="100" w:type="dxa"/>
-            </w:tcMar>
-          </w:tcPr>
-          <w:p>
-            <w:pPr>
-              <w:jc w:val="center"/>
-            </w:pPr>
-            <w:r>
-              <w:rPr>
-                <w:rFonts w:ascii="Arial" w:hAnsi="Arial" w:cs="Arial"/>
-                <w:b w:val="0"/>
-                <w:color w:val="000000"/>
-                <w:sz w:val="19"/>
-              </w:rPr>
-              <w:t>0.5107</w:t>
-            </w:r>
-          </w:p>
-        </w:tc>
-      </w:tr>
-      <w:tr>
-        <w:tc>
-          <w:tcPr>
-            <w:tcW w:type="dxa" w:w="3744"/>
-            <w:vAlign w:val="center"/>
-            <w:tcBorders>
-              <w:top w:val="single" w:sz="6" w:space="0" w:color="D9D9D9"/>
-              <w:left w:val="single" w:sz="6" w:space="0" w:color="D9D9D9"/>
-              <w:bottom w:val="single" w:sz="6" w:space="0" w:color="D9D9D9"/>
-              <w:right w:val="single" w:sz="6" w:space="0" w:color="D9D9D9"/>
-              <w:insideH w:val="single" w:sz="6" w:space="0" w:color="D9D9D9"/>
-              <w:insideV w:val="single" w:sz="6" w:space="0" w:color="D9D9D9"/>
-            </w:tcBorders>
-            <w:tcMar>
-              <w:top w:w="90" w:type="dxa"/>
-              <w:start w:w="100" w:type="dxa"/>
-              <w:bottom w:w="90" w:type="dxa"/>
-              <w:end w:w="100" w:type="dxa"/>
-            </w:tcMar>
-          </w:tcPr>
-          <w:p>
-            <w:pPr>
-              <w:jc w:val="left"/>
-            </w:pPr>
-            <w:r>
-              <w:rPr>
-                <w:rFonts w:ascii="Arial" w:hAnsi="Arial" w:cs="Arial"/>
-                <w:b w:val="0"/>
-                <w:color w:val="000000"/>
-                <w:sz w:val="19"/>
-              </w:rPr>
-              <w:t>CatBoost</w:t>
-            </w:r>
-          </w:p>
-        </w:tc>
-        <w:tc>
-          <w:tcPr>
-            <w:tcW w:type="dxa" w:w="1656"/>
-            <w:vAlign w:val="center"/>
-            <w:tcBorders>
-              <w:top w:val="single" w:sz="6" w:space="0" w:color="D9D9D9"/>
-              <w:left w:val="single" w:sz="6" w:space="0" w:color="D9D9D9"/>
-              <w:bottom w:val="single" w:sz="6" w:space="0" w:color="D9D9D9"/>
-              <w:right w:val="single" w:sz="6" w:space="0" w:color="D9D9D9"/>
-              <w:insideH w:val="single" w:sz="6" w:space="0" w:color="D9D9D9"/>
-              <w:insideV w:val="single" w:sz="6" w:space="0" w:color="D9D9D9"/>
-            </w:tcBorders>
-            <w:tcMar>
-              <w:top w:w="90" w:type="dxa"/>
-              <w:start w:w="100" w:type="dxa"/>
-              <w:bottom w:w="90" w:type="dxa"/>
-              <w:end w:w="100" w:type="dxa"/>
-            </w:tcMar>
-          </w:tcPr>
-          <w:p>
-            <w:pPr>
-              <w:jc w:val="center"/>
-            </w:pPr>
-            <w:r>
-              <w:rPr>
-                <w:rFonts w:ascii="Arial" w:hAnsi="Arial" w:cs="Arial"/>
-                <w:b w:val="0"/>
-                <w:color w:val="000000"/>
-                <w:sz w:val="19"/>
-              </w:rPr>
-              <w:t>0.8466</w:t>
-            </w:r>
-          </w:p>
-        </w:tc>
-        <w:tc>
-          <w:tcPr>
-            <w:tcW w:type="dxa" w:w="2088"/>
-            <w:vAlign w:val="center"/>
-            <w:tcBorders>
-              <w:top w:val="single" w:sz="6" w:space="0" w:color="D9D9D9"/>
-              <w:left w:val="single" w:sz="6" w:space="0" w:color="D9D9D9"/>
-              <w:bottom w:val="single" w:sz="6" w:space="0" w:color="D9D9D9"/>
-              <w:right w:val="single" w:sz="6" w:space="0" w:color="D9D9D9"/>
-              <w:insideH w:val="single" w:sz="6" w:space="0" w:color="D9D9D9"/>
-              <w:insideV w:val="single" w:sz="6" w:space="0" w:color="D9D9D9"/>
-            </w:tcBorders>
-            <w:tcMar>
-              <w:top w:w="90" w:type="dxa"/>
-              <w:start w:w="100" w:type="dxa"/>
-              <w:bottom w:w="90" w:type="dxa"/>
-              <w:end w:w="100" w:type="dxa"/>
-            </w:tcMar>
-          </w:tcPr>
-          <w:p>
-            <w:pPr>
-              <w:jc w:val="center"/>
-            </w:pPr>
-            <w:r>
-              <w:rPr>
-                <w:rFonts w:ascii="Arial" w:hAnsi="Arial" w:cs="Arial"/>
-                <w:b w:val="0"/>
-                <w:color w:val="000000"/>
-                <w:sz w:val="19"/>
-              </w:rPr>
-              <w:t>0.5857</w:t>
-            </w:r>
-          </w:p>
-        </w:tc>
-        <w:tc>
-          <w:tcPr>
-            <w:tcW w:type="dxa" w:w="2088"/>
-            <w:vAlign w:val="center"/>
-            <w:tcBorders>
-              <w:top w:val="single" w:sz="6" w:space="0" w:color="D9D9D9"/>
-              <w:left w:val="single" w:sz="6" w:space="0" w:color="D9D9D9"/>
-              <w:bottom w:val="single" w:sz="6" w:space="0" w:color="D9D9D9"/>
-              <w:right w:val="single" w:sz="6" w:space="0" w:color="D9D9D9"/>
-              <w:insideH w:val="single" w:sz="6" w:space="0" w:color="D9D9D9"/>
-              <w:insideV w:val="single" w:sz="6" w:space="0" w:color="D9D9D9"/>
-            </w:tcBorders>
-            <w:tcMar>
-              <w:top w:w="90" w:type="dxa"/>
-              <w:start w:w="100" w:type="dxa"/>
-              <w:bottom w:w="90" w:type="dxa"/>
-              <w:end w:w="100" w:type="dxa"/>
-            </w:tcMar>
-          </w:tcPr>
-          <w:p>
-            <w:pPr>
-              <w:jc w:val="center"/>
-            </w:pPr>
-            <w:r>
-              <w:rPr>
-                <w:rFonts w:ascii="Arial" w:hAnsi="Arial" w:cs="Arial"/>
-                <w:b w:val="0"/>
-                <w:color w:val="000000"/>
-                <w:sz w:val="19"/>
-              </w:rPr>
-              <w:t>0.5160</w:t>
-            </w:r>
-          </w:p>
-        </w:tc>
-      </w:tr>
-    </w:tbl>
-    <w:p>
-      <w:pPr>
-        <w:spacing w:after="60"/>
-      </w:pPr>
-    </w:p>
-    <w:p>
-      <w:pPr>
-        <w:spacing w:after="140" w:line="276" w:lineRule="auto"/>
-      </w:pPr>
-      <w:r>
-        <w:rPr>
-          <w:rFonts w:ascii="Arial" w:hAnsi="Arial" w:cs="Arial"/>
-          <w:b w:val="0"/>
-          <w:color w:val="000000"/>
-          <w:sz w:val="22"/>
-        </w:rPr>
-        <w:t>По ROC-AUC лидирует CatBoost, хотя разница с Logistic Regression и Random Forest небольшая. По F1 класса Ушёл лучший результат у Logistic Regression. Поэтому CatBoost удобнее использовать для ранжирования риска, а выбор итоговой модели зависит от цели: максимальный ROC-AUC или более высокий F1 при фиксированном пороге.</w:t>
-      </w:r>
-    </w:p>
-    <w:p>
-      <w:pPr>
-        <w:pStyle w:val="Heading1"/>
-        <w:spacing w:before="240" w:after="100"/>
-      </w:pPr>
-      <w:r>
-        <w:rPr>
-          <w:rFonts w:ascii="Arial" w:hAnsi="Arial" w:cs="Arial"/>
-          <w:b/>
-          <w:color w:val="000000"/>
-          <w:sz w:val="28"/>
-        </w:rPr>
-        <w:t>6 Влияние SMOTE на Recall</w:t>
-      </w:r>
-    </w:p>
-    <w:tbl>
-      <w:tblPr>
-        <w:tblW w:type="auto" w:w="0"/>
-        <w:jc w:val="center"/>
-        <w:tblLayout w:type="fixed"/>
-        <w:tblLook w:firstColumn="1" w:firstRow="1" w:lastColumn="0" w:lastRow="0" w:noHBand="0" w:noVBand="1" w:val="04A0"/>
-      </w:tblPr>
-      <w:tblGrid>
-        <w:gridCol w:w="2484"/>
-        <w:gridCol w:w="2484"/>
-        <w:gridCol w:w="2484"/>
-        <w:gridCol w:w="2484"/>
-      </w:tblGrid>
-      <w:tr>
-        <w:trPr>
-          <w:tblHeader w:val="true"/>
-        </w:trPr>
-        <w:tc>
-          <w:tcPr>
-            <w:tcW w:type="dxa" w:w="3744"/>
-            <w:vAlign w:val="center"/>
-            <w:shd w:fill="1F4E78"/>
-            <w:tcBorders>
-              <w:top w:val="single" w:sz="6" w:space="0" w:color="D9D9D9"/>
-              <w:left w:val="single" w:sz="6" w:space="0" w:color="D9D9D9"/>
-              <w:bottom w:val="single" w:sz="6" w:space="0" w:color="D9D9D9"/>
-              <w:right w:val="single" w:sz="6" w:space="0" w:color="D9D9D9"/>
-              <w:insideH w:val="single" w:sz="6" w:space="0" w:color="D9D9D9"/>
-              <w:insideV w:val="single" w:sz="6" w:space="0" w:color="D9D9D9"/>
-            </w:tcBorders>
-            <w:tcMar>
-              <w:top w:w="90" w:type="dxa"/>
-              <w:start w:w="100" w:type="dxa"/>
-              <w:bottom w:w="90" w:type="dxa"/>
-              <w:end w:w="100" w:type="dxa"/>
-            </w:tcMar>
-          </w:tcPr>
-          <w:p>
-            <w:pPr>
-              <w:jc w:val="center"/>
-            </w:pPr>
-            <w:r>
-              <w:rPr>
-                <w:rFonts w:ascii="Arial" w:hAnsi="Arial" w:cs="Arial"/>
-                <w:b/>
-                <w:color w:val="FFFFFF"/>
-                <w:sz w:val="19"/>
-              </w:rPr>
-              <w:t>Вариант</w:t>
-            </w:r>
-          </w:p>
-        </w:tc>
-        <w:tc>
-          <w:tcPr>
-            <w:tcW w:type="dxa" w:w="1656"/>
-            <w:vAlign w:val="center"/>
-            <w:shd w:fill="1F4E78"/>
-            <w:tcBorders>
-              <w:top w:val="single" w:sz="6" w:space="0" w:color="D9D9D9"/>
-              <w:left w:val="single" w:sz="6" w:space="0" w:color="D9D9D9"/>
-              <w:bottom w:val="single" w:sz="6" w:space="0" w:color="D9D9D9"/>
-              <w:right w:val="single" w:sz="6" w:space="0" w:color="D9D9D9"/>
-              <w:insideH w:val="single" w:sz="6" w:space="0" w:color="D9D9D9"/>
-              <w:insideV w:val="single" w:sz="6" w:space="0" w:color="D9D9D9"/>
-            </w:tcBorders>
-            <w:tcMar>
-              <w:top w:w="90" w:type="dxa"/>
-              <w:start w:w="100" w:type="dxa"/>
-              <w:bottom w:w="90" w:type="dxa"/>
-              <w:end w:w="100" w:type="dxa"/>
-            </w:tcMar>
-          </w:tcPr>
-          <w:p>
-            <w:pPr>
-              <w:jc w:val="center"/>
-            </w:pPr>
-            <w:r>
-              <w:rPr>
-                <w:rFonts w:ascii="Arial" w:hAnsi="Arial" w:cs="Arial"/>
-                <w:b/>
-                <w:color w:val="FFFFFF"/>
-                <w:sz w:val="19"/>
-              </w:rPr>
-              <w:t>ROC-AUC</w:t>
-            </w:r>
-          </w:p>
-        </w:tc>
-        <w:tc>
-          <w:tcPr>
-            <w:tcW w:type="dxa" w:w="2088"/>
-            <w:vAlign w:val="center"/>
-            <w:shd w:fill="1F4E78"/>
-            <w:tcBorders>
-              <w:top w:val="single" w:sz="6" w:space="0" w:color="D9D9D9"/>
-              <w:left w:val="single" w:sz="6" w:space="0" w:color="D9D9D9"/>
-              <w:bottom w:val="single" w:sz="6" w:space="0" w:color="D9D9D9"/>
-              <w:right w:val="single" w:sz="6" w:space="0" w:color="D9D9D9"/>
-              <w:insideH w:val="single" w:sz="6" w:space="0" w:color="D9D9D9"/>
-              <w:insideV w:val="single" w:sz="6" w:space="0" w:color="D9D9D9"/>
-            </w:tcBorders>
-            <w:tcMar>
-              <w:top w:w="90" w:type="dxa"/>
-              <w:start w:w="100" w:type="dxa"/>
-              <w:bottom w:w="90" w:type="dxa"/>
-              <w:end w:w="100" w:type="dxa"/>
-            </w:tcMar>
-          </w:tcPr>
-          <w:p>
-            <w:pPr>
-              <w:jc w:val="center"/>
-            </w:pPr>
-            <w:r>
-              <w:rPr>
-                <w:rFonts w:ascii="Arial" w:hAnsi="Arial" w:cs="Arial"/>
-                <w:b/>
-                <w:color w:val="FFFFFF"/>
-                <w:sz w:val="19"/>
-              </w:rPr>
-              <w:t>F1 класс 1</w:t>
-            </w:r>
-          </w:p>
-        </w:tc>
-        <w:tc>
-          <w:tcPr>
-            <w:tcW w:type="dxa" w:w="2088"/>
-            <w:vAlign w:val="center"/>
-            <w:shd w:fill="1F4E78"/>
-            <w:tcBorders>
-              <w:top w:val="single" w:sz="6" w:space="0" w:color="D9D9D9"/>
-              <w:left w:val="single" w:sz="6" w:space="0" w:color="D9D9D9"/>
-              <w:bottom w:val="single" w:sz="6" w:space="0" w:color="D9D9D9"/>
-              <w:right w:val="single" w:sz="6" w:space="0" w:color="D9D9D9"/>
-              <w:insideH w:val="single" w:sz="6" w:space="0" w:color="D9D9D9"/>
-              <w:insideV w:val="single" w:sz="6" w:space="0" w:color="D9D9D9"/>
-            </w:tcBorders>
-            <w:tcMar>
-              <w:top w:w="90" w:type="dxa"/>
-              <w:start w:w="100" w:type="dxa"/>
-              <w:bottom w:w="90" w:type="dxa"/>
-              <w:end w:w="100" w:type="dxa"/>
-            </w:tcMar>
-          </w:tcPr>
-          <w:p>
-            <w:pPr>
-              <w:jc w:val="center"/>
-            </w:pPr>
-            <w:r>
-              <w:rPr>
-                <w:rFonts w:ascii="Arial" w:hAnsi="Arial" w:cs="Arial"/>
-                <w:b/>
-                <w:color w:val="FFFFFF"/>
-                <w:sz w:val="19"/>
-              </w:rPr>
-              <w:t>Recall класс 1</w:t>
-            </w:r>
-          </w:p>
-        </w:tc>
-      </w:tr>
-      <w:tr>
-        <w:tc>
-          <w:tcPr>
-            <w:tcW w:type="dxa" w:w="3744"/>
-            <w:vAlign w:val="center"/>
-            <w:tcBorders>
-              <w:top w:val="single" w:sz="6" w:space="0" w:color="D9D9D9"/>
-              <w:left w:val="single" w:sz="6" w:space="0" w:color="D9D9D9"/>
-              <w:bottom w:val="single" w:sz="6" w:space="0" w:color="D9D9D9"/>
-              <w:right w:val="single" w:sz="6" w:space="0" w:color="D9D9D9"/>
-              <w:insideH w:val="single" w:sz="6" w:space="0" w:color="D9D9D9"/>
-              <w:insideV w:val="single" w:sz="6" w:space="0" w:color="D9D9D9"/>
-            </w:tcBorders>
-            <w:tcMar>
-              <w:top w:w="90" w:type="dxa"/>
-              <w:start w:w="100" w:type="dxa"/>
-              <w:bottom w:w="90" w:type="dxa"/>
-              <w:end w:w="100" w:type="dxa"/>
-            </w:tcMar>
-          </w:tcPr>
-          <w:p>
-            <w:pPr>
-              <w:jc w:val="left"/>
-            </w:pPr>
-            <w:r>
-              <w:rPr>
-                <w:rFonts w:ascii="Arial" w:hAnsi="Arial" w:cs="Arial"/>
-                <w:b w:val="0"/>
-                <w:color w:val="000000"/>
-                <w:sz w:val="19"/>
-              </w:rPr>
-              <w:t>CatBoost без SMOTE</w:t>
-            </w:r>
-          </w:p>
-        </w:tc>
-        <w:tc>
-          <w:tcPr>
-            <w:tcW w:type="dxa" w:w="1656"/>
-            <w:vAlign w:val="center"/>
-            <w:tcBorders>
-              <w:top w:val="single" w:sz="6" w:space="0" w:color="D9D9D9"/>
-              <w:left w:val="single" w:sz="6" w:space="0" w:color="D9D9D9"/>
-              <w:bottom w:val="single" w:sz="6" w:space="0" w:color="D9D9D9"/>
-              <w:right w:val="single" w:sz="6" w:space="0" w:color="D9D9D9"/>
-              <w:insideH w:val="single" w:sz="6" w:space="0" w:color="D9D9D9"/>
-              <w:insideV w:val="single" w:sz="6" w:space="0" w:color="D9D9D9"/>
-            </w:tcBorders>
-            <w:tcMar>
-              <w:top w:w="90" w:type="dxa"/>
-              <w:start w:w="100" w:type="dxa"/>
-              <w:bottom w:w="90" w:type="dxa"/>
-              <w:end w:w="100" w:type="dxa"/>
-            </w:tcMar>
-          </w:tcPr>
-          <w:p>
-            <w:pPr>
-              <w:jc w:val="center"/>
-            </w:pPr>
-            <w:r>
-              <w:rPr>
-                <w:rFonts w:ascii="Arial" w:hAnsi="Arial" w:cs="Arial"/>
-                <w:b w:val="0"/>
-                <w:color w:val="000000"/>
-                <w:sz w:val="19"/>
-              </w:rPr>
-              <w:t>0.8466</w:t>
-            </w:r>
-          </w:p>
-        </w:tc>
-        <w:tc>
-          <w:tcPr>
-            <w:tcW w:type="dxa" w:w="2088"/>
-            <w:vAlign w:val="center"/>
-            <w:tcBorders>
-              <w:top w:val="single" w:sz="6" w:space="0" w:color="D9D9D9"/>
-              <w:left w:val="single" w:sz="6" w:space="0" w:color="D9D9D9"/>
-              <w:bottom w:val="single" w:sz="6" w:space="0" w:color="D9D9D9"/>
-              <w:right w:val="single" w:sz="6" w:space="0" w:color="D9D9D9"/>
-              <w:insideH w:val="single" w:sz="6" w:space="0" w:color="D9D9D9"/>
-              <w:insideV w:val="single" w:sz="6" w:space="0" w:color="D9D9D9"/>
-            </w:tcBorders>
-            <w:tcMar>
-              <w:top w:w="90" w:type="dxa"/>
-              <w:start w:w="100" w:type="dxa"/>
-              <w:bottom w:w="90" w:type="dxa"/>
-              <w:end w:w="100" w:type="dxa"/>
-            </w:tcMar>
-          </w:tcPr>
-          <w:p>
-            <w:pPr>
-              <w:jc w:val="center"/>
-            </w:pPr>
-            <w:r>
-              <w:rPr>
-                <w:rFonts w:ascii="Arial" w:hAnsi="Arial" w:cs="Arial"/>
-                <w:b w:val="0"/>
-                <w:color w:val="000000"/>
-                <w:sz w:val="19"/>
-              </w:rPr>
-              <w:t>0.5857</w:t>
-            </w:r>
-          </w:p>
-        </w:tc>
-        <w:tc>
-          <w:tcPr>
-            <w:tcW w:type="dxa" w:w="2088"/>
-            <w:vAlign w:val="center"/>
-            <w:tcBorders>
-              <w:top w:val="single" w:sz="6" w:space="0" w:color="D9D9D9"/>
-              <w:left w:val="single" w:sz="6" w:space="0" w:color="D9D9D9"/>
-              <w:bottom w:val="single" w:sz="6" w:space="0" w:color="D9D9D9"/>
-              <w:right w:val="single" w:sz="6" w:space="0" w:color="D9D9D9"/>
-              <w:insideH w:val="single" w:sz="6" w:space="0" w:color="D9D9D9"/>
-              <w:insideV w:val="single" w:sz="6" w:space="0" w:color="D9D9D9"/>
-            </w:tcBorders>
-            <w:tcMar>
-              <w:top w:w="90" w:type="dxa"/>
-              <w:start w:w="100" w:type="dxa"/>
-              <w:bottom w:w="90" w:type="dxa"/>
-              <w:end w:w="100" w:type="dxa"/>
-            </w:tcMar>
-          </w:tcPr>
-          <w:p>
-            <w:pPr>
-              <w:jc w:val="center"/>
-            </w:pPr>
-            <w:r>
-              <w:rPr>
-                <w:rFonts w:ascii="Arial" w:hAnsi="Arial" w:cs="Arial"/>
-                <w:b w:val="0"/>
-                <w:color w:val="000000"/>
-                <w:sz w:val="19"/>
-              </w:rPr>
-              <w:t>0.5160</w:t>
-            </w:r>
-          </w:p>
-        </w:tc>
-      </w:tr>
-      <w:tr>
-        <w:tc>
-          <w:tcPr>
-            <w:tcW w:type="dxa" w:w="3744"/>
-            <w:vAlign w:val="center"/>
-            <w:shd w:fill="F2F6FA"/>
-            <w:tcBorders>
-              <w:top w:val="single" w:sz="6" w:space="0" w:color="D9D9D9"/>
-              <w:left w:val="single" w:sz="6" w:space="0" w:color="D9D9D9"/>
-              <w:bottom w:val="single" w:sz="6" w:space="0" w:color="D9D9D9"/>
-              <w:right w:val="single" w:sz="6" w:space="0" w:color="D9D9D9"/>
-              <w:insideH w:val="single" w:sz="6" w:space="0" w:color="D9D9D9"/>
-              <w:insideV w:val="single" w:sz="6" w:space="0" w:color="D9D9D9"/>
-            </w:tcBorders>
-            <w:tcMar>
-              <w:top w:w="90" w:type="dxa"/>
-              <w:start w:w="100" w:type="dxa"/>
-              <w:bottom w:w="90" w:type="dxa"/>
-              <w:end w:w="100" w:type="dxa"/>
+              <w:top w:w="70" w:type="dxa"/>
+              <w:start w:w="95" w:type="dxa"/>
+              <w:bottom w:w="70" w:type="dxa"/>
+              <w:end w:w="95" w:type="dxa"/>
             </w:tcMar>
           </w:tcPr>
           <w:p>
@@ -1666,22 +1567,21 @@
         </w:tc>
         <w:tc>
           <w:tcPr>
-            <w:tcW w:type="dxa" w:w="1656"/>
+            <w:tcW w:type="dxa" w:w="1584"/>
             <w:vAlign w:val="center"/>
-            <w:shd w:fill="F2F6FA"/>
             <w:tcBorders>
-              <w:top w:val="single" w:sz="6" w:space="0" w:color="D9D9D9"/>
-              <w:left w:val="single" w:sz="6" w:space="0" w:color="D9D9D9"/>
-              <w:bottom w:val="single" w:sz="6" w:space="0" w:color="D9D9D9"/>
-              <w:right w:val="single" w:sz="6" w:space="0" w:color="D9D9D9"/>
-              <w:insideH w:val="single" w:sz="6" w:space="0" w:color="D9D9D9"/>
-              <w:insideV w:val="single" w:sz="6" w:space="0" w:color="D9D9D9"/>
+              <w:top w:val="single" w:sz="8" w:space="0" w:color="000000"/>
+              <w:left w:val="single" w:sz="8" w:space="0" w:color="000000"/>
+              <w:bottom w:val="single" w:sz="8" w:space="0" w:color="000000"/>
+              <w:right w:val="single" w:sz="8" w:space="0" w:color="000000"/>
+              <w:insideH w:val="single" w:sz="8" w:space="0" w:color="000000"/>
+              <w:insideV w:val="single" w:sz="8" w:space="0" w:color="000000"/>
             </w:tcBorders>
             <w:tcMar>
-              <w:top w:w="90" w:type="dxa"/>
-              <w:start w:w="100" w:type="dxa"/>
-              <w:bottom w:w="90" w:type="dxa"/>
-              <w:end w:w="100" w:type="dxa"/>
+              <w:top w:w="70" w:type="dxa"/>
+              <w:start w:w="95" w:type="dxa"/>
+              <w:bottom w:w="70" w:type="dxa"/>
+              <w:end w:w="95" w:type="dxa"/>
             </w:tcMar>
           </w:tcPr>
           <w:p>
@@ -1701,22 +1601,21 @@
         </w:tc>
         <w:tc>
           <w:tcPr>
-            <w:tcW w:type="dxa" w:w="2088"/>
+            <w:tcW w:type="dxa" w:w="1584"/>
             <w:vAlign w:val="center"/>
-            <w:shd w:fill="F2F6FA"/>
             <w:tcBorders>
-              <w:top w:val="single" w:sz="6" w:space="0" w:color="D9D9D9"/>
-              <w:left w:val="single" w:sz="6" w:space="0" w:color="D9D9D9"/>
-              <w:bottom w:val="single" w:sz="6" w:space="0" w:color="D9D9D9"/>
-              <w:right w:val="single" w:sz="6" w:space="0" w:color="D9D9D9"/>
-              <w:insideH w:val="single" w:sz="6" w:space="0" w:color="D9D9D9"/>
-              <w:insideV w:val="single" w:sz="6" w:space="0" w:color="D9D9D9"/>
+              <w:top w:val="single" w:sz="8" w:space="0" w:color="000000"/>
+              <w:left w:val="single" w:sz="8" w:space="0" w:color="000000"/>
+              <w:bottom w:val="single" w:sz="8" w:space="0" w:color="000000"/>
+              <w:right w:val="single" w:sz="8" w:space="0" w:color="000000"/>
+              <w:insideH w:val="single" w:sz="8" w:space="0" w:color="000000"/>
+              <w:insideV w:val="single" w:sz="8" w:space="0" w:color="000000"/>
             </w:tcBorders>
             <w:tcMar>
-              <w:top w:w="90" w:type="dxa"/>
-              <w:start w:w="100" w:type="dxa"/>
-              <w:bottom w:w="90" w:type="dxa"/>
-              <w:end w:w="100" w:type="dxa"/>
+              <w:top w:w="70" w:type="dxa"/>
+              <w:start w:w="95" w:type="dxa"/>
+              <w:bottom w:w="70" w:type="dxa"/>
+              <w:end w:w="95" w:type="dxa"/>
             </w:tcMar>
           </w:tcPr>
           <w:p>
@@ -1736,22 +1635,21 @@
         </w:tc>
         <w:tc>
           <w:tcPr>
-            <w:tcW w:type="dxa" w:w="2088"/>
+            <w:tcW w:type="dxa" w:w="1584"/>
             <w:vAlign w:val="center"/>
-            <w:shd w:fill="F2F6FA"/>
             <w:tcBorders>
-              <w:top w:val="single" w:sz="6" w:space="0" w:color="D9D9D9"/>
-              <w:left w:val="single" w:sz="6" w:space="0" w:color="D9D9D9"/>
-              <w:bottom w:val="single" w:sz="6" w:space="0" w:color="D9D9D9"/>
-              <w:right w:val="single" w:sz="6" w:space="0" w:color="D9D9D9"/>
-              <w:insideH w:val="single" w:sz="6" w:space="0" w:color="D9D9D9"/>
-              <w:insideV w:val="single" w:sz="6" w:space="0" w:color="D9D9D9"/>
+              <w:top w:val="single" w:sz="8" w:space="0" w:color="000000"/>
+              <w:left w:val="single" w:sz="8" w:space="0" w:color="000000"/>
+              <w:bottom w:val="single" w:sz="8" w:space="0" w:color="000000"/>
+              <w:right w:val="single" w:sz="8" w:space="0" w:color="000000"/>
+              <w:insideH w:val="single" w:sz="8" w:space="0" w:color="000000"/>
+              <w:insideV w:val="single" w:sz="8" w:space="0" w:color="000000"/>
             </w:tcBorders>
             <w:tcMar>
-              <w:top w:w="90" w:type="dxa"/>
-              <w:start w:w="100" w:type="dxa"/>
-              <w:bottom w:w="90" w:type="dxa"/>
-              <w:end w:w="100" w:type="dxa"/>
+              <w:top w:w="70" w:type="dxa"/>
+              <w:start w:w="95" w:type="dxa"/>
+              <w:bottom w:w="70" w:type="dxa"/>
+              <w:end w:w="95" w:type="dxa"/>
             </w:tcMar>
           </w:tcPr>
           <w:p>
@@ -1773,55 +1671,110 @@
     </w:tbl>
     <w:p>
       <w:pPr>
-        <w:spacing w:after="60"/>
+        <w:spacing w:after="20"/>
       </w:pPr>
     </w:p>
     <w:p>
       <w:pPr>
-        <w:spacing w:after="140" w:line="276" w:lineRule="auto"/>
+        <w:spacing w:after="120" w:line="264" w:lineRule="auto"/>
       </w:pPr>
       <w:r>
         <w:rPr>
           <w:rFonts w:ascii="Arial" w:hAnsi="Arial" w:cs="Arial"/>
           <w:b w:val="0"/>
           <w:color w:val="000000"/>
-          <w:sz w:val="22"/>
+          <w:sz w:val="21"/>
         </w:rPr>
-        <w:t>SMOTE применён только к тренировочной выборке внутри imbalanced-learn Pipeline. Recall вырос с 0.5160 до 0.7166, то есть на 0.2005. Модель стала находить больше клиентов, которые действительно уйдут. При этом ROC-AUC немного снизился, а часть оставшихся клиентов стала ошибочно попадать в группу риска. Если важнее не пропустить уходящих клиентов, вариант со SMOTE предпочтительнее.</w:t>
+        <w:t>SMOTE увеличил Recall на 0.2005: модель стала находить больше клиентов с риском ухода.</w:t>
       </w:r>
     </w:p>
     <w:p>
       <w:pPr>
-        <w:pStyle w:val="Heading1"/>
-        <w:spacing w:before="240" w:after="100"/>
+        <w:keepNext/>
+        <w:spacing w:before="200" w:after="80"/>
       </w:pPr>
       <w:r>
         <w:rPr>
           <w:rFonts w:ascii="Arial" w:hAnsi="Arial" w:cs="Arial"/>
           <w:b/>
           <w:color w:val="000000"/>
-          <w:sz w:val="28"/>
+          <w:sz w:val="26"/>
         </w:rPr>
-        <w:t>7 Вывод</w:t>
+        <w:t>Важность признаков</w:t>
       </w:r>
     </w:p>
     <w:p>
       <w:pPr>
-        <w:spacing w:after="140" w:line="276" w:lineRule="auto"/>
+        <w:spacing w:after="40"/>
+        <w:jc w:val="center"/>
+      </w:pPr>
+      <w:r>
+        <w:drawing>
+          <wp:inline xmlns:a="http://schemas.openxmlformats.org/drawingml/2006/main" xmlns:pic="http://schemas.openxmlformats.org/drawingml/2006/picture">
+            <wp:extent cx="5303520" cy="3503683"/>
+            <wp:docPr id="1" name="Picture 1"/>
+            <wp:cNvGraphicFramePr>
+              <a:graphicFrameLocks noChangeAspect="1"/>
+            </wp:cNvGraphicFramePr>
+            <a:graphic>
+              <a:graphicData uri="http://schemas.openxmlformats.org/drawingml/2006/picture">
+                <pic:pic>
+                  <pic:nvPicPr>
+                    <pic:cNvPr id="0" name="feature_importance_catboost.png"/>
+                    <pic:cNvPicPr/>
+                  </pic:nvPicPr>
+                  <pic:blipFill>
+                    <a:blip r:embed="rId9"/>
+                    <a:stretch>
+                      <a:fillRect/>
+                    </a:stretch>
+                  </pic:blipFill>
+                  <pic:spPr>
+                    <a:xfrm>
+                      <a:off x="0" y="0"/>
+                      <a:ext cx="5303520" cy="3503683"/>
+                    </a:xfrm>
+                    <a:prstGeom prst="rect"/>
+                  </pic:spPr>
+                </pic:pic>
+              </a:graphicData>
+            </a:graphic>
+          </wp:inline>
+        </w:drawing>
+      </w:r>
+    </w:p>
+    <w:p>
+      <w:pPr>
+        <w:spacing w:after="100"/>
+        <w:jc w:val="center"/>
       </w:pPr>
       <w:r>
         <w:rPr>
           <w:rFonts w:ascii="Arial" w:hAnsi="Arial" w:cs="Arial"/>
           <w:b w:val="0"/>
           <w:color w:val="000000"/>
-          <w:sz w:val="22"/>
+          <w:sz w:val="19"/>
         </w:rPr>
-        <w:t>Построен полный Pipeline: предобработка через ColumnTransformer и CatBoostClassifier. Качество модели проверено с помощью GridSearchCV, classification report и ROC-AUC. CatBoost показал наибольший ROC-AUC среди трёх моделей, а SMOTE заметно увеличил Recall класса Ушёл. Для задачи удержания клиентов целесообразно рассмотреть вариант CatBoost со SMOTE, если стоимость пропуска оттока выше стоимости лишнего предложения клиенту.</w:t>
+        <w:t>Топ 15 признаков по важности CatBoost</w:t>
+      </w:r>
+    </w:p>
+    <w:p>
+      <w:pPr>
+        <w:spacing w:after="120" w:line="264" w:lineRule="auto"/>
+      </w:pPr>
+      <w:r>
+        <w:rPr>
+          <w:rFonts w:ascii="Arial" w:hAnsi="Arial" w:cs="Arial"/>
+          <w:b w:val="0"/>
+          <w:color w:val="000000"/>
+          <w:sz w:val="21"/>
+        </w:rPr>
+        <w:t>Главные признаки: помесячный договор, срок обслуживания и ежемесячная плата. Для удержания клиентов полезен вариант CatBoost со SMOTE, если важнее не пропускать отток.</w:t>
       </w:r>
     </w:p>
     <w:sectPr>
       <w:pgSz w:w="12240" w:h="15840"/>
-      <w:pgMar w:top="1008" w:right="1152" w:bottom="1008" w:left="1152" w:header="720" w:footer="720" w:gutter="0"/>
+      <w:pgMar w:top="936" w:right="1152" w:bottom="936" w:left="1152" w:header="720" w:footer="720" w:gutter="0"/>
       <w:cols w:space="720"/>
       <w:docGrid w:linePitch="360"/>
     </w:sectPr>
@@ -2192,11 +2145,6 @@
     <w:name w:val="Normal"/>
     <w:qFormat/>
     <w:rsid w:val="00FC693F"/>
-    <w:rPr>
-      <w:rFonts w:ascii="Arial" w:hAnsi="Arial"/>
-      <w:color w:val="000000"/>
-      <w:sz w:val="22"/>
-    </w:rPr>
   </w:style>
   <w:style w:type="paragraph" w:styleId="Header">
     <w:name w:val="header"/>

--- a/Отчет_ПЗ2_Telco_Churn.docx
+++ b/Отчет_ПЗ2_Telco_Churn.docx
@@ -4,75 +4,79 @@
   <w:body>
     <w:p>
       <w:pPr>
-        <w:spacing w:after="120"/>
+        <w:pStyle w:val="Title"/>
+        <w:spacing w:line="360" w:lineRule="auto" w:before="0" w:after="120"/>
         <w:jc w:val="center"/>
       </w:pPr>
       <w:r>
         <w:rPr>
-          <w:rFonts w:ascii="Arial" w:hAnsi="Arial" w:cs="Arial"/>
+          <w:rFonts w:ascii="Times New Roman" w:hAnsi="Times New Roman" w:cs="Times New Roman" w:eastAsia="Times New Roman"/>
           <w:b/>
           <w:color w:val="000000"/>
-          <w:sz w:val="34"/>
+          <w:sz w:val="24"/>
         </w:rPr>
         <w:t>Отчёт по практическому занятию 2</w:t>
       </w:r>
     </w:p>
     <w:p>
       <w:pPr>
-        <w:spacing w:after="280"/>
+        <w:spacing w:line="360" w:lineRule="auto" w:before="0" w:after="240"/>
         <w:jc w:val="center"/>
       </w:pPr>
       <w:r>
         <w:rPr>
-          <w:rFonts w:ascii="Arial" w:hAnsi="Arial" w:cs="Arial"/>
+          <w:rFonts w:ascii="Times New Roman" w:hAnsi="Times New Roman" w:cs="Times New Roman" w:eastAsia="Times New Roman"/>
           <w:b w:val="0"/>
           <w:color w:val="000000"/>
-          <w:sz w:val="22"/>
+          <w:sz w:val="24"/>
         </w:rPr>
         <w:t>Прогнозирование оттока клиентов телеком оператора</w:t>
       </w:r>
     </w:p>
     <w:p>
       <w:pPr>
-        <w:spacing w:after="120" w:line="264" w:lineRule="auto"/>
+        <w:spacing w:line="360" w:lineRule="auto" w:before="0" w:after="120"/>
+        <w:jc w:val="left"/>
       </w:pPr>
       <w:r>
         <w:rPr>
-          <w:rFonts w:ascii="Arial" w:hAnsi="Arial" w:cs="Arial"/>
+          <w:rFonts w:ascii="Times New Roman" w:hAnsi="Times New Roman" w:cs="Times New Roman" w:eastAsia="Times New Roman"/>
           <w:b w:val="0"/>
           <w:color w:val="000000"/>
-          <w:sz w:val="21"/>
+          <w:sz w:val="24"/>
         </w:rPr>
-        <w:t>Датасет Telco Customer Churn: 7043 клиента. Целевая переменная - Churn. Доля ушедших клиентов - 26.5%.</w:t>
+        <w:t>Использован датасет Telco Customer Churn: 7 043 клиента. Целевая переменная - Churn, доля ушедших клиентов - 26,5%.</w:t>
       </w:r>
     </w:p>
     <w:p>
       <w:pPr>
         <w:keepNext/>
-        <w:spacing w:before="200" w:after="80"/>
+        <w:spacing w:line="360" w:lineRule="auto" w:before="200" w:after="60"/>
+        <w:jc w:val="left"/>
       </w:pPr>
       <w:r>
         <w:rPr>
-          <w:rFonts w:ascii="Arial" w:hAnsi="Arial" w:cs="Arial"/>
+          <w:rFonts w:ascii="Times New Roman" w:hAnsi="Times New Roman" w:cs="Times New Roman" w:eastAsia="Times New Roman"/>
           <w:b/>
           <w:color w:val="000000"/>
-          <w:sz w:val="26"/>
+          <w:sz w:val="24"/>
         </w:rPr>
-        <w:t>Подготовка и CatBoost</w:t>
+        <w:t>Подготовка данных и CatBoost</w:t>
       </w:r>
     </w:p>
     <w:p>
       <w:pPr>
-        <w:spacing w:after="120" w:line="264" w:lineRule="auto"/>
+        <w:spacing w:line="360" w:lineRule="auto" w:before="0" w:after="120"/>
+        <w:jc w:val="left"/>
       </w:pPr>
       <w:r>
         <w:rPr>
-          <w:rFonts w:ascii="Arial" w:hAnsi="Arial" w:cs="Arial"/>
+          <w:rFonts w:ascii="Times New Roman" w:hAnsi="Times New Roman" w:cs="Times New Roman" w:eastAsia="Times New Roman"/>
           <w:b w:val="0"/>
           <w:color w:val="000000"/>
-          <w:sz w:val="21"/>
+          <w:sz w:val="24"/>
         </w:rPr>
-        <w:t>Удалён customerID, TotalCharges приведён к числу. Данные разделены 80/20 с stratify=y. В Pipeline: StandardScaler для численных признаков, OneHotEncoder для категориальных и CatBoostClassifier.</w:t>
+        <w:t>Удалён customerID, TotalCharges приведён к числовому виду. Данные разделены в пропорции 80/20 с stratify=y. В Pipeline включены StandardScaler для численных признаков, OneHotEncoder для категориальных и CatBoostClassifier.</w:t>
       </w:r>
     </w:p>
     <w:tbl>
@@ -92,8 +96,9 @@
         </w:trPr>
         <w:tc>
           <w:tcPr>
-            <w:tcW w:type="dxa" w:w="3600"/>
+            <w:tcW w:type="dxa" w:w="3744"/>
             <w:vAlign w:val="center"/>
+            <w:shd w:val="clear" w:color="auto" w:fill="FFFFFF"/>
             <w:tcBorders>
               <w:top w:val="single" w:sz="8" w:space="0" w:color="000000"/>
               <w:left w:val="single" w:sz="8" w:space="0" w:color="000000"/>
@@ -103,22 +108,23 @@
               <w:insideV w:val="single" w:sz="8" w:space="0" w:color="000000"/>
             </w:tcBorders>
             <w:tcMar>
-              <w:top w:w="70" w:type="dxa"/>
-              <w:start w:w="95" w:type="dxa"/>
-              <w:bottom w:w="70" w:type="dxa"/>
-              <w:end w:w="95" w:type="dxa"/>
+              <w:top w:w="90" w:type="dxa"/>
+              <w:start w:w="110" w:type="dxa"/>
+              <w:bottom w:w="90" w:type="dxa"/>
+              <w:end w:w="110" w:type="dxa"/>
             </w:tcMar>
           </w:tcPr>
           <w:p>
             <w:pPr>
+              <w:spacing w:line="360" w:lineRule="auto" w:before="0" w:after="0"/>
               <w:jc w:val="center"/>
             </w:pPr>
             <w:r>
               <w:rPr>
-                <w:rFonts w:ascii="Arial" w:hAnsi="Arial" w:cs="Arial"/>
+                <w:rFonts w:ascii="Times New Roman" w:hAnsi="Times New Roman" w:cs="Times New Roman" w:eastAsia="Times New Roman"/>
                 <w:b/>
                 <w:color w:val="000000"/>
-                <w:sz w:val="19"/>
+                <w:sz w:val="24"/>
               </w:rPr>
               <w:t>Параметр</w:t>
             </w:r>
@@ -126,8 +132,9 @@
         </w:tc>
         <w:tc>
           <w:tcPr>
-            <w:tcW w:type="dxa" w:w="5328"/>
+            <w:tcW w:type="dxa" w:w="5040"/>
             <w:vAlign w:val="center"/>
+            <w:shd w:val="clear" w:color="auto" w:fill="FFFFFF"/>
             <w:tcBorders>
               <w:top w:val="single" w:sz="8" w:space="0" w:color="000000"/>
               <w:left w:val="single" w:sz="8" w:space="0" w:color="000000"/>
@@ -137,22 +144,23 @@
               <w:insideV w:val="single" w:sz="8" w:space="0" w:color="000000"/>
             </w:tcBorders>
             <w:tcMar>
-              <w:top w:w="70" w:type="dxa"/>
-              <w:start w:w="95" w:type="dxa"/>
-              <w:bottom w:w="70" w:type="dxa"/>
-              <w:end w:w="95" w:type="dxa"/>
+              <w:top w:w="90" w:type="dxa"/>
+              <w:start w:w="110" w:type="dxa"/>
+              <w:bottom w:w="90" w:type="dxa"/>
+              <w:end w:w="110" w:type="dxa"/>
             </w:tcMar>
           </w:tcPr>
           <w:p>
             <w:pPr>
+              <w:spacing w:line="360" w:lineRule="auto" w:before="0" w:after="0"/>
               <w:jc w:val="center"/>
             </w:pPr>
             <w:r>
               <w:rPr>
-                <w:rFonts w:ascii="Arial" w:hAnsi="Arial" w:cs="Arial"/>
+                <w:rFonts w:ascii="Times New Roman" w:hAnsi="Times New Roman" w:cs="Times New Roman" w:eastAsia="Times New Roman"/>
                 <w:b/>
                 <w:color w:val="000000"/>
-                <w:sz w:val="19"/>
+                <w:sz w:val="24"/>
               </w:rPr>
               <w:t>Результат</w:t>
             </w:r>
@@ -162,8 +170,9 @@
       <w:tr>
         <w:tc>
           <w:tcPr>
-            <w:tcW w:type="dxa" w:w="3600"/>
+            <w:tcW w:type="dxa" w:w="3744"/>
             <w:vAlign w:val="center"/>
+            <w:shd w:val="clear" w:color="auto" w:fill="FFFFFF"/>
             <w:tcBorders>
               <w:top w:val="single" w:sz="8" w:space="0" w:color="000000"/>
               <w:left w:val="single" w:sz="8" w:space="0" w:color="000000"/>
@@ -173,22 +182,23 @@
               <w:insideV w:val="single" w:sz="8" w:space="0" w:color="000000"/>
             </w:tcBorders>
             <w:tcMar>
-              <w:top w:w="70" w:type="dxa"/>
-              <w:start w:w="95" w:type="dxa"/>
-              <w:bottom w:w="70" w:type="dxa"/>
-              <w:end w:w="95" w:type="dxa"/>
+              <w:top w:w="90" w:type="dxa"/>
+              <w:start w:w="110" w:type="dxa"/>
+              <w:bottom w:w="90" w:type="dxa"/>
+              <w:end w:w="110" w:type="dxa"/>
             </w:tcMar>
           </w:tcPr>
           <w:p>
             <w:pPr>
+              <w:spacing w:line="360" w:lineRule="auto" w:before="0" w:after="0"/>
               <w:jc w:val="left"/>
             </w:pPr>
             <w:r>
               <w:rPr>
-                <w:rFonts w:ascii="Arial" w:hAnsi="Arial" w:cs="Arial"/>
+                <w:rFonts w:ascii="Times New Roman" w:hAnsi="Times New Roman" w:cs="Times New Roman" w:eastAsia="Times New Roman"/>
                 <w:b w:val="0"/>
                 <w:color w:val="000000"/>
-                <w:sz w:val="19"/>
+                <w:sz w:val="24"/>
               </w:rPr>
               <w:t>Лучшие параметры</w:t>
             </w:r>
@@ -196,8 +206,9 @@
         </w:tc>
         <w:tc>
           <w:tcPr>
-            <w:tcW w:type="dxa" w:w="5328"/>
+            <w:tcW w:type="dxa" w:w="5040"/>
             <w:vAlign w:val="center"/>
+            <w:shd w:val="clear" w:color="auto" w:fill="FFFFFF"/>
             <w:tcBorders>
               <w:top w:val="single" w:sz="8" w:space="0" w:color="000000"/>
               <w:left w:val="single" w:sz="8" w:space="0" w:color="000000"/>
@@ -207,22 +218,23 @@
               <w:insideV w:val="single" w:sz="8" w:space="0" w:color="000000"/>
             </w:tcBorders>
             <w:tcMar>
-              <w:top w:w="70" w:type="dxa"/>
-              <w:start w:w="95" w:type="dxa"/>
-              <w:bottom w:w="70" w:type="dxa"/>
-              <w:end w:w="95" w:type="dxa"/>
+              <w:top w:w="90" w:type="dxa"/>
+              <w:start w:w="110" w:type="dxa"/>
+              <w:bottom w:w="90" w:type="dxa"/>
+              <w:end w:w="110" w:type="dxa"/>
             </w:tcMar>
           </w:tcPr>
           <w:p>
             <w:pPr>
+              <w:spacing w:line="360" w:lineRule="auto" w:before="0" w:after="0"/>
               <w:jc w:val="center"/>
             </w:pPr>
             <w:r>
               <w:rPr>
-                <w:rFonts w:ascii="Arial" w:hAnsi="Arial" w:cs="Arial"/>
+                <w:rFonts w:ascii="Times New Roman" w:hAnsi="Times New Roman" w:cs="Times New Roman" w:eastAsia="Times New Roman"/>
                 <w:b w:val="0"/>
                 <w:color w:val="000000"/>
-                <w:sz w:val="19"/>
+                <w:sz w:val="24"/>
               </w:rPr>
               <w:t>depth = 4, learning_rate = 0.05</w:t>
             </w:r>
@@ -232,8 +244,9 @@
       <w:tr>
         <w:tc>
           <w:tcPr>
-            <w:tcW w:type="dxa" w:w="3600"/>
+            <w:tcW w:type="dxa" w:w="3744"/>
             <w:vAlign w:val="center"/>
+            <w:shd w:val="clear" w:color="auto" w:fill="FFFFFF"/>
             <w:tcBorders>
               <w:top w:val="single" w:sz="8" w:space="0" w:color="000000"/>
               <w:left w:val="single" w:sz="8" w:space="0" w:color="000000"/>
@@ -243,22 +256,23 @@
               <w:insideV w:val="single" w:sz="8" w:space="0" w:color="000000"/>
             </w:tcBorders>
             <w:tcMar>
-              <w:top w:w="70" w:type="dxa"/>
-              <w:start w:w="95" w:type="dxa"/>
-              <w:bottom w:w="70" w:type="dxa"/>
-              <w:end w:w="95" w:type="dxa"/>
+              <w:top w:w="90" w:type="dxa"/>
+              <w:start w:w="110" w:type="dxa"/>
+              <w:bottom w:w="90" w:type="dxa"/>
+              <w:end w:w="110" w:type="dxa"/>
             </w:tcMar>
           </w:tcPr>
           <w:p>
             <w:pPr>
+              <w:spacing w:line="360" w:lineRule="auto" w:before="0" w:after="0"/>
               <w:jc w:val="left"/>
             </w:pPr>
             <w:r>
               <w:rPr>
-                <w:rFonts w:ascii="Arial" w:hAnsi="Arial" w:cs="Arial"/>
+                <w:rFonts w:ascii="Times New Roman" w:hAnsi="Times New Roman" w:cs="Times New Roman" w:eastAsia="Times New Roman"/>
                 <w:b w:val="0"/>
                 <w:color w:val="000000"/>
-                <w:sz w:val="19"/>
+                <w:sz w:val="24"/>
               </w:rPr>
               <w:t>ROC-AUC по 3-fold CV</w:t>
             </w:r>
@@ -266,8 +280,9 @@
         </w:tc>
         <w:tc>
           <w:tcPr>
-            <w:tcW w:type="dxa" w:w="5328"/>
+            <w:tcW w:type="dxa" w:w="5040"/>
             <w:vAlign w:val="center"/>
+            <w:shd w:val="clear" w:color="auto" w:fill="FFFFFF"/>
             <w:tcBorders>
               <w:top w:val="single" w:sz="8" w:space="0" w:color="000000"/>
               <w:left w:val="single" w:sz="8" w:space="0" w:color="000000"/>
@@ -277,22 +292,23 @@
               <w:insideV w:val="single" w:sz="8" w:space="0" w:color="000000"/>
             </w:tcBorders>
             <w:tcMar>
-              <w:top w:w="70" w:type="dxa"/>
-              <w:start w:w="95" w:type="dxa"/>
-              <w:bottom w:w="70" w:type="dxa"/>
-              <w:end w:w="95" w:type="dxa"/>
+              <w:top w:w="90" w:type="dxa"/>
+              <w:start w:w="110" w:type="dxa"/>
+              <w:bottom w:w="90" w:type="dxa"/>
+              <w:end w:w="110" w:type="dxa"/>
             </w:tcMar>
           </w:tcPr>
           <w:p>
             <w:pPr>
+              <w:spacing w:line="360" w:lineRule="auto" w:before="0" w:after="0"/>
               <w:jc w:val="center"/>
             </w:pPr>
             <w:r>
               <w:rPr>
-                <w:rFonts w:ascii="Arial" w:hAnsi="Arial" w:cs="Arial"/>
+                <w:rFonts w:ascii="Times New Roman" w:hAnsi="Times New Roman" w:cs="Times New Roman" w:eastAsia="Times New Roman"/>
                 <w:b w:val="0"/>
                 <w:color w:val="000000"/>
-                <w:sz w:val="19"/>
+                <w:sz w:val="24"/>
               </w:rPr>
               <w:t>0.8496</w:t>
             </w:r>
@@ -302,22 +318,24 @@
     </w:tbl>
     <w:p>
       <w:pPr>
-        <w:spacing w:after="20"/>
+        <w:spacing w:line="360" w:lineRule="auto" w:before="0" w:after="0"/>
+        <w:jc w:val="left"/>
       </w:pPr>
     </w:p>
     <w:p>
       <w:pPr>
         <w:keepNext/>
-        <w:spacing w:before="200" w:after="80"/>
+        <w:spacing w:line="360" w:lineRule="auto" w:before="200" w:after="60"/>
+        <w:jc w:val="left"/>
       </w:pPr>
       <w:r>
         <w:rPr>
-          <w:rFonts w:ascii="Arial" w:hAnsi="Arial" w:cs="Arial"/>
+          <w:rFonts w:ascii="Times New Roman" w:hAnsi="Times New Roman" w:cs="Times New Roman" w:eastAsia="Times New Roman"/>
           <w:b/>
           <w:color w:val="000000"/>
-          <w:sz w:val="26"/>
+          <w:sz w:val="24"/>
         </w:rPr>
-        <w:t>Качество CatBoost на тесте</w:t>
+        <w:t>Качество CatBoost на тестовой выборке</w:t>
       </w:r>
     </w:p>
     <w:tbl>
@@ -339,6 +357,7 @@
           <w:tcPr>
             <w:tcW w:type="dxa" w:w="5472"/>
             <w:vAlign w:val="center"/>
+            <w:shd w:val="clear" w:color="auto" w:fill="FFFFFF"/>
             <w:tcBorders>
               <w:top w:val="single" w:sz="8" w:space="0" w:color="000000"/>
               <w:left w:val="single" w:sz="8" w:space="0" w:color="000000"/>
@@ -348,22 +367,23 @@
               <w:insideV w:val="single" w:sz="8" w:space="0" w:color="000000"/>
             </w:tcBorders>
             <w:tcMar>
-              <w:top w:w="70" w:type="dxa"/>
-              <w:start w:w="95" w:type="dxa"/>
-              <w:bottom w:w="70" w:type="dxa"/>
-              <w:end w:w="95" w:type="dxa"/>
+              <w:top w:w="90" w:type="dxa"/>
+              <w:start w:w="110" w:type="dxa"/>
+              <w:bottom w:w="90" w:type="dxa"/>
+              <w:end w:w="110" w:type="dxa"/>
             </w:tcMar>
           </w:tcPr>
           <w:p>
             <w:pPr>
+              <w:spacing w:line="360" w:lineRule="auto" w:before="0" w:after="0"/>
               <w:jc w:val="center"/>
             </w:pPr>
             <w:r>
               <w:rPr>
-                <w:rFonts w:ascii="Arial" w:hAnsi="Arial" w:cs="Arial"/>
+                <w:rFonts w:ascii="Times New Roman" w:hAnsi="Times New Roman" w:cs="Times New Roman" w:eastAsia="Times New Roman"/>
                 <w:b/>
                 <w:color w:val="000000"/>
-                <w:sz w:val="19"/>
+                <w:sz w:val="24"/>
               </w:rPr>
               <w:t>Метрика</w:t>
             </w:r>
@@ -371,8 +391,9 @@
         </w:tc>
         <w:tc>
           <w:tcPr>
-            <w:tcW w:type="dxa" w:w="3456"/>
+            <w:tcW w:type="dxa" w:w="3312"/>
             <w:vAlign w:val="center"/>
+            <w:shd w:val="clear" w:color="auto" w:fill="FFFFFF"/>
             <w:tcBorders>
               <w:top w:val="single" w:sz="8" w:space="0" w:color="000000"/>
               <w:left w:val="single" w:sz="8" w:space="0" w:color="000000"/>
@@ -382,22 +403,23 @@
               <w:insideV w:val="single" w:sz="8" w:space="0" w:color="000000"/>
             </w:tcBorders>
             <w:tcMar>
-              <w:top w:w="70" w:type="dxa"/>
-              <w:start w:w="95" w:type="dxa"/>
-              <w:bottom w:w="70" w:type="dxa"/>
-              <w:end w:w="95" w:type="dxa"/>
+              <w:top w:w="90" w:type="dxa"/>
+              <w:start w:w="110" w:type="dxa"/>
+              <w:bottom w:w="90" w:type="dxa"/>
+              <w:end w:w="110" w:type="dxa"/>
             </w:tcMar>
           </w:tcPr>
           <w:p>
             <w:pPr>
+              <w:spacing w:line="360" w:lineRule="auto" w:before="0" w:after="0"/>
               <w:jc w:val="center"/>
             </w:pPr>
             <w:r>
               <w:rPr>
-                <w:rFonts w:ascii="Arial" w:hAnsi="Arial" w:cs="Arial"/>
+                <w:rFonts w:ascii="Times New Roman" w:hAnsi="Times New Roman" w:cs="Times New Roman" w:eastAsia="Times New Roman"/>
                 <w:b/>
                 <w:color w:val="000000"/>
-                <w:sz w:val="19"/>
+                <w:sz w:val="24"/>
               </w:rPr>
               <w:t>Значение</w:t>
             </w:r>
@@ -409,6 +431,7 @@
           <w:tcPr>
             <w:tcW w:type="dxa" w:w="5472"/>
             <w:vAlign w:val="center"/>
+            <w:shd w:val="clear" w:color="auto" w:fill="FFFFFF"/>
             <w:tcBorders>
               <w:top w:val="single" w:sz="8" w:space="0" w:color="000000"/>
               <w:left w:val="single" w:sz="8" w:space="0" w:color="000000"/>
@@ -418,22 +441,23 @@
               <w:insideV w:val="single" w:sz="8" w:space="0" w:color="000000"/>
             </w:tcBorders>
             <w:tcMar>
-              <w:top w:w="70" w:type="dxa"/>
-              <w:start w:w="95" w:type="dxa"/>
-              <w:bottom w:w="70" w:type="dxa"/>
-              <w:end w:w="95" w:type="dxa"/>
+              <w:top w:w="90" w:type="dxa"/>
+              <w:start w:w="110" w:type="dxa"/>
+              <w:bottom w:w="90" w:type="dxa"/>
+              <w:end w:w="110" w:type="dxa"/>
             </w:tcMar>
           </w:tcPr>
           <w:p>
             <w:pPr>
+              <w:spacing w:line="360" w:lineRule="auto" w:before="0" w:after="0"/>
               <w:jc w:val="left"/>
             </w:pPr>
             <w:r>
               <w:rPr>
-                <w:rFonts w:ascii="Arial" w:hAnsi="Arial" w:cs="Arial"/>
+                <w:rFonts w:ascii="Times New Roman" w:hAnsi="Times New Roman" w:cs="Times New Roman" w:eastAsia="Times New Roman"/>
                 <w:b w:val="0"/>
                 <w:color w:val="000000"/>
-                <w:sz w:val="19"/>
+                <w:sz w:val="24"/>
               </w:rPr>
               <w:t>ROC-AUC</w:t>
             </w:r>
@@ -441,8 +465,9 @@
         </w:tc>
         <w:tc>
           <w:tcPr>
-            <w:tcW w:type="dxa" w:w="3456"/>
+            <w:tcW w:type="dxa" w:w="3312"/>
             <w:vAlign w:val="center"/>
+            <w:shd w:val="clear" w:color="auto" w:fill="FFFFFF"/>
             <w:tcBorders>
               <w:top w:val="single" w:sz="8" w:space="0" w:color="000000"/>
               <w:left w:val="single" w:sz="8" w:space="0" w:color="000000"/>
@@ -452,22 +477,23 @@
               <w:insideV w:val="single" w:sz="8" w:space="0" w:color="000000"/>
             </w:tcBorders>
             <w:tcMar>
-              <w:top w:w="70" w:type="dxa"/>
-              <w:start w:w="95" w:type="dxa"/>
-              <w:bottom w:w="70" w:type="dxa"/>
-              <w:end w:w="95" w:type="dxa"/>
+              <w:top w:w="90" w:type="dxa"/>
+              <w:start w:w="110" w:type="dxa"/>
+              <w:bottom w:w="90" w:type="dxa"/>
+              <w:end w:w="110" w:type="dxa"/>
             </w:tcMar>
           </w:tcPr>
           <w:p>
             <w:pPr>
+              <w:spacing w:line="360" w:lineRule="auto" w:before="0" w:after="0"/>
               <w:jc w:val="center"/>
             </w:pPr>
             <w:r>
               <w:rPr>
-                <w:rFonts w:ascii="Arial" w:hAnsi="Arial" w:cs="Arial"/>
+                <w:rFonts w:ascii="Times New Roman" w:hAnsi="Times New Roman" w:cs="Times New Roman" w:eastAsia="Times New Roman"/>
                 <w:b w:val="0"/>
                 <w:color w:val="000000"/>
-                <w:sz w:val="19"/>
+                <w:sz w:val="24"/>
               </w:rPr>
               <w:t>0.8466</w:t>
             </w:r>
@@ -479,6 +505,7 @@
           <w:tcPr>
             <w:tcW w:type="dxa" w:w="5472"/>
             <w:vAlign w:val="center"/>
+            <w:shd w:val="clear" w:color="auto" w:fill="FFFFFF"/>
             <w:tcBorders>
               <w:top w:val="single" w:sz="8" w:space="0" w:color="000000"/>
               <w:left w:val="single" w:sz="8" w:space="0" w:color="000000"/>
@@ -488,22 +515,23 @@
               <w:insideV w:val="single" w:sz="8" w:space="0" w:color="000000"/>
             </w:tcBorders>
             <w:tcMar>
-              <w:top w:w="70" w:type="dxa"/>
-              <w:start w:w="95" w:type="dxa"/>
-              <w:bottom w:w="70" w:type="dxa"/>
-              <w:end w:w="95" w:type="dxa"/>
+              <w:top w:w="90" w:type="dxa"/>
+              <w:start w:w="110" w:type="dxa"/>
+              <w:bottom w:w="90" w:type="dxa"/>
+              <w:end w:w="110" w:type="dxa"/>
             </w:tcMar>
           </w:tcPr>
           <w:p>
             <w:pPr>
+              <w:spacing w:line="360" w:lineRule="auto" w:before="0" w:after="0"/>
               <w:jc w:val="left"/>
             </w:pPr>
             <w:r>
               <w:rPr>
-                <w:rFonts w:ascii="Arial" w:hAnsi="Arial" w:cs="Arial"/>
+                <w:rFonts w:ascii="Times New Roman" w:hAnsi="Times New Roman" w:cs="Times New Roman" w:eastAsia="Times New Roman"/>
                 <w:b w:val="0"/>
                 <w:color w:val="000000"/>
-                <w:sz w:val="19"/>
+                <w:sz w:val="24"/>
               </w:rPr>
               <w:t>F1 для класса Ушёл</w:t>
             </w:r>
@@ -511,8 +539,9 @@
         </w:tc>
         <w:tc>
           <w:tcPr>
-            <w:tcW w:type="dxa" w:w="3456"/>
+            <w:tcW w:type="dxa" w:w="3312"/>
             <w:vAlign w:val="center"/>
+            <w:shd w:val="clear" w:color="auto" w:fill="FFFFFF"/>
             <w:tcBorders>
               <w:top w:val="single" w:sz="8" w:space="0" w:color="000000"/>
               <w:left w:val="single" w:sz="8" w:space="0" w:color="000000"/>
@@ -522,22 +551,23 @@
               <w:insideV w:val="single" w:sz="8" w:space="0" w:color="000000"/>
             </w:tcBorders>
             <w:tcMar>
-              <w:top w:w="70" w:type="dxa"/>
-              <w:start w:w="95" w:type="dxa"/>
-              <w:bottom w:w="70" w:type="dxa"/>
-              <w:end w:w="95" w:type="dxa"/>
+              <w:top w:w="90" w:type="dxa"/>
+              <w:start w:w="110" w:type="dxa"/>
+              <w:bottom w:w="90" w:type="dxa"/>
+              <w:end w:w="110" w:type="dxa"/>
             </w:tcMar>
           </w:tcPr>
           <w:p>
             <w:pPr>
+              <w:spacing w:line="360" w:lineRule="auto" w:before="0" w:after="0"/>
               <w:jc w:val="center"/>
             </w:pPr>
             <w:r>
               <w:rPr>
-                <w:rFonts w:ascii="Arial" w:hAnsi="Arial" w:cs="Arial"/>
+                <w:rFonts w:ascii="Times New Roman" w:hAnsi="Times New Roman" w:cs="Times New Roman" w:eastAsia="Times New Roman"/>
                 <w:b w:val="0"/>
                 <w:color w:val="000000"/>
-                <w:sz w:val="19"/>
+                <w:sz w:val="24"/>
               </w:rPr>
               <w:t>0.5857</w:t>
             </w:r>
@@ -549,6 +579,7 @@
           <w:tcPr>
             <w:tcW w:type="dxa" w:w="5472"/>
             <w:vAlign w:val="center"/>
+            <w:shd w:val="clear" w:color="auto" w:fill="FFFFFF"/>
             <w:tcBorders>
               <w:top w:val="single" w:sz="8" w:space="0" w:color="000000"/>
               <w:left w:val="single" w:sz="8" w:space="0" w:color="000000"/>
@@ -558,22 +589,23 @@
               <w:insideV w:val="single" w:sz="8" w:space="0" w:color="000000"/>
             </w:tcBorders>
             <w:tcMar>
-              <w:top w:w="70" w:type="dxa"/>
-              <w:start w:w="95" w:type="dxa"/>
-              <w:bottom w:w="70" w:type="dxa"/>
-              <w:end w:w="95" w:type="dxa"/>
+              <w:top w:w="90" w:type="dxa"/>
+              <w:start w:w="110" w:type="dxa"/>
+              <w:bottom w:w="90" w:type="dxa"/>
+              <w:end w:w="110" w:type="dxa"/>
             </w:tcMar>
           </w:tcPr>
           <w:p>
             <w:pPr>
+              <w:spacing w:line="360" w:lineRule="auto" w:before="0" w:after="0"/>
               <w:jc w:val="left"/>
             </w:pPr>
             <w:r>
               <w:rPr>
-                <w:rFonts w:ascii="Arial" w:hAnsi="Arial" w:cs="Arial"/>
+                <w:rFonts w:ascii="Times New Roman" w:hAnsi="Times New Roman" w:cs="Times New Roman" w:eastAsia="Times New Roman"/>
                 <w:b w:val="0"/>
                 <w:color w:val="000000"/>
-                <w:sz w:val="19"/>
+                <w:sz w:val="24"/>
               </w:rPr>
               <w:t>Recall для класса Ушёл</w:t>
             </w:r>
@@ -581,8 +613,9 @@
         </w:tc>
         <w:tc>
           <w:tcPr>
-            <w:tcW w:type="dxa" w:w="3456"/>
+            <w:tcW w:type="dxa" w:w="3312"/>
             <w:vAlign w:val="center"/>
+            <w:shd w:val="clear" w:color="auto" w:fill="FFFFFF"/>
             <w:tcBorders>
               <w:top w:val="single" w:sz="8" w:space="0" w:color="000000"/>
               <w:left w:val="single" w:sz="8" w:space="0" w:color="000000"/>
@@ -592,22 +625,23 @@
               <w:insideV w:val="single" w:sz="8" w:space="0" w:color="000000"/>
             </w:tcBorders>
             <w:tcMar>
-              <w:top w:w="70" w:type="dxa"/>
-              <w:start w:w="95" w:type="dxa"/>
-              <w:bottom w:w="70" w:type="dxa"/>
-              <w:end w:w="95" w:type="dxa"/>
+              <w:top w:w="90" w:type="dxa"/>
+              <w:start w:w="110" w:type="dxa"/>
+              <w:bottom w:w="90" w:type="dxa"/>
+              <w:end w:w="110" w:type="dxa"/>
             </w:tcMar>
           </w:tcPr>
           <w:p>
             <w:pPr>
+              <w:spacing w:line="360" w:lineRule="auto" w:before="0" w:after="0"/>
               <w:jc w:val="center"/>
             </w:pPr>
             <w:r>
               <w:rPr>
-                <w:rFonts w:ascii="Arial" w:hAnsi="Arial" w:cs="Arial"/>
+                <w:rFonts w:ascii="Times New Roman" w:hAnsi="Times New Roman" w:cs="Times New Roman" w:eastAsia="Times New Roman"/>
                 <w:b w:val="0"/>
                 <w:color w:val="000000"/>
-                <w:sz w:val="19"/>
+                <w:sz w:val="24"/>
               </w:rPr>
               <w:t>0.5160</w:t>
             </w:r>
@@ -617,20 +651,22 @@
     </w:tbl>
     <w:p>
       <w:pPr>
-        <w:spacing w:after="20"/>
+        <w:spacing w:line="360" w:lineRule="auto" w:before="0" w:after="0"/>
+        <w:jc w:val="left"/>
       </w:pPr>
     </w:p>
     <w:p>
       <w:pPr>
         <w:keepNext/>
-        <w:spacing w:before="200" w:after="80"/>
+        <w:spacing w:line="360" w:lineRule="auto" w:before="200" w:after="60"/>
+        <w:jc w:val="left"/>
       </w:pPr>
       <w:r>
         <w:rPr>
-          <w:rFonts w:ascii="Arial" w:hAnsi="Arial" w:cs="Arial"/>
+          <w:rFonts w:ascii="Times New Roman" w:hAnsi="Times New Roman" w:cs="Times New Roman" w:eastAsia="Times New Roman"/>
           <w:b/>
           <w:color w:val="000000"/>
-          <w:sz w:val="26"/>
+          <w:sz w:val="24"/>
         </w:rPr>
         <w:t>Сравнение моделей</w:t>
       </w:r>
@@ -656,6 +692,7 @@
           <w:tcPr>
             <w:tcW w:type="dxa" w:w="3888"/>
             <w:vAlign w:val="center"/>
+            <w:shd w:val="clear" w:color="auto" w:fill="FFFFFF"/>
             <w:tcBorders>
               <w:top w:val="single" w:sz="8" w:space="0" w:color="000000"/>
               <w:left w:val="single" w:sz="8" w:space="0" w:color="000000"/>
@@ -665,22 +702,23 @@
               <w:insideV w:val="single" w:sz="8" w:space="0" w:color="000000"/>
             </w:tcBorders>
             <w:tcMar>
-              <w:top w:w="70" w:type="dxa"/>
-              <w:start w:w="95" w:type="dxa"/>
-              <w:bottom w:w="70" w:type="dxa"/>
-              <w:end w:w="95" w:type="dxa"/>
+              <w:top w:w="90" w:type="dxa"/>
+              <w:start w:w="110" w:type="dxa"/>
+              <w:bottom w:w="90" w:type="dxa"/>
+              <w:end w:w="110" w:type="dxa"/>
             </w:tcMar>
           </w:tcPr>
           <w:p>
             <w:pPr>
+              <w:spacing w:line="360" w:lineRule="auto" w:before="0" w:after="0"/>
               <w:jc w:val="center"/>
             </w:pPr>
             <w:r>
               <w:rPr>
-                <w:rFonts w:ascii="Arial" w:hAnsi="Arial" w:cs="Arial"/>
+                <w:rFonts w:ascii="Times New Roman" w:hAnsi="Times New Roman" w:cs="Times New Roman" w:eastAsia="Times New Roman"/>
                 <w:b/>
                 <w:color w:val="000000"/>
-                <w:sz w:val="19"/>
+                <w:sz w:val="24"/>
               </w:rPr>
               <w:t>Модель</w:t>
             </w:r>
@@ -690,6 +728,7 @@
           <w:tcPr>
             <w:tcW w:type="dxa" w:w="1584"/>
             <w:vAlign w:val="center"/>
+            <w:shd w:val="clear" w:color="auto" w:fill="FFFFFF"/>
             <w:tcBorders>
               <w:top w:val="single" w:sz="8" w:space="0" w:color="000000"/>
               <w:left w:val="single" w:sz="8" w:space="0" w:color="000000"/>
@@ -699,22 +738,23 @@
               <w:insideV w:val="single" w:sz="8" w:space="0" w:color="000000"/>
             </w:tcBorders>
             <w:tcMar>
-              <w:top w:w="70" w:type="dxa"/>
-              <w:start w:w="95" w:type="dxa"/>
-              <w:bottom w:w="70" w:type="dxa"/>
-              <w:end w:w="95" w:type="dxa"/>
+              <w:top w:w="90" w:type="dxa"/>
+              <w:start w:w="110" w:type="dxa"/>
+              <w:bottom w:w="90" w:type="dxa"/>
+              <w:end w:w="110" w:type="dxa"/>
             </w:tcMar>
           </w:tcPr>
           <w:p>
             <w:pPr>
+              <w:spacing w:line="360" w:lineRule="auto" w:before="0" w:after="0"/>
               <w:jc w:val="center"/>
             </w:pPr>
             <w:r>
               <w:rPr>
-                <w:rFonts w:ascii="Arial" w:hAnsi="Arial" w:cs="Arial"/>
+                <w:rFonts w:ascii="Times New Roman" w:hAnsi="Times New Roman" w:cs="Times New Roman" w:eastAsia="Times New Roman"/>
                 <w:b/>
                 <w:color w:val="000000"/>
-                <w:sz w:val="19"/>
+                <w:sz w:val="24"/>
               </w:rPr>
               <w:t>ROC-AUC</w:t>
             </w:r>
@@ -724,6 +764,7 @@
           <w:tcPr>
             <w:tcW w:type="dxa" w:w="1584"/>
             <w:vAlign w:val="center"/>
+            <w:shd w:val="clear" w:color="auto" w:fill="FFFFFF"/>
             <w:tcBorders>
               <w:top w:val="single" w:sz="8" w:space="0" w:color="000000"/>
               <w:left w:val="single" w:sz="8" w:space="0" w:color="000000"/>
@@ -733,22 +774,23 @@
               <w:insideV w:val="single" w:sz="8" w:space="0" w:color="000000"/>
             </w:tcBorders>
             <w:tcMar>
-              <w:top w:w="70" w:type="dxa"/>
-              <w:start w:w="95" w:type="dxa"/>
-              <w:bottom w:w="70" w:type="dxa"/>
-              <w:end w:w="95" w:type="dxa"/>
+              <w:top w:w="90" w:type="dxa"/>
+              <w:start w:w="110" w:type="dxa"/>
+              <w:bottom w:w="90" w:type="dxa"/>
+              <w:end w:w="110" w:type="dxa"/>
             </w:tcMar>
           </w:tcPr>
           <w:p>
             <w:pPr>
+              <w:spacing w:line="360" w:lineRule="auto" w:before="0" w:after="0"/>
               <w:jc w:val="center"/>
             </w:pPr>
             <w:r>
               <w:rPr>
-                <w:rFonts w:ascii="Arial" w:hAnsi="Arial" w:cs="Arial"/>
+                <w:rFonts w:ascii="Times New Roman" w:hAnsi="Times New Roman" w:cs="Times New Roman" w:eastAsia="Times New Roman"/>
                 <w:b/>
                 <w:color w:val="000000"/>
-                <w:sz w:val="19"/>
+                <w:sz w:val="24"/>
               </w:rPr>
               <w:t>F1</w:t>
             </w:r>
@@ -758,6 +800,7 @@
           <w:tcPr>
             <w:tcW w:type="dxa" w:w="1584"/>
             <w:vAlign w:val="center"/>
+            <w:shd w:val="clear" w:color="auto" w:fill="FFFFFF"/>
             <w:tcBorders>
               <w:top w:val="single" w:sz="8" w:space="0" w:color="000000"/>
               <w:left w:val="single" w:sz="8" w:space="0" w:color="000000"/>
@@ -767,22 +810,23 @@
               <w:insideV w:val="single" w:sz="8" w:space="0" w:color="000000"/>
             </w:tcBorders>
             <w:tcMar>
-              <w:top w:w="70" w:type="dxa"/>
-              <w:start w:w="95" w:type="dxa"/>
-              <w:bottom w:w="70" w:type="dxa"/>
-              <w:end w:w="95" w:type="dxa"/>
+              <w:top w:w="90" w:type="dxa"/>
+              <w:start w:w="110" w:type="dxa"/>
+              <w:bottom w:w="90" w:type="dxa"/>
+              <w:end w:w="110" w:type="dxa"/>
             </w:tcMar>
           </w:tcPr>
           <w:p>
             <w:pPr>
+              <w:spacing w:line="360" w:lineRule="auto" w:before="0" w:after="0"/>
               <w:jc w:val="center"/>
             </w:pPr>
             <w:r>
               <w:rPr>
-                <w:rFonts w:ascii="Arial" w:hAnsi="Arial" w:cs="Arial"/>
+                <w:rFonts w:ascii="Times New Roman" w:hAnsi="Times New Roman" w:cs="Times New Roman" w:eastAsia="Times New Roman"/>
                 <w:b/>
                 <w:color w:val="000000"/>
-                <w:sz w:val="19"/>
+                <w:sz w:val="24"/>
               </w:rPr>
               <w:t>Recall</w:t>
             </w:r>
@@ -794,6 +838,7 @@
           <w:tcPr>
             <w:tcW w:type="dxa" w:w="3888"/>
             <w:vAlign w:val="center"/>
+            <w:shd w:val="clear" w:color="auto" w:fill="FFFFFF"/>
             <w:tcBorders>
               <w:top w:val="single" w:sz="8" w:space="0" w:color="000000"/>
               <w:left w:val="single" w:sz="8" w:space="0" w:color="000000"/>
@@ -803,22 +848,23 @@
               <w:insideV w:val="single" w:sz="8" w:space="0" w:color="000000"/>
             </w:tcBorders>
             <w:tcMar>
-              <w:top w:w="70" w:type="dxa"/>
-              <w:start w:w="95" w:type="dxa"/>
-              <w:bottom w:w="70" w:type="dxa"/>
-              <w:end w:w="95" w:type="dxa"/>
+              <w:top w:w="90" w:type="dxa"/>
+              <w:start w:w="110" w:type="dxa"/>
+              <w:bottom w:w="90" w:type="dxa"/>
+              <w:end w:w="110" w:type="dxa"/>
             </w:tcMar>
           </w:tcPr>
           <w:p>
             <w:pPr>
+              <w:spacing w:line="360" w:lineRule="auto" w:before="0" w:after="0"/>
               <w:jc w:val="left"/>
             </w:pPr>
             <w:r>
               <w:rPr>
-                <w:rFonts w:ascii="Arial" w:hAnsi="Arial" w:cs="Arial"/>
+                <w:rFonts w:ascii="Times New Roman" w:hAnsi="Times New Roman" w:cs="Times New Roman" w:eastAsia="Times New Roman"/>
                 <w:b w:val="0"/>
                 <w:color w:val="000000"/>
-                <w:sz w:val="19"/>
+                <w:sz w:val="24"/>
               </w:rPr>
               <w:t>Logistic Regression</w:t>
             </w:r>
@@ -828,6 +874,7 @@
           <w:tcPr>
             <w:tcW w:type="dxa" w:w="1584"/>
             <w:vAlign w:val="center"/>
+            <w:shd w:val="clear" w:color="auto" w:fill="FFFFFF"/>
             <w:tcBorders>
               <w:top w:val="single" w:sz="8" w:space="0" w:color="000000"/>
               <w:left w:val="single" w:sz="8" w:space="0" w:color="000000"/>
@@ -837,22 +884,23 @@
               <w:insideV w:val="single" w:sz="8" w:space="0" w:color="000000"/>
             </w:tcBorders>
             <w:tcMar>
-              <w:top w:w="70" w:type="dxa"/>
-              <w:start w:w="95" w:type="dxa"/>
-              <w:bottom w:w="70" w:type="dxa"/>
-              <w:end w:w="95" w:type="dxa"/>
+              <w:top w:w="90" w:type="dxa"/>
+              <w:start w:w="110" w:type="dxa"/>
+              <w:bottom w:w="90" w:type="dxa"/>
+              <w:end w:w="110" w:type="dxa"/>
             </w:tcMar>
           </w:tcPr>
           <w:p>
             <w:pPr>
+              <w:spacing w:line="360" w:lineRule="auto" w:before="0" w:after="0"/>
               <w:jc w:val="center"/>
             </w:pPr>
             <w:r>
               <w:rPr>
-                <w:rFonts w:ascii="Arial" w:hAnsi="Arial" w:cs="Arial"/>
+                <w:rFonts w:ascii="Times New Roman" w:hAnsi="Times New Roman" w:cs="Times New Roman" w:eastAsia="Times New Roman"/>
                 <w:b w:val="0"/>
                 <w:color w:val="000000"/>
-                <w:sz w:val="19"/>
+                <w:sz w:val="24"/>
               </w:rPr>
               <w:t>0.8421</w:t>
             </w:r>
@@ -862,6 +910,7 @@
           <w:tcPr>
             <w:tcW w:type="dxa" w:w="1584"/>
             <w:vAlign w:val="center"/>
+            <w:shd w:val="clear" w:color="auto" w:fill="FFFFFF"/>
             <w:tcBorders>
               <w:top w:val="single" w:sz="8" w:space="0" w:color="000000"/>
               <w:left w:val="single" w:sz="8" w:space="0" w:color="000000"/>
@@ -871,22 +920,23 @@
               <w:insideV w:val="single" w:sz="8" w:space="0" w:color="000000"/>
             </w:tcBorders>
             <w:tcMar>
-              <w:top w:w="70" w:type="dxa"/>
-              <w:start w:w="95" w:type="dxa"/>
-              <w:bottom w:w="70" w:type="dxa"/>
-              <w:end w:w="95" w:type="dxa"/>
+              <w:top w:w="90" w:type="dxa"/>
+              <w:start w:w="110" w:type="dxa"/>
+              <w:bottom w:w="90" w:type="dxa"/>
+              <w:end w:w="110" w:type="dxa"/>
             </w:tcMar>
           </w:tcPr>
           <w:p>
             <w:pPr>
+              <w:spacing w:line="360" w:lineRule="auto" w:before="0" w:after="0"/>
               <w:jc w:val="center"/>
             </w:pPr>
             <w:r>
               <w:rPr>
-                <w:rFonts w:ascii="Arial" w:hAnsi="Arial" w:cs="Arial"/>
+                <w:rFonts w:ascii="Times New Roman" w:hAnsi="Times New Roman" w:cs="Times New Roman" w:eastAsia="Times New Roman"/>
                 <w:b w:val="0"/>
                 <w:color w:val="000000"/>
-                <w:sz w:val="19"/>
+                <w:sz w:val="24"/>
               </w:rPr>
               <w:t>0.6040</w:t>
             </w:r>
@@ -896,6 +946,7 @@
           <w:tcPr>
             <w:tcW w:type="dxa" w:w="1584"/>
             <w:vAlign w:val="center"/>
+            <w:shd w:val="clear" w:color="auto" w:fill="FFFFFF"/>
             <w:tcBorders>
               <w:top w:val="single" w:sz="8" w:space="0" w:color="000000"/>
               <w:left w:val="single" w:sz="8" w:space="0" w:color="000000"/>
@@ -905,22 +956,23 @@
               <w:insideV w:val="single" w:sz="8" w:space="0" w:color="000000"/>
             </w:tcBorders>
             <w:tcMar>
-              <w:top w:w="70" w:type="dxa"/>
-              <w:start w:w="95" w:type="dxa"/>
-              <w:bottom w:w="70" w:type="dxa"/>
-              <w:end w:w="95" w:type="dxa"/>
+              <w:top w:w="90" w:type="dxa"/>
+              <w:start w:w="110" w:type="dxa"/>
+              <w:bottom w:w="90" w:type="dxa"/>
+              <w:end w:w="110" w:type="dxa"/>
             </w:tcMar>
           </w:tcPr>
           <w:p>
             <w:pPr>
+              <w:spacing w:line="360" w:lineRule="auto" w:before="0" w:after="0"/>
               <w:jc w:val="center"/>
             </w:pPr>
             <w:r>
               <w:rPr>
-                <w:rFonts w:ascii="Arial" w:hAnsi="Arial" w:cs="Arial"/>
+                <w:rFonts w:ascii="Times New Roman" w:hAnsi="Times New Roman" w:cs="Times New Roman" w:eastAsia="Times New Roman"/>
                 <w:b w:val="0"/>
                 <w:color w:val="000000"/>
-                <w:sz w:val="19"/>
+                <w:sz w:val="24"/>
               </w:rPr>
               <w:t>0.5588</w:t>
             </w:r>
@@ -932,6 +984,7 @@
           <w:tcPr>
             <w:tcW w:type="dxa" w:w="3888"/>
             <w:vAlign w:val="center"/>
+            <w:shd w:val="clear" w:color="auto" w:fill="FFFFFF"/>
             <w:tcBorders>
               <w:top w:val="single" w:sz="8" w:space="0" w:color="000000"/>
               <w:left w:val="single" w:sz="8" w:space="0" w:color="000000"/>
@@ -941,22 +994,23 @@
               <w:insideV w:val="single" w:sz="8" w:space="0" w:color="000000"/>
             </w:tcBorders>
             <w:tcMar>
-              <w:top w:w="70" w:type="dxa"/>
-              <w:start w:w="95" w:type="dxa"/>
-              <w:bottom w:w="70" w:type="dxa"/>
-              <w:end w:w="95" w:type="dxa"/>
+              <w:top w:w="90" w:type="dxa"/>
+              <w:start w:w="110" w:type="dxa"/>
+              <w:bottom w:w="90" w:type="dxa"/>
+              <w:end w:w="110" w:type="dxa"/>
             </w:tcMar>
           </w:tcPr>
           <w:p>
             <w:pPr>
+              <w:spacing w:line="360" w:lineRule="auto" w:before="0" w:after="0"/>
               <w:jc w:val="left"/>
             </w:pPr>
             <w:r>
               <w:rPr>
-                <w:rFonts w:ascii="Arial" w:hAnsi="Arial" w:cs="Arial"/>
+                <w:rFonts w:ascii="Times New Roman" w:hAnsi="Times New Roman" w:cs="Times New Roman" w:eastAsia="Times New Roman"/>
                 <w:b w:val="0"/>
                 <w:color w:val="000000"/>
-                <w:sz w:val="19"/>
+                <w:sz w:val="24"/>
               </w:rPr>
               <w:t>Random Forest</w:t>
             </w:r>
@@ -966,6 +1020,7 @@
           <w:tcPr>
             <w:tcW w:type="dxa" w:w="1584"/>
             <w:vAlign w:val="center"/>
+            <w:shd w:val="clear" w:color="auto" w:fill="FFFFFF"/>
             <w:tcBorders>
               <w:top w:val="single" w:sz="8" w:space="0" w:color="000000"/>
               <w:left w:val="single" w:sz="8" w:space="0" w:color="000000"/>
@@ -975,22 +1030,23 @@
               <w:insideV w:val="single" w:sz="8" w:space="0" w:color="000000"/>
             </w:tcBorders>
             <w:tcMar>
-              <w:top w:w="70" w:type="dxa"/>
-              <w:start w:w="95" w:type="dxa"/>
-              <w:bottom w:w="70" w:type="dxa"/>
-              <w:end w:w="95" w:type="dxa"/>
+              <w:top w:w="90" w:type="dxa"/>
+              <w:start w:w="110" w:type="dxa"/>
+              <w:bottom w:w="90" w:type="dxa"/>
+              <w:end w:w="110" w:type="dxa"/>
             </w:tcMar>
           </w:tcPr>
           <w:p>
             <w:pPr>
+              <w:spacing w:line="360" w:lineRule="auto" w:before="0" w:after="0"/>
               <w:jc w:val="center"/>
             </w:pPr>
             <w:r>
               <w:rPr>
-                <w:rFonts w:ascii="Arial" w:hAnsi="Arial" w:cs="Arial"/>
+                <w:rFonts w:ascii="Times New Roman" w:hAnsi="Times New Roman" w:cs="Times New Roman" w:eastAsia="Times New Roman"/>
                 <w:b w:val="0"/>
                 <w:color w:val="000000"/>
-                <w:sz w:val="19"/>
+                <w:sz w:val="24"/>
               </w:rPr>
               <w:t>0.8419</w:t>
             </w:r>
@@ -1000,6 +1056,7 @@
           <w:tcPr>
             <w:tcW w:type="dxa" w:w="1584"/>
             <w:vAlign w:val="center"/>
+            <w:shd w:val="clear" w:color="auto" w:fill="FFFFFF"/>
             <w:tcBorders>
               <w:top w:val="single" w:sz="8" w:space="0" w:color="000000"/>
               <w:left w:val="single" w:sz="8" w:space="0" w:color="000000"/>
@@ -1009,22 +1066,23 @@
               <w:insideV w:val="single" w:sz="8" w:space="0" w:color="000000"/>
             </w:tcBorders>
             <w:tcMar>
-              <w:top w:w="70" w:type="dxa"/>
-              <w:start w:w="95" w:type="dxa"/>
-              <w:bottom w:w="70" w:type="dxa"/>
-              <w:end w:w="95" w:type="dxa"/>
+              <w:top w:w="90" w:type="dxa"/>
+              <w:start w:w="110" w:type="dxa"/>
+              <w:bottom w:w="90" w:type="dxa"/>
+              <w:end w:w="110" w:type="dxa"/>
             </w:tcMar>
           </w:tcPr>
           <w:p>
             <w:pPr>
+              <w:spacing w:line="360" w:lineRule="auto" w:before="0" w:after="0"/>
               <w:jc w:val="center"/>
             </w:pPr>
             <w:r>
               <w:rPr>
-                <w:rFonts w:ascii="Arial" w:hAnsi="Arial" w:cs="Arial"/>
+                <w:rFonts w:ascii="Times New Roman" w:hAnsi="Times New Roman" w:cs="Times New Roman" w:eastAsia="Times New Roman"/>
                 <w:b w:val="0"/>
                 <w:color w:val="000000"/>
-                <w:sz w:val="19"/>
+                <w:sz w:val="24"/>
               </w:rPr>
               <w:t>0.5797</w:t>
             </w:r>
@@ -1034,6 +1092,7 @@
           <w:tcPr>
             <w:tcW w:type="dxa" w:w="1584"/>
             <w:vAlign w:val="center"/>
+            <w:shd w:val="clear" w:color="auto" w:fill="FFFFFF"/>
             <w:tcBorders>
               <w:top w:val="single" w:sz="8" w:space="0" w:color="000000"/>
               <w:left w:val="single" w:sz="8" w:space="0" w:color="000000"/>
@@ -1043,22 +1102,23 @@
               <w:insideV w:val="single" w:sz="8" w:space="0" w:color="000000"/>
             </w:tcBorders>
             <w:tcMar>
-              <w:top w:w="70" w:type="dxa"/>
-              <w:start w:w="95" w:type="dxa"/>
-              <w:bottom w:w="70" w:type="dxa"/>
-              <w:end w:w="95" w:type="dxa"/>
+              <w:top w:w="90" w:type="dxa"/>
+              <w:start w:w="110" w:type="dxa"/>
+              <w:bottom w:w="90" w:type="dxa"/>
+              <w:end w:w="110" w:type="dxa"/>
             </w:tcMar>
           </w:tcPr>
           <w:p>
             <w:pPr>
+              <w:spacing w:line="360" w:lineRule="auto" w:before="0" w:after="0"/>
               <w:jc w:val="center"/>
             </w:pPr>
             <w:r>
               <w:rPr>
-                <w:rFonts w:ascii="Arial" w:hAnsi="Arial" w:cs="Arial"/>
+                <w:rFonts w:ascii="Times New Roman" w:hAnsi="Times New Roman" w:cs="Times New Roman" w:eastAsia="Times New Roman"/>
                 <w:b w:val="0"/>
                 <w:color w:val="000000"/>
-                <w:sz w:val="19"/>
+                <w:sz w:val="24"/>
               </w:rPr>
               <w:t>0.5107</w:t>
             </w:r>
@@ -1070,6 +1130,7 @@
           <w:tcPr>
             <w:tcW w:type="dxa" w:w="3888"/>
             <w:vAlign w:val="center"/>
+            <w:shd w:val="clear" w:color="auto" w:fill="FFFFFF"/>
             <w:tcBorders>
               <w:top w:val="single" w:sz="8" w:space="0" w:color="000000"/>
               <w:left w:val="single" w:sz="8" w:space="0" w:color="000000"/>
@@ -1079,22 +1140,23 @@
               <w:insideV w:val="single" w:sz="8" w:space="0" w:color="000000"/>
             </w:tcBorders>
             <w:tcMar>
-              <w:top w:w="70" w:type="dxa"/>
-              <w:start w:w="95" w:type="dxa"/>
-              <w:bottom w:w="70" w:type="dxa"/>
-              <w:end w:w="95" w:type="dxa"/>
+              <w:top w:w="90" w:type="dxa"/>
+              <w:start w:w="110" w:type="dxa"/>
+              <w:bottom w:w="90" w:type="dxa"/>
+              <w:end w:w="110" w:type="dxa"/>
             </w:tcMar>
           </w:tcPr>
           <w:p>
             <w:pPr>
+              <w:spacing w:line="360" w:lineRule="auto" w:before="0" w:after="0"/>
               <w:jc w:val="left"/>
             </w:pPr>
             <w:r>
               <w:rPr>
-                <w:rFonts w:ascii="Arial" w:hAnsi="Arial" w:cs="Arial"/>
+                <w:rFonts w:ascii="Times New Roman" w:hAnsi="Times New Roman" w:cs="Times New Roman" w:eastAsia="Times New Roman"/>
                 <w:b w:val="0"/>
                 <w:color w:val="000000"/>
-                <w:sz w:val="19"/>
+                <w:sz w:val="24"/>
               </w:rPr>
               <w:t>CatBoost</w:t>
             </w:r>
@@ -1104,6 +1166,7 @@
           <w:tcPr>
             <w:tcW w:type="dxa" w:w="1584"/>
             <w:vAlign w:val="center"/>
+            <w:shd w:val="clear" w:color="auto" w:fill="FFFFFF"/>
             <w:tcBorders>
               <w:top w:val="single" w:sz="8" w:space="0" w:color="000000"/>
               <w:left w:val="single" w:sz="8" w:space="0" w:color="000000"/>
@@ -1113,22 +1176,23 @@
               <w:insideV w:val="single" w:sz="8" w:space="0" w:color="000000"/>
             </w:tcBorders>
             <w:tcMar>
-              <w:top w:w="70" w:type="dxa"/>
-              <w:start w:w="95" w:type="dxa"/>
-              <w:bottom w:w="70" w:type="dxa"/>
-              <w:end w:w="95" w:type="dxa"/>
+              <w:top w:w="90" w:type="dxa"/>
+              <w:start w:w="110" w:type="dxa"/>
+              <w:bottom w:w="90" w:type="dxa"/>
+              <w:end w:w="110" w:type="dxa"/>
             </w:tcMar>
           </w:tcPr>
           <w:p>
             <w:pPr>
+              <w:spacing w:line="360" w:lineRule="auto" w:before="0" w:after="0"/>
               <w:jc w:val="center"/>
             </w:pPr>
             <w:r>
               <w:rPr>
-                <w:rFonts w:ascii="Arial" w:hAnsi="Arial" w:cs="Arial"/>
+                <w:rFonts w:ascii="Times New Roman" w:hAnsi="Times New Roman" w:cs="Times New Roman" w:eastAsia="Times New Roman"/>
                 <w:b w:val="0"/>
                 <w:color w:val="000000"/>
-                <w:sz w:val="19"/>
+                <w:sz w:val="24"/>
               </w:rPr>
               <w:t>0.8466</w:t>
             </w:r>
@@ -1138,6 +1202,7 @@
           <w:tcPr>
             <w:tcW w:type="dxa" w:w="1584"/>
             <w:vAlign w:val="center"/>
+            <w:shd w:val="clear" w:color="auto" w:fill="FFFFFF"/>
             <w:tcBorders>
               <w:top w:val="single" w:sz="8" w:space="0" w:color="000000"/>
               <w:left w:val="single" w:sz="8" w:space="0" w:color="000000"/>
@@ -1147,22 +1212,23 @@
               <w:insideV w:val="single" w:sz="8" w:space="0" w:color="000000"/>
             </w:tcBorders>
             <w:tcMar>
-              <w:top w:w="70" w:type="dxa"/>
-              <w:start w:w="95" w:type="dxa"/>
-              <w:bottom w:w="70" w:type="dxa"/>
-              <w:end w:w="95" w:type="dxa"/>
+              <w:top w:w="90" w:type="dxa"/>
+              <w:start w:w="110" w:type="dxa"/>
+              <w:bottom w:w="90" w:type="dxa"/>
+              <w:end w:w="110" w:type="dxa"/>
             </w:tcMar>
           </w:tcPr>
           <w:p>
             <w:pPr>
+              <w:spacing w:line="360" w:lineRule="auto" w:before="0" w:after="0"/>
               <w:jc w:val="center"/>
             </w:pPr>
             <w:r>
               <w:rPr>
-                <w:rFonts w:ascii="Arial" w:hAnsi="Arial" w:cs="Arial"/>
+                <w:rFonts w:ascii="Times New Roman" w:hAnsi="Times New Roman" w:cs="Times New Roman" w:eastAsia="Times New Roman"/>
                 <w:b w:val="0"/>
                 <w:color w:val="000000"/>
-                <w:sz w:val="19"/>
+                <w:sz w:val="24"/>
               </w:rPr>
               <w:t>0.5857</w:t>
             </w:r>
@@ -1172,6 +1238,7 @@
           <w:tcPr>
             <w:tcW w:type="dxa" w:w="1584"/>
             <w:vAlign w:val="center"/>
+            <w:shd w:val="clear" w:color="auto" w:fill="FFFFFF"/>
             <w:tcBorders>
               <w:top w:val="single" w:sz="8" w:space="0" w:color="000000"/>
               <w:left w:val="single" w:sz="8" w:space="0" w:color="000000"/>
@@ -1181,22 +1248,23 @@
               <w:insideV w:val="single" w:sz="8" w:space="0" w:color="000000"/>
             </w:tcBorders>
             <w:tcMar>
-              <w:top w:w="70" w:type="dxa"/>
-              <w:start w:w="95" w:type="dxa"/>
-              <w:bottom w:w="70" w:type="dxa"/>
-              <w:end w:w="95" w:type="dxa"/>
+              <w:top w:w="90" w:type="dxa"/>
+              <w:start w:w="110" w:type="dxa"/>
+              <w:bottom w:w="90" w:type="dxa"/>
+              <w:end w:w="110" w:type="dxa"/>
             </w:tcMar>
           </w:tcPr>
           <w:p>
             <w:pPr>
+              <w:spacing w:line="360" w:lineRule="auto" w:before="0" w:after="0"/>
               <w:jc w:val="center"/>
             </w:pPr>
             <w:r>
               <w:rPr>
-                <w:rFonts w:ascii="Arial" w:hAnsi="Arial" w:cs="Arial"/>
+                <w:rFonts w:ascii="Times New Roman" w:hAnsi="Times New Roman" w:cs="Times New Roman" w:eastAsia="Times New Roman"/>
                 <w:b w:val="0"/>
                 <w:color w:val="000000"/>
-                <w:sz w:val="19"/>
+                <w:sz w:val="24"/>
               </w:rPr>
               <w:t>0.5160</w:t>
             </w:r>
@@ -1206,19 +1274,21 @@
     </w:tbl>
     <w:p>
       <w:pPr>
-        <w:spacing w:after="20"/>
+        <w:spacing w:line="360" w:lineRule="auto" w:before="0" w:after="0"/>
+        <w:jc w:val="left"/>
       </w:pPr>
     </w:p>
     <w:p>
       <w:pPr>
-        <w:spacing w:after="120" w:line="264" w:lineRule="auto"/>
+        <w:spacing w:line="360" w:lineRule="auto" w:before="0" w:after="120"/>
+        <w:jc w:val="left"/>
       </w:pPr>
       <w:r>
         <w:rPr>
-          <w:rFonts w:ascii="Arial" w:hAnsi="Arial" w:cs="Arial"/>
+          <w:rFonts w:ascii="Times New Roman" w:hAnsi="Times New Roman" w:cs="Times New Roman" w:eastAsia="Times New Roman"/>
           <w:b w:val="0"/>
           <w:color w:val="000000"/>
-          <w:sz w:val="21"/>
+          <w:sz w:val="24"/>
         </w:rPr>
         <w:t>CatBoost показал лучший ROC-AUC, а Logistic Regression - лучший F1.</w:t>
       </w:r>
@@ -1226,16 +1296,17 @@
     <w:p>
       <w:pPr>
         <w:keepNext/>
-        <w:spacing w:before="200" w:after="80"/>
+        <w:spacing w:line="360" w:lineRule="auto" w:before="200" w:after="60"/>
+        <w:jc w:val="left"/>
       </w:pPr>
       <w:r>
         <w:rPr>
-          <w:rFonts w:ascii="Arial" w:hAnsi="Arial" w:cs="Arial"/>
+          <w:rFonts w:ascii="Times New Roman" w:hAnsi="Times New Roman" w:cs="Times New Roman" w:eastAsia="Times New Roman"/>
           <w:b/>
           <w:color w:val="000000"/>
-          <w:sz w:val="26"/>
+          <w:sz w:val="24"/>
         </w:rPr>
-        <w:t>SMOTE</w:t>
+        <w:t>Результат применения SMOTE</w:t>
       </w:r>
     </w:p>
     <w:tbl>
@@ -1259,6 +1330,7 @@
           <w:tcPr>
             <w:tcW w:type="dxa" w:w="3888"/>
             <w:vAlign w:val="center"/>
+            <w:shd w:val="clear" w:color="auto" w:fill="FFFFFF"/>
             <w:tcBorders>
               <w:top w:val="single" w:sz="8" w:space="0" w:color="000000"/>
               <w:left w:val="single" w:sz="8" w:space="0" w:color="000000"/>
@@ -1268,22 +1340,23 @@
               <w:insideV w:val="single" w:sz="8" w:space="0" w:color="000000"/>
             </w:tcBorders>
             <w:tcMar>
-              <w:top w:w="70" w:type="dxa"/>
-              <w:start w:w="95" w:type="dxa"/>
-              <w:bottom w:w="70" w:type="dxa"/>
-              <w:end w:w="95" w:type="dxa"/>
+              <w:top w:w="90" w:type="dxa"/>
+              <w:start w:w="110" w:type="dxa"/>
+              <w:bottom w:w="90" w:type="dxa"/>
+              <w:end w:w="110" w:type="dxa"/>
             </w:tcMar>
           </w:tcPr>
           <w:p>
             <w:pPr>
+              <w:spacing w:line="360" w:lineRule="auto" w:before="0" w:after="0"/>
               <w:jc w:val="center"/>
             </w:pPr>
             <w:r>
               <w:rPr>
-                <w:rFonts w:ascii="Arial" w:hAnsi="Arial" w:cs="Arial"/>
+                <w:rFonts w:ascii="Times New Roman" w:hAnsi="Times New Roman" w:cs="Times New Roman" w:eastAsia="Times New Roman"/>
                 <w:b/>
                 <w:color w:val="000000"/>
-                <w:sz w:val="19"/>
+                <w:sz w:val="24"/>
               </w:rPr>
               <w:t>Вариант</w:t>
             </w:r>
@@ -1293,6 +1366,7 @@
           <w:tcPr>
             <w:tcW w:type="dxa" w:w="1584"/>
             <w:vAlign w:val="center"/>
+            <w:shd w:val="clear" w:color="auto" w:fill="FFFFFF"/>
             <w:tcBorders>
               <w:top w:val="single" w:sz="8" w:space="0" w:color="000000"/>
               <w:left w:val="single" w:sz="8" w:space="0" w:color="000000"/>
@@ -1302,22 +1376,23 @@
               <w:insideV w:val="single" w:sz="8" w:space="0" w:color="000000"/>
             </w:tcBorders>
             <w:tcMar>
-              <w:top w:w="70" w:type="dxa"/>
-              <w:start w:w="95" w:type="dxa"/>
-              <w:bottom w:w="70" w:type="dxa"/>
-              <w:end w:w="95" w:type="dxa"/>
+              <w:top w:w="90" w:type="dxa"/>
+              <w:start w:w="110" w:type="dxa"/>
+              <w:bottom w:w="90" w:type="dxa"/>
+              <w:end w:w="110" w:type="dxa"/>
             </w:tcMar>
           </w:tcPr>
           <w:p>
             <w:pPr>
+              <w:spacing w:line="360" w:lineRule="auto" w:before="0" w:after="0"/>
               <w:jc w:val="center"/>
             </w:pPr>
             <w:r>
               <w:rPr>
-                <w:rFonts w:ascii="Arial" w:hAnsi="Arial" w:cs="Arial"/>
+                <w:rFonts w:ascii="Times New Roman" w:hAnsi="Times New Roman" w:cs="Times New Roman" w:eastAsia="Times New Roman"/>
                 <w:b/>
                 <w:color w:val="000000"/>
-                <w:sz w:val="19"/>
+                <w:sz w:val="24"/>
               </w:rPr>
               <w:t>ROC-AUC</w:t>
             </w:r>
@@ -1327,6 +1402,7 @@
           <w:tcPr>
             <w:tcW w:type="dxa" w:w="1584"/>
             <w:vAlign w:val="center"/>
+            <w:shd w:val="clear" w:color="auto" w:fill="FFFFFF"/>
             <w:tcBorders>
               <w:top w:val="single" w:sz="8" w:space="0" w:color="000000"/>
               <w:left w:val="single" w:sz="8" w:space="0" w:color="000000"/>
@@ -1336,22 +1412,23 @@
               <w:insideV w:val="single" w:sz="8" w:space="0" w:color="000000"/>
             </w:tcBorders>
             <w:tcMar>
-              <w:top w:w="70" w:type="dxa"/>
-              <w:start w:w="95" w:type="dxa"/>
-              <w:bottom w:w="70" w:type="dxa"/>
-              <w:end w:w="95" w:type="dxa"/>
+              <w:top w:w="90" w:type="dxa"/>
+              <w:start w:w="110" w:type="dxa"/>
+              <w:bottom w:w="90" w:type="dxa"/>
+              <w:end w:w="110" w:type="dxa"/>
             </w:tcMar>
           </w:tcPr>
           <w:p>
             <w:pPr>
+              <w:spacing w:line="360" w:lineRule="auto" w:before="0" w:after="0"/>
               <w:jc w:val="center"/>
             </w:pPr>
             <w:r>
               <w:rPr>
-                <w:rFonts w:ascii="Arial" w:hAnsi="Arial" w:cs="Arial"/>
+                <w:rFonts w:ascii="Times New Roman" w:hAnsi="Times New Roman" w:cs="Times New Roman" w:eastAsia="Times New Roman"/>
                 <w:b/>
                 <w:color w:val="000000"/>
-                <w:sz w:val="19"/>
+                <w:sz w:val="24"/>
               </w:rPr>
               <w:t>F1</w:t>
             </w:r>
@@ -1361,6 +1438,7 @@
           <w:tcPr>
             <w:tcW w:type="dxa" w:w="1584"/>
             <w:vAlign w:val="center"/>
+            <w:shd w:val="clear" w:color="auto" w:fill="FFFFFF"/>
             <w:tcBorders>
               <w:top w:val="single" w:sz="8" w:space="0" w:color="000000"/>
               <w:left w:val="single" w:sz="8" w:space="0" w:color="000000"/>
@@ -1370,22 +1448,23 @@
               <w:insideV w:val="single" w:sz="8" w:space="0" w:color="000000"/>
             </w:tcBorders>
             <w:tcMar>
-              <w:top w:w="70" w:type="dxa"/>
-              <w:start w:w="95" w:type="dxa"/>
-              <w:bottom w:w="70" w:type="dxa"/>
-              <w:end w:w="95" w:type="dxa"/>
+              <w:top w:w="90" w:type="dxa"/>
+              <w:start w:w="110" w:type="dxa"/>
+              <w:bottom w:w="90" w:type="dxa"/>
+              <w:end w:w="110" w:type="dxa"/>
             </w:tcMar>
           </w:tcPr>
           <w:p>
             <w:pPr>
+              <w:spacing w:line="360" w:lineRule="auto" w:before="0" w:after="0"/>
               <w:jc w:val="center"/>
             </w:pPr>
             <w:r>
               <w:rPr>
-                <w:rFonts w:ascii="Arial" w:hAnsi="Arial" w:cs="Arial"/>
+                <w:rFonts w:ascii="Times New Roman" w:hAnsi="Times New Roman" w:cs="Times New Roman" w:eastAsia="Times New Roman"/>
                 <w:b/>
                 <w:color w:val="000000"/>
-                <w:sz w:val="19"/>
+                <w:sz w:val="24"/>
               </w:rPr>
               <w:t>Recall</w:t>
             </w:r>
@@ -1397,6 +1476,7 @@
           <w:tcPr>
             <w:tcW w:type="dxa" w:w="3888"/>
             <w:vAlign w:val="center"/>
+            <w:shd w:val="clear" w:color="auto" w:fill="FFFFFF"/>
             <w:tcBorders>
               <w:top w:val="single" w:sz="8" w:space="0" w:color="000000"/>
               <w:left w:val="single" w:sz="8" w:space="0" w:color="000000"/>
@@ -1406,22 +1486,23 @@
               <w:insideV w:val="single" w:sz="8" w:space="0" w:color="000000"/>
             </w:tcBorders>
             <w:tcMar>
-              <w:top w:w="70" w:type="dxa"/>
-              <w:start w:w="95" w:type="dxa"/>
-              <w:bottom w:w="70" w:type="dxa"/>
-              <w:end w:w="95" w:type="dxa"/>
+              <w:top w:w="90" w:type="dxa"/>
+              <w:start w:w="110" w:type="dxa"/>
+              <w:bottom w:w="90" w:type="dxa"/>
+              <w:end w:w="110" w:type="dxa"/>
             </w:tcMar>
           </w:tcPr>
           <w:p>
             <w:pPr>
+              <w:spacing w:line="360" w:lineRule="auto" w:before="0" w:after="0"/>
               <w:jc w:val="left"/>
             </w:pPr>
             <w:r>
               <w:rPr>
-                <w:rFonts w:ascii="Arial" w:hAnsi="Arial" w:cs="Arial"/>
+                <w:rFonts w:ascii="Times New Roman" w:hAnsi="Times New Roman" w:cs="Times New Roman" w:eastAsia="Times New Roman"/>
                 <w:b w:val="0"/>
                 <w:color w:val="000000"/>
-                <w:sz w:val="19"/>
+                <w:sz w:val="24"/>
               </w:rPr>
               <w:t>CatBoost без SMOTE</w:t>
             </w:r>
@@ -1431,6 +1512,7 @@
           <w:tcPr>
             <w:tcW w:type="dxa" w:w="1584"/>
             <w:vAlign w:val="center"/>
+            <w:shd w:val="clear" w:color="auto" w:fill="FFFFFF"/>
             <w:tcBorders>
               <w:top w:val="single" w:sz="8" w:space="0" w:color="000000"/>
               <w:left w:val="single" w:sz="8" w:space="0" w:color="000000"/>
@@ -1440,22 +1522,23 @@
               <w:insideV w:val="single" w:sz="8" w:space="0" w:color="000000"/>
             </w:tcBorders>
             <w:tcMar>
-              <w:top w:w="70" w:type="dxa"/>
-              <w:start w:w="95" w:type="dxa"/>
-              <w:bottom w:w="70" w:type="dxa"/>
-              <w:end w:w="95" w:type="dxa"/>
+              <w:top w:w="90" w:type="dxa"/>
+              <w:start w:w="110" w:type="dxa"/>
+              <w:bottom w:w="90" w:type="dxa"/>
+              <w:end w:w="110" w:type="dxa"/>
             </w:tcMar>
           </w:tcPr>
           <w:p>
             <w:pPr>
+              <w:spacing w:line="360" w:lineRule="auto" w:before="0" w:after="0"/>
               <w:jc w:val="center"/>
             </w:pPr>
             <w:r>
               <w:rPr>
-                <w:rFonts w:ascii="Arial" w:hAnsi="Arial" w:cs="Arial"/>
+                <w:rFonts w:ascii="Times New Roman" w:hAnsi="Times New Roman" w:cs="Times New Roman" w:eastAsia="Times New Roman"/>
                 <w:b w:val="0"/>
                 <w:color w:val="000000"/>
-                <w:sz w:val="19"/>
+                <w:sz w:val="24"/>
               </w:rPr>
               <w:t>0.8466</w:t>
             </w:r>
@@ -1465,6 +1548,7 @@
           <w:tcPr>
             <w:tcW w:type="dxa" w:w="1584"/>
             <w:vAlign w:val="center"/>
+            <w:shd w:val="clear" w:color="auto" w:fill="FFFFFF"/>
             <w:tcBorders>
               <w:top w:val="single" w:sz="8" w:space="0" w:color="000000"/>
               <w:left w:val="single" w:sz="8" w:space="0" w:color="000000"/>
@@ -1474,22 +1558,23 @@
               <w:insideV w:val="single" w:sz="8" w:space="0" w:color="000000"/>
             </w:tcBorders>
             <w:tcMar>
-              <w:top w:w="70" w:type="dxa"/>
-              <w:start w:w="95" w:type="dxa"/>
-              <w:bottom w:w="70" w:type="dxa"/>
-              <w:end w:w="95" w:type="dxa"/>
+              <w:top w:w="90" w:type="dxa"/>
+              <w:start w:w="110" w:type="dxa"/>
+              <w:bottom w:w="90" w:type="dxa"/>
+              <w:end w:w="110" w:type="dxa"/>
             </w:tcMar>
           </w:tcPr>
           <w:p>
             <w:pPr>
+              <w:spacing w:line="360" w:lineRule="auto" w:before="0" w:after="0"/>
               <w:jc w:val="center"/>
             </w:pPr>
             <w:r>
               <w:rPr>
-                <w:rFonts w:ascii="Arial" w:hAnsi="Arial" w:cs="Arial"/>
+                <w:rFonts w:ascii="Times New Roman" w:hAnsi="Times New Roman" w:cs="Times New Roman" w:eastAsia="Times New Roman"/>
                 <w:b w:val="0"/>
                 <w:color w:val="000000"/>
-                <w:sz w:val="19"/>
+                <w:sz w:val="24"/>
               </w:rPr>
               <w:t>0.5857</w:t>
             </w:r>
@@ -1499,6 +1584,7 @@
           <w:tcPr>
             <w:tcW w:type="dxa" w:w="1584"/>
             <w:vAlign w:val="center"/>
+            <w:shd w:val="clear" w:color="auto" w:fill="FFFFFF"/>
             <w:tcBorders>
               <w:top w:val="single" w:sz="8" w:space="0" w:color="000000"/>
               <w:left w:val="single" w:sz="8" w:space="0" w:color="000000"/>
@@ -1508,22 +1594,23 @@
               <w:insideV w:val="single" w:sz="8" w:space="0" w:color="000000"/>
             </w:tcBorders>
             <w:tcMar>
-              <w:top w:w="70" w:type="dxa"/>
-              <w:start w:w="95" w:type="dxa"/>
-              <w:bottom w:w="70" w:type="dxa"/>
-              <w:end w:w="95" w:type="dxa"/>
+              <w:top w:w="90" w:type="dxa"/>
+              <w:start w:w="110" w:type="dxa"/>
+              <w:bottom w:w="90" w:type="dxa"/>
+              <w:end w:w="110" w:type="dxa"/>
             </w:tcMar>
           </w:tcPr>
           <w:p>
             <w:pPr>
+              <w:spacing w:line="360" w:lineRule="auto" w:before="0" w:after="0"/>
               <w:jc w:val="center"/>
             </w:pPr>
             <w:r>
               <w:rPr>
-                <w:rFonts w:ascii="Arial" w:hAnsi="Arial" w:cs="Arial"/>
+                <w:rFonts w:ascii="Times New Roman" w:hAnsi="Times New Roman" w:cs="Times New Roman" w:eastAsia="Times New Roman"/>
                 <w:b w:val="0"/>
                 <w:color w:val="000000"/>
-                <w:sz w:val="19"/>
+                <w:sz w:val="24"/>
               </w:rPr>
               <w:t>0.5160</w:t>
             </w:r>
@@ -1535,6 +1622,7 @@
           <w:tcPr>
             <w:tcW w:type="dxa" w:w="3888"/>
             <w:vAlign w:val="center"/>
+            <w:shd w:val="clear" w:color="auto" w:fill="FFFFFF"/>
             <w:tcBorders>
               <w:top w:val="single" w:sz="8" w:space="0" w:color="000000"/>
               <w:left w:val="single" w:sz="8" w:space="0" w:color="000000"/>
@@ -1544,22 +1632,23 @@
               <w:insideV w:val="single" w:sz="8" w:space="0" w:color="000000"/>
             </w:tcBorders>
             <w:tcMar>
-              <w:top w:w="70" w:type="dxa"/>
-              <w:start w:w="95" w:type="dxa"/>
-              <w:bottom w:w="70" w:type="dxa"/>
-              <w:end w:w="95" w:type="dxa"/>
+              <w:top w:w="90" w:type="dxa"/>
+              <w:start w:w="110" w:type="dxa"/>
+              <w:bottom w:w="90" w:type="dxa"/>
+              <w:end w:w="110" w:type="dxa"/>
             </w:tcMar>
           </w:tcPr>
           <w:p>
             <w:pPr>
+              <w:spacing w:line="360" w:lineRule="auto" w:before="0" w:after="0"/>
               <w:jc w:val="left"/>
             </w:pPr>
             <w:r>
               <w:rPr>
-                <w:rFonts w:ascii="Arial" w:hAnsi="Arial" w:cs="Arial"/>
+                <w:rFonts w:ascii="Times New Roman" w:hAnsi="Times New Roman" w:cs="Times New Roman" w:eastAsia="Times New Roman"/>
                 <w:b w:val="0"/>
                 <w:color w:val="000000"/>
-                <w:sz w:val="19"/>
+                <w:sz w:val="24"/>
               </w:rPr>
               <w:t>CatBoost с SMOTE</w:t>
             </w:r>
@@ -1569,6 +1658,7 @@
           <w:tcPr>
             <w:tcW w:type="dxa" w:w="1584"/>
             <w:vAlign w:val="center"/>
+            <w:shd w:val="clear" w:color="auto" w:fill="FFFFFF"/>
             <w:tcBorders>
               <w:top w:val="single" w:sz="8" w:space="0" w:color="000000"/>
               <w:left w:val="single" w:sz="8" w:space="0" w:color="000000"/>
@@ -1578,22 +1668,23 @@
               <w:insideV w:val="single" w:sz="8" w:space="0" w:color="000000"/>
             </w:tcBorders>
             <w:tcMar>
-              <w:top w:w="70" w:type="dxa"/>
-              <w:start w:w="95" w:type="dxa"/>
-              <w:bottom w:w="70" w:type="dxa"/>
-              <w:end w:w="95" w:type="dxa"/>
+              <w:top w:w="90" w:type="dxa"/>
+              <w:start w:w="110" w:type="dxa"/>
+              <w:bottom w:w="90" w:type="dxa"/>
+              <w:end w:w="110" w:type="dxa"/>
             </w:tcMar>
           </w:tcPr>
           <w:p>
             <w:pPr>
+              <w:spacing w:line="360" w:lineRule="auto" w:before="0" w:after="0"/>
               <w:jc w:val="center"/>
             </w:pPr>
             <w:r>
               <w:rPr>
-                <w:rFonts w:ascii="Arial" w:hAnsi="Arial" w:cs="Arial"/>
+                <w:rFonts w:ascii="Times New Roman" w:hAnsi="Times New Roman" w:cs="Times New Roman" w:eastAsia="Times New Roman"/>
                 <w:b w:val="0"/>
                 <w:color w:val="000000"/>
-                <w:sz w:val="19"/>
+                <w:sz w:val="24"/>
               </w:rPr>
               <w:t>0.8416</w:t>
             </w:r>
@@ -1603,6 +1694,7 @@
           <w:tcPr>
             <w:tcW w:type="dxa" w:w="1584"/>
             <w:vAlign w:val="center"/>
+            <w:shd w:val="clear" w:color="auto" w:fill="FFFFFF"/>
             <w:tcBorders>
               <w:top w:val="single" w:sz="8" w:space="0" w:color="000000"/>
               <w:left w:val="single" w:sz="8" w:space="0" w:color="000000"/>
@@ -1612,22 +1704,23 @@
               <w:insideV w:val="single" w:sz="8" w:space="0" w:color="000000"/>
             </w:tcBorders>
             <w:tcMar>
-              <w:top w:w="70" w:type="dxa"/>
-              <w:start w:w="95" w:type="dxa"/>
-              <w:bottom w:w="70" w:type="dxa"/>
-              <w:end w:w="95" w:type="dxa"/>
+              <w:top w:w="90" w:type="dxa"/>
+              <w:start w:w="110" w:type="dxa"/>
+              <w:bottom w:w="90" w:type="dxa"/>
+              <w:end w:w="110" w:type="dxa"/>
             </w:tcMar>
           </w:tcPr>
           <w:p>
             <w:pPr>
+              <w:spacing w:line="360" w:lineRule="auto" w:before="0" w:after="0"/>
               <w:jc w:val="center"/>
             </w:pPr>
             <w:r>
               <w:rPr>
-                <w:rFonts w:ascii="Arial" w:hAnsi="Arial" w:cs="Arial"/>
+                <w:rFonts w:ascii="Times New Roman" w:hAnsi="Times New Roman" w:cs="Times New Roman" w:eastAsia="Times New Roman"/>
                 <w:b w:val="0"/>
                 <w:color w:val="000000"/>
-                <w:sz w:val="19"/>
+                <w:sz w:val="24"/>
               </w:rPr>
               <w:t>0.6284</w:t>
             </w:r>
@@ -1637,6 +1730,7 @@
           <w:tcPr>
             <w:tcW w:type="dxa" w:w="1584"/>
             <w:vAlign w:val="center"/>
+            <w:shd w:val="clear" w:color="auto" w:fill="FFFFFF"/>
             <w:tcBorders>
               <w:top w:val="single" w:sz="8" w:space="0" w:color="000000"/>
               <w:left w:val="single" w:sz="8" w:space="0" w:color="000000"/>
@@ -1646,22 +1740,23 @@
               <w:insideV w:val="single" w:sz="8" w:space="0" w:color="000000"/>
             </w:tcBorders>
             <w:tcMar>
-              <w:top w:w="70" w:type="dxa"/>
-              <w:start w:w="95" w:type="dxa"/>
-              <w:bottom w:w="70" w:type="dxa"/>
-              <w:end w:w="95" w:type="dxa"/>
+              <w:top w:w="90" w:type="dxa"/>
+              <w:start w:w="110" w:type="dxa"/>
+              <w:bottom w:w="90" w:type="dxa"/>
+              <w:end w:w="110" w:type="dxa"/>
             </w:tcMar>
           </w:tcPr>
           <w:p>
             <w:pPr>
+              <w:spacing w:line="360" w:lineRule="auto" w:before="0" w:after="0"/>
               <w:jc w:val="center"/>
             </w:pPr>
             <w:r>
               <w:rPr>
-                <w:rFonts w:ascii="Arial" w:hAnsi="Arial" w:cs="Arial"/>
+                <w:rFonts w:ascii="Times New Roman" w:hAnsi="Times New Roman" w:cs="Times New Roman" w:eastAsia="Times New Roman"/>
                 <w:b w:val="0"/>
                 <w:color w:val="000000"/>
-                <w:sz w:val="19"/>
+                <w:sz w:val="24"/>
               </w:rPr>
               <w:t>0.7166</w:t>
             </w:r>
@@ -1671,19 +1766,21 @@
     </w:tbl>
     <w:p>
       <w:pPr>
-        <w:spacing w:after="20"/>
+        <w:spacing w:line="360" w:lineRule="auto" w:before="0" w:after="0"/>
+        <w:jc w:val="left"/>
       </w:pPr>
     </w:p>
     <w:p>
       <w:pPr>
-        <w:spacing w:after="120" w:line="264" w:lineRule="auto"/>
+        <w:spacing w:line="360" w:lineRule="auto" w:before="0" w:after="120"/>
+        <w:jc w:val="left"/>
       </w:pPr>
       <w:r>
         <w:rPr>
-          <w:rFonts w:ascii="Arial" w:hAnsi="Arial" w:cs="Arial"/>
+          <w:rFonts w:ascii="Times New Roman" w:hAnsi="Times New Roman" w:cs="Times New Roman" w:eastAsia="Times New Roman"/>
           <w:b w:val="0"/>
           <w:color w:val="000000"/>
-          <w:sz w:val="21"/>
+          <w:sz w:val="24"/>
         </w:rPr>
         <w:t>SMOTE увеличил Recall на 0.2005: модель стала находить больше клиентов с риском ухода.</w:t>
       </w:r>
@@ -1691,27 +1788,28 @@
     <w:p>
       <w:pPr>
         <w:keepNext/>
-        <w:spacing w:before="200" w:after="80"/>
+        <w:spacing w:line="360" w:lineRule="auto" w:before="200" w:after="60"/>
+        <w:jc w:val="left"/>
       </w:pPr>
       <w:r>
         <w:rPr>
-          <w:rFonts w:ascii="Arial" w:hAnsi="Arial" w:cs="Arial"/>
+          <w:rFonts w:ascii="Times New Roman" w:hAnsi="Times New Roman" w:cs="Times New Roman" w:eastAsia="Times New Roman"/>
           <w:b/>
           <w:color w:val="000000"/>
-          <w:sz w:val="26"/>
+          <w:sz w:val="24"/>
         </w:rPr>
         <w:t>Важность признаков</w:t>
       </w:r>
     </w:p>
     <w:p>
       <w:pPr>
-        <w:spacing w:after="40"/>
+        <w:spacing w:line="360" w:lineRule="auto" w:before="0" w:after="40"/>
         <w:jc w:val="center"/>
       </w:pPr>
       <w:r>
         <w:drawing>
           <wp:inline xmlns:a="http://schemas.openxmlformats.org/drawingml/2006/main" xmlns:pic="http://schemas.openxmlformats.org/drawingml/2006/picture">
-            <wp:extent cx="5303520" cy="3503683"/>
+            <wp:extent cx="5394960" cy="3356864"/>
             <wp:docPr id="1" name="Picture 1"/>
             <wp:cNvGraphicFramePr>
               <a:graphicFrameLocks noChangeAspect="1"/>
@@ -1720,7 +1818,7 @@
               <a:graphicData uri="http://schemas.openxmlformats.org/drawingml/2006/picture">
                 <pic:pic>
                   <pic:nvPicPr>
-                    <pic:cNvPr id="0" name="feature_importance_catboost.png"/>
+                    <pic:cNvPr id="0" name="feature_importance_black_white.png"/>
                     <pic:cNvPicPr/>
                   </pic:nvPicPr>
                   <pic:blipFill>
@@ -1732,7 +1830,7 @@
                   <pic:spPr>
                     <a:xfrm>
                       <a:off x="0" y="0"/>
-                      <a:ext cx="5303520" cy="3503683"/>
+                      <a:ext cx="5394960" cy="3356864"/>
                     </a:xfrm>
                     <a:prstGeom prst="rect"/>
                   </pic:spPr>
@@ -1745,31 +1843,32 @@
     </w:p>
     <w:p>
       <w:pPr>
-        <w:spacing w:after="100"/>
+        <w:spacing w:line="360" w:lineRule="auto" w:before="0" w:after="100"/>
         <w:jc w:val="center"/>
       </w:pPr>
       <w:r>
         <w:rPr>
-          <w:rFonts w:ascii="Arial" w:hAnsi="Arial" w:cs="Arial"/>
+          <w:rFonts w:ascii="Times New Roman" w:hAnsi="Times New Roman" w:cs="Times New Roman" w:eastAsia="Times New Roman"/>
           <w:b w:val="0"/>
           <w:color w:val="000000"/>
-          <w:sz w:val="19"/>
+          <w:sz w:val="24"/>
         </w:rPr>
-        <w:t>Топ 15 признаков по важности CatBoost</w:t>
+        <w:t>Топ 10 признаков по важности CatBoost</w:t>
       </w:r>
     </w:p>
     <w:p>
       <w:pPr>
-        <w:spacing w:after="120" w:line="264" w:lineRule="auto"/>
+        <w:spacing w:line="360" w:lineRule="auto" w:before="0" w:after="120"/>
+        <w:jc w:val="left"/>
       </w:pPr>
       <w:r>
         <w:rPr>
-          <w:rFonts w:ascii="Arial" w:hAnsi="Arial" w:cs="Arial"/>
+          <w:rFonts w:ascii="Times New Roman" w:hAnsi="Times New Roman" w:cs="Times New Roman" w:eastAsia="Times New Roman"/>
           <w:b w:val="0"/>
           <w:color w:val="000000"/>
-          <w:sz w:val="21"/>
+          <w:sz w:val="24"/>
         </w:rPr>
-        <w:t>Главные признаки: помесячный договор, срок обслуживания и ежемесячная плата. Для удержания клиентов полезен вариант CatBoost со SMOTE, если важнее не пропускать отток.</w:t>
+        <w:t>Главные признаки: помесячный договор, срок обслуживания и ежемесячная плата. Если важнее не пропускать отток, предпочтителен вариант CatBoost со SMOTE.</w:t>
       </w:r>
     </w:p>
     <w:sectPr>
@@ -2145,6 +2244,15 @@
     <w:name w:val="Normal"/>
     <w:qFormat/>
     <w:rsid w:val="00FC693F"/>
+    <w:pPr>
+      <w:spacing w:line="360" w:lineRule="auto" w:before="0" w:after="0"/>
+    </w:pPr>
+    <w:rPr>
+      <w:rFonts w:ascii="Times New Roman" w:hAnsi="Times New Roman"/>
+      <w:b w:val="0"/>
+      <w:color w:val="000000"/>
+      <w:sz w:val="24"/>
+    </w:rPr>
   </w:style>
   <w:style w:type="paragraph" w:styleId="Header">
     <w:name w:val="header"/>
@@ -2201,15 +2309,15 @@
     <w:pPr>
       <w:keepNext/>
       <w:keepLines/>
-      <w:spacing w:before="480" w:after="0"/>
+      <w:spacing w:before="0" w:after="0" w:line="360" w:lineRule="auto"/>
       <w:outlineLvl w:val="0"/>
     </w:pPr>
     <w:rPr>
-      <w:rFonts w:asciiTheme="majorHAnsi" w:eastAsiaTheme="majorEastAsia" w:hAnsiTheme="majorHAnsi" w:cstheme="majorBidi"/>
-      <w:b/>
+      <w:rFonts w:asciiTheme="majorHAnsi" w:eastAsiaTheme="majorEastAsia" w:hAnsiTheme="majorHAnsi" w:cstheme="majorBidi" w:ascii="Times New Roman" w:hAnsi="Times New Roman"/>
+      <w:b w:val="0"/>
       <w:bCs/>
-      <w:color w:val="365F91" w:themeColor="accent1" w:themeShade="BF"/>
-      <w:sz w:val="28"/>
+      <w:color w:val="000000"/>
+      <w:sz w:val="24"/>
       <w:szCs w:val="28"/>
     </w:rPr>
   </w:style>
@@ -2225,15 +2333,15 @@
     <w:pPr>
       <w:keepNext/>
       <w:keepLines/>
-      <w:spacing w:before="200" w:after="0"/>
+      <w:spacing w:before="0" w:after="0" w:line="360" w:lineRule="auto"/>
       <w:outlineLvl w:val="1"/>
     </w:pPr>
     <w:rPr>
-      <w:rFonts w:asciiTheme="majorHAnsi" w:eastAsiaTheme="majorEastAsia" w:hAnsiTheme="majorHAnsi" w:cstheme="majorBidi"/>
-      <w:b/>
+      <w:rFonts w:asciiTheme="majorHAnsi" w:eastAsiaTheme="majorEastAsia" w:hAnsiTheme="majorHAnsi" w:cstheme="majorBidi" w:ascii="Times New Roman" w:hAnsi="Times New Roman"/>
+      <w:b w:val="0"/>
       <w:bCs/>
-      <w:color w:val="4F81BD" w:themeColor="accent1"/>
-      <w:sz w:val="26"/>
+      <w:color w:val="000000"/>
+      <w:sz w:val="24"/>
       <w:szCs w:val="26"/>
     </w:rPr>
   </w:style>
@@ -2490,15 +2598,16 @@
       <w:pBdr>
         <w:bottom w:val="single" w:sz="8" w:space="4" w:color="4F81BD" w:themeColor="accent1"/>
       </w:pBdr>
-      <w:spacing w:after="300" w:line="240" w:lineRule="auto"/>
+      <w:spacing w:after="0" w:line="360" w:lineRule="auto" w:before="0"/>
       <w:contextualSpacing/>
     </w:pPr>
     <w:rPr>
-      <w:rFonts w:asciiTheme="majorHAnsi" w:eastAsiaTheme="majorEastAsia" w:hAnsiTheme="majorHAnsi" w:cstheme="majorBidi"/>
-      <w:color w:val="17365D" w:themeColor="text2" w:themeShade="BF"/>
+      <w:rFonts w:asciiTheme="majorHAnsi" w:eastAsiaTheme="majorEastAsia" w:hAnsiTheme="majorHAnsi" w:cstheme="majorBidi" w:ascii="Times New Roman" w:hAnsi="Times New Roman"/>
+      <w:b w:val="0"/>
+      <w:color w:val="000000"/>
       <w:spacing w:val="5"/>
       <w:kern w:val="28"/>
-      <w:sz w:val="52"/>
+      <w:sz w:val="24"/>
       <w:szCs w:val="52"/>
     </w:rPr>
   </w:style>
